--- a/inbox/Federal_Application_Aware_Networking_Executive_Summary.docx
+++ b/inbox/Federal_Application_Aware_Networking_Executive_Summary.docx
@@ -42,7 +42,7 @@
           <w:sz w:val="24"/>
           <w:szCs w:val="24"/>
         </w:rPr>
-        <w:id w:val="-1470050278"/>
+        <w:id w:val="551899781"/>
         <w:docPartObj>
           <w:docPartGallery w:val="Table of Contents"/>
           <w:docPartUnique/>
@@ -80,7 +80,7 @@
           <w:r>
             <w:fldChar w:fldCharType="separate"/>
           </w:r>
-          <w:hyperlink w:anchor="_Toc233815956" w:history="1">
+          <w:hyperlink w:anchor="_Toc233816393" w:history="1">
             <w:r>
               <w:rPr>
                 <w:rStyle w:val="Hyperlink"/>
@@ -107,7 +107,7 @@
                 <w:noProof/>
                 <w:webHidden/>
               </w:rPr>
-              <w:instrText xml:space="preserve"> PAGEREF _Toc233815956 \h </w:instrText>
+              <w:instrText xml:space="preserve"> PAGEREF _Toc233816393 \h </w:instrText>
             </w:r>
             <w:r>
               <w:rPr>
@@ -151,7 +151,7 @@
               <w14:ligatures w14:val="standardContextual"/>
             </w:rPr>
           </w:pPr>
-          <w:hyperlink w:anchor="_Toc233815957" w:history="1">
+          <w:hyperlink w:anchor="_Toc233816394" w:history="1">
             <w:r>
               <w:rPr>
                 <w:rStyle w:val="Hyperlink"/>
@@ -178,7 +178,7 @@
                 <w:noProof/>
                 <w:webHidden/>
               </w:rPr>
-              <w:instrText xml:space="preserve"> PAGEREF _Toc233815957 \h </w:instrText>
+              <w:instrText xml:space="preserve"> PAGEREF _Toc233816394 \h </w:instrText>
             </w:r>
             <w:r>
               <w:rPr>
@@ -222,7 +222,7 @@
               <w14:ligatures w14:val="standardContextual"/>
             </w:rPr>
           </w:pPr>
-          <w:hyperlink w:anchor="_Toc233815958" w:history="1">
+          <w:hyperlink w:anchor="_Toc233816395" w:history="1">
             <w:r>
               <w:rPr>
                 <w:rStyle w:val="Hyperlink"/>
@@ -249,7 +249,7 @@
                 <w:noProof/>
                 <w:webHidden/>
               </w:rPr>
-              <w:instrText xml:space="preserve"> PAGEREF _Toc233815958 \h </w:instrText>
+              <w:instrText xml:space="preserve"> PAGEREF _Toc233816395 \h </w:instrText>
             </w:r>
             <w:r>
               <w:rPr>
@@ -293,7 +293,7 @@
               <w14:ligatures w14:val="standardContextual"/>
             </w:rPr>
           </w:pPr>
-          <w:hyperlink w:anchor="_Toc233815959" w:history="1">
+          <w:hyperlink w:anchor="_Toc233816396" w:history="1">
             <w:r>
               <w:rPr>
                 <w:rStyle w:val="Hyperlink"/>
@@ -320,7 +320,7 @@
                 <w:noProof/>
                 <w:webHidden/>
               </w:rPr>
-              <w:instrText xml:space="preserve"> PAGEREF _Toc233815959 \h </w:instrText>
+              <w:instrText xml:space="preserve"> PAGEREF _Toc233816396 \h </w:instrText>
             </w:r>
             <w:r>
               <w:rPr>
@@ -364,7 +364,7 @@
               <w14:ligatures w14:val="standardContextual"/>
             </w:rPr>
           </w:pPr>
-          <w:hyperlink w:anchor="_Toc233815960" w:history="1">
+          <w:hyperlink w:anchor="_Toc233816397" w:history="1">
             <w:r>
               <w:rPr>
                 <w:rStyle w:val="Hyperlink"/>
@@ -391,7 +391,7 @@
                 <w:noProof/>
                 <w:webHidden/>
               </w:rPr>
-              <w:instrText xml:space="preserve"> PAGEREF _Toc233815960 \h </w:instrText>
+              <w:instrText xml:space="preserve"> PAGEREF _Toc233816397 \h </w:instrText>
             </w:r>
             <w:r>
               <w:rPr>
@@ -411,7 +411,7 @@
                 <w:noProof/>
                 <w:webHidden/>
               </w:rPr>
-              <w:t>6</w:t>
+              <w:t>7</w:t>
             </w:r>
             <w:r>
               <w:rPr>
@@ -435,7 +435,7 @@
               <w14:ligatures w14:val="standardContextual"/>
             </w:rPr>
           </w:pPr>
-          <w:hyperlink w:anchor="_Toc233815961" w:history="1">
+          <w:hyperlink w:anchor="_Toc233816398" w:history="1">
             <w:r>
               <w:rPr>
                 <w:rStyle w:val="Hyperlink"/>
@@ -462,7 +462,7 @@
                 <w:noProof/>
                 <w:webHidden/>
               </w:rPr>
-              <w:instrText xml:space="preserve"> PAGEREF _Toc233815961 \h </w:instrText>
+              <w:instrText xml:space="preserve"> PAGEREF _Toc233816398 \h </w:instrText>
             </w:r>
             <w:r>
               <w:rPr>
@@ -482,7 +482,7 @@
                 <w:noProof/>
                 <w:webHidden/>
               </w:rPr>
-              <w:t>6</w:t>
+              <w:t>7</w:t>
             </w:r>
             <w:r>
               <w:rPr>
@@ -506,7 +506,7 @@
               <w14:ligatures w14:val="standardContextual"/>
             </w:rPr>
           </w:pPr>
-          <w:hyperlink w:anchor="_Toc233815962" w:history="1">
+          <w:hyperlink w:anchor="_Toc233816399" w:history="1">
             <w:r>
               <w:rPr>
                 <w:rStyle w:val="Hyperlink"/>
@@ -533,7 +533,7 @@
                 <w:noProof/>
                 <w:webHidden/>
               </w:rPr>
-              <w:instrText xml:space="preserve"> PAGEREF _Toc233815962 \h </w:instrText>
+              <w:instrText xml:space="preserve"> PAGEREF _Toc233816399 \h </w:instrText>
             </w:r>
             <w:r>
               <w:rPr>
@@ -553,7 +553,7 @@
                 <w:noProof/>
                 <w:webHidden/>
               </w:rPr>
-              <w:t>7</w:t>
+              <w:t>8</w:t>
             </w:r>
             <w:r>
               <w:rPr>
@@ -577,7 +577,7 @@
               <w14:ligatures w14:val="standardContextual"/>
             </w:rPr>
           </w:pPr>
-          <w:hyperlink w:anchor="_Toc233815963" w:history="1">
+          <w:hyperlink w:anchor="_Toc233816400" w:history="1">
             <w:r>
               <w:rPr>
                 <w:rStyle w:val="Hyperlink"/>
@@ -604,7 +604,7 @@
                 <w:noProof/>
                 <w:webHidden/>
               </w:rPr>
-              <w:instrText xml:space="preserve"> PAGEREF _Toc233815963 \h </w:instrText>
+              <w:instrText xml:space="preserve"> PAGEREF _Toc233816400 \h </w:instrText>
             </w:r>
             <w:r>
               <w:rPr>
@@ -624,7 +624,7 @@
                 <w:noProof/>
                 <w:webHidden/>
               </w:rPr>
-              <w:t>9</w:t>
+              <w:t>10</w:t>
             </w:r>
             <w:r>
               <w:rPr>
@@ -648,7 +648,7 @@
               <w14:ligatures w14:val="standardContextual"/>
             </w:rPr>
           </w:pPr>
-          <w:hyperlink w:anchor="_Toc233815964" w:history="1">
+          <w:hyperlink w:anchor="_Toc233816401" w:history="1">
             <w:r>
               <w:rPr>
                 <w:rStyle w:val="Hyperlink"/>
@@ -675,7 +675,7 @@
                 <w:noProof/>
                 <w:webHidden/>
               </w:rPr>
-              <w:instrText xml:space="preserve"> PAGEREF _Toc233815964 \h </w:instrText>
+              <w:instrText xml:space="preserve"> PAGEREF _Toc233816401 \h </w:instrText>
             </w:r>
             <w:r>
               <w:rPr>
@@ -695,7 +695,7 @@
                 <w:noProof/>
                 <w:webHidden/>
               </w:rPr>
-              <w:t>9</w:t>
+              <w:t>10</w:t>
             </w:r>
             <w:r>
               <w:rPr>
@@ -719,7 +719,7 @@
               <w14:ligatures w14:val="standardContextual"/>
             </w:rPr>
           </w:pPr>
-          <w:hyperlink w:anchor="_Toc233815965" w:history="1">
+          <w:hyperlink w:anchor="_Toc233816402" w:history="1">
             <w:r>
               <w:rPr>
                 <w:rStyle w:val="Hyperlink"/>
@@ -746,7 +746,7 @@
                 <w:noProof/>
                 <w:webHidden/>
               </w:rPr>
-              <w:instrText xml:space="preserve"> PAGEREF _Toc233815965 \h </w:instrText>
+              <w:instrText xml:space="preserve"> PAGEREF _Toc233816402 \h </w:instrText>
             </w:r>
             <w:r>
               <w:rPr>
@@ -766,7 +766,7 @@
                 <w:noProof/>
                 <w:webHidden/>
               </w:rPr>
-              <w:t>9</w:t>
+              <w:t>11</w:t>
             </w:r>
             <w:r>
               <w:rPr>
@@ -790,7 +790,7 @@
               <w14:ligatures w14:val="standardContextual"/>
             </w:rPr>
           </w:pPr>
-          <w:hyperlink w:anchor="_Toc233815966" w:history="1">
+          <w:hyperlink w:anchor="_Toc233816403" w:history="1">
             <w:r>
               <w:rPr>
                 <w:rStyle w:val="Hyperlink"/>
@@ -817,7 +817,7 @@
                 <w:noProof/>
                 <w:webHidden/>
               </w:rPr>
-              <w:instrText xml:space="preserve"> PAGEREF _Toc233815966 \h </w:instrText>
+              <w:instrText xml:space="preserve"> PAGEREF _Toc233816403 \h </w:instrText>
             </w:r>
             <w:r>
               <w:rPr>
@@ -837,7 +837,7 @@
                 <w:noProof/>
                 <w:webHidden/>
               </w:rPr>
-              <w:t>13</w:t>
+              <w:t>15</w:t>
             </w:r>
             <w:r>
               <w:rPr>
@@ -861,13 +861,13 @@
               <w14:ligatures w14:val="standardContextual"/>
             </w:rPr>
           </w:pPr>
-          <w:hyperlink w:anchor="_Toc233815967" w:history="1">
+          <w:hyperlink w:anchor="_Toc233816404" w:history="1">
             <w:r>
               <w:rPr>
                 <w:rStyle w:val="Hyperlink"/>
                 <w:noProof/>
               </w:rPr>
-              <w:t>4.1 Total Controls Closed Across All Three Implementations</w:t>
+              <w:t>4.1 Technology to Control Mapping</w:t>
             </w:r>
             <w:r>
               <w:rPr>
@@ -888,7 +888,7 @@
                 <w:noProof/>
                 <w:webHidden/>
               </w:rPr>
-              <w:instrText xml:space="preserve"> PAGEREF _Toc233815967 \h </w:instrText>
+              <w:instrText xml:space="preserve"> PAGEREF _Toc233816404 \h </w:instrText>
             </w:r>
             <w:r>
               <w:rPr>
@@ -908,7 +908,7 @@
                 <w:noProof/>
                 <w:webHidden/>
               </w:rPr>
-              <w:t>13</w:t>
+              <w:t>15</w:t>
             </w:r>
             <w:r>
               <w:rPr>
@@ -932,13 +932,13 @@
               <w14:ligatures w14:val="standardContextual"/>
             </w:rPr>
           </w:pPr>
-          <w:hyperlink w:anchor="_Toc233815968" w:history="1">
+          <w:hyperlink w:anchor="_Toc233816405" w:history="1">
             <w:r>
               <w:rPr>
                 <w:rStyle w:val="Hyperlink"/>
                 <w:noProof/>
               </w:rPr>
-              <w:t>4.2 Control Count Comparison</w:t>
+              <w:t>4.2 Total Controls Closed Across All Three Implementations</w:t>
             </w:r>
             <w:r>
               <w:rPr>
@@ -959,7 +959,7 @@
                 <w:noProof/>
                 <w:webHidden/>
               </w:rPr>
-              <w:instrText xml:space="preserve"> PAGEREF _Toc233815968 \h </w:instrText>
+              <w:instrText xml:space="preserve"> PAGEREF _Toc233816405 \h </w:instrText>
             </w:r>
             <w:r>
               <w:rPr>
@@ -979,7 +979,7 @@
                 <w:noProof/>
                 <w:webHidden/>
               </w:rPr>
-              <w:t>13</w:t>
+              <w:t>16</w:t>
             </w:r>
             <w:r>
               <w:rPr>
@@ -1003,13 +1003,13 @@
               <w14:ligatures w14:val="standardContextual"/>
             </w:rPr>
           </w:pPr>
-          <w:hyperlink w:anchor="_Toc233815969" w:history="1">
+          <w:hyperlink w:anchor="_Toc233816406" w:history="1">
             <w:r>
               <w:rPr>
                 <w:rStyle w:val="Hyperlink"/>
                 <w:noProof/>
               </w:rPr>
-              <w:t>4.3 What “Closed” Means Under FedRAMP 20x</w:t>
+              <w:t>4.3 Control Count Comparison</w:t>
             </w:r>
             <w:r>
               <w:rPr>
@@ -1030,7 +1030,7 @@
                 <w:noProof/>
                 <w:webHidden/>
               </w:rPr>
-              <w:instrText xml:space="preserve"> PAGEREF _Toc233815969 \h </w:instrText>
+              <w:instrText xml:space="preserve"> PAGEREF _Toc233816406 \h </w:instrText>
             </w:r>
             <w:r>
               <w:rPr>
@@ -1050,7 +1050,78 @@
                 <w:noProof/>
                 <w:webHidden/>
               </w:rPr>
-              <w:t>14</w:t>
+              <w:t>16</w:t>
+            </w:r>
+            <w:r>
+              <w:rPr>
+                <w:noProof/>
+                <w:webHidden/>
+              </w:rPr>
+              <w:fldChar w:fldCharType="end"/>
+            </w:r>
+          </w:hyperlink>
+        </w:p>
+        <w:p>
+          <w:pPr>
+            <w:pStyle w:val="TOC2"/>
+            <w:tabs>
+              <w:tab w:val="right" w:leader="dot" w:pos="9350"/>
+            </w:tabs>
+            <w:rPr>
+              <w:noProof/>
+              <w:kern w:val="2"/>
+              <w:lang w:eastAsia="en-US"/>
+              <w14:ligatures w14:val="standardContextual"/>
+            </w:rPr>
+          </w:pPr>
+          <w:hyperlink w:anchor="_Toc233816407" w:history="1">
+            <w:r>
+              <w:rPr>
+                <w:rStyle w:val="Hyperlink"/>
+                <w:noProof/>
+              </w:rPr>
+              <w:t>4.4 What “Closed” Means Under FedRAMP 20x</w:t>
+            </w:r>
+            <w:r>
+              <w:rPr>
+                <w:noProof/>
+                <w:webHidden/>
+              </w:rPr>
+              <w:tab/>
+            </w:r>
+            <w:r>
+              <w:rPr>
+                <w:noProof/>
+                <w:webHidden/>
+              </w:rPr>
+              <w:fldChar w:fldCharType="begin"/>
+            </w:r>
+            <w:r>
+              <w:rPr>
+                <w:noProof/>
+                <w:webHidden/>
+              </w:rPr>
+              <w:instrText xml:space="preserve"> PAGEREF _Toc233816407 \h </w:instrText>
+            </w:r>
+            <w:r>
+              <w:rPr>
+                <w:noProof/>
+                <w:webHidden/>
+              </w:rPr>
+            </w:r>
+            <w:r>
+              <w:rPr>
+                <w:noProof/>
+                <w:webHidden/>
+              </w:rPr>
+              <w:fldChar w:fldCharType="separate"/>
+            </w:r>
+            <w:r>
+              <w:rPr>
+                <w:noProof/>
+                <w:webHidden/>
+              </w:rPr>
+              <w:t>17</w:t>
             </w:r>
             <w:r>
               <w:rPr>
@@ -1074,7 +1145,7 @@
               <w14:ligatures w14:val="standardContextual"/>
             </w:rPr>
           </w:pPr>
-          <w:hyperlink w:anchor="_Toc233815970" w:history="1">
+          <w:hyperlink w:anchor="_Toc233816408" w:history="1">
             <w:r>
               <w:rPr>
                 <w:rStyle w:val="Hyperlink"/>
@@ -1101,7 +1172,7 @@
                 <w:noProof/>
                 <w:webHidden/>
               </w:rPr>
-              <w:instrText xml:space="preserve"> PAGEREF _Toc233815970 \h </w:instrText>
+              <w:instrText xml:space="preserve"> PAGEREF _Toc233816408 \h </w:instrText>
             </w:r>
             <w:r>
               <w:rPr>
@@ -1121,7 +1192,7 @@
                 <w:noProof/>
                 <w:webHidden/>
               </w:rPr>
-              <w:t>14</w:t>
+              <w:t>18</w:t>
             </w:r>
             <w:r>
               <w:rPr>
@@ -1145,7 +1216,7 @@
               <w14:ligatures w14:val="standardContextual"/>
             </w:rPr>
           </w:pPr>
-          <w:hyperlink w:anchor="_Toc233815971" w:history="1">
+          <w:hyperlink w:anchor="_Toc233816409" w:history="1">
             <w:r>
               <w:rPr>
                 <w:rStyle w:val="Hyperlink"/>
@@ -1172,7 +1243,7 @@
                 <w:noProof/>
                 <w:webHidden/>
               </w:rPr>
-              <w:instrText xml:space="preserve"> PAGEREF _Toc233815971 \h </w:instrText>
+              <w:instrText xml:space="preserve"> PAGEREF _Toc233816409 \h </w:instrText>
             </w:r>
             <w:r>
               <w:rPr>
@@ -1192,7 +1263,7 @@
                 <w:noProof/>
                 <w:webHidden/>
               </w:rPr>
-              <w:t>15</w:t>
+              <w:t>19</w:t>
             </w:r>
             <w:r>
               <w:rPr>
@@ -1286,7 +1357,7 @@
     </w:p>
     <w:p>
       <w:r>
-        <w:pict w14:anchorId="023171F1">
+        <w:pict w14:anchorId="37181398">
           <v:rect id="_x0000_i1025" style="width:0;height:1.5pt" o:hralign="center" o:hrstd="t" o:hr="t"/>
         </w:pict>
       </w:r>
@@ -1296,7 +1367,7 @@
         <w:pStyle w:val="Heading2"/>
       </w:pPr>
       <w:bookmarkStart w:id="0" w:name="series-overview"/>
-      <w:bookmarkStart w:id="1" w:name="_Toc233815956"/>
+      <w:bookmarkStart w:id="1" w:name="_Toc233816393"/>
       <w:r>
         <w:t>Series Overview</w:t>
       </w:r>
@@ -1304,7 +1375,66 @@
     </w:p>
     <w:p>
       <w:pPr>
-        <w:pStyle w:val="FirstParagraph"/>
+        <w:pStyle w:val="CaptionedFigure"/>
+      </w:pPr>
+      <w:r>
+        <w:rPr>
+          <w:noProof/>
+        </w:rPr>
+        <w:drawing>
+          <wp:inline distT="0" distB="0" distL="0" distR="0" wp14:anchorId="31B48FA0" wp14:editId="76F6CC0E">
+            <wp:extent cx="5334000" cy="1950861"/>
+            <wp:effectExtent l="0" t="0" r="0" b="0"/>
+            <wp:docPr id="10" name="Picture" descr="Federal Application-Aware Networking Series — Three Tracks, One Compliance Architecture"/>
+            <wp:cNvGraphicFramePr/>
+            <a:graphic xmlns:a="http://schemas.openxmlformats.org/drawingml/2006/main">
+              <a:graphicData uri="http://schemas.openxmlformats.org/drawingml/2006/picture">
+                <pic:pic xmlns:pic="http://schemas.openxmlformats.org/drawingml/2006/picture">
+                  <pic:nvPicPr>
+                    <pic:cNvPr id="11" name="Picture" descr="figs/es-fig-01-series-overview.png"/>
+                    <pic:cNvPicPr>
+                      <a:picLocks noChangeAspect="1" noChangeArrowheads="1"/>
+                    </pic:cNvPicPr>
+                  </pic:nvPicPr>
+                  <pic:blipFill>
+                    <a:blip r:embed="rId5"/>
+                    <a:stretch>
+                      <a:fillRect/>
+                    </a:stretch>
+                  </pic:blipFill>
+                  <pic:spPr bwMode="auto">
+                    <a:xfrm>
+                      <a:off x="0" y="0"/>
+                      <a:ext cx="5334000" cy="1950861"/>
+                    </a:xfrm>
+                    <a:prstGeom prst="rect">
+                      <a:avLst/>
+                    </a:prstGeom>
+                    <a:noFill/>
+                    <a:ln w="9525">
+                      <a:noFill/>
+                      <a:headEnd/>
+                      <a:tailEnd/>
+                    </a:ln>
+                  </pic:spPr>
+                </pic:pic>
+              </a:graphicData>
+            </a:graphic>
+          </wp:inline>
+        </w:drawing>
+      </w:r>
+    </w:p>
+    <w:p>
+      <w:pPr>
+        <w:pStyle w:val="ImageCaption"/>
+      </w:pPr>
+      <w:r>
+        <w:t>Federal Application-Aware Networking Series — Three Tracks, One Compliance Architecture</w:t>
+      </w:r>
+    </w:p>
+    <w:p>
+      <w:pPr>
+        <w:pStyle w:val="BodyText"/>
       </w:pPr>
       <w:r>
         <w:t>This executive summary covers three documents in the Federal Application-Aware Networking series:</w:t>
@@ -1731,7 +1861,7 @@
     </w:p>
     <w:p>
       <w:r>
-        <w:pict w14:anchorId="3DECD15D">
+        <w:pict w14:anchorId="74FF3A9B">
           <v:rect id="_x0000_i1026" style="width:0;height:1.5pt" o:hralign="center" o:hrstd="t" o:hr="t"/>
         </w:pict>
       </w:r>
@@ -1741,7 +1871,7 @@
         <w:pStyle w:val="Heading1"/>
       </w:pPr>
       <w:bookmarkStart w:id="2" w:name="X6f9a64b586cbcc7969c4f245976846e0504a959"/>
-      <w:bookmarkStart w:id="3" w:name="_Toc233815957"/>
+      <w:bookmarkStart w:id="3" w:name="_Toc233816394"/>
       <w:bookmarkEnd w:id="0"/>
       <w:r>
         <w:t>1. Part 1 — Landing Zone DDI: InfoBlox DDI Closes 16 NIST Controls</w:t>
@@ -1753,7 +1883,7 @@
         <w:pStyle w:val="Heading2"/>
       </w:pPr>
       <w:bookmarkStart w:id="4" w:name="what-this-document-addresses"/>
-      <w:bookmarkStart w:id="5" w:name="_Toc233815958"/>
+      <w:bookmarkStart w:id="5" w:name="_Toc233816395"/>
       <w:r>
         <w:t>1.1 What This Document Addresses</w:t>
       </w:r>
@@ -1800,23 +1930,12 @@
         <w:pStyle w:val="Heading2"/>
       </w:pPr>
       <w:bookmarkStart w:id="6" w:name="nist-control-closure-part-1"/>
-      <w:bookmarkStart w:id="7" w:name="_Toc233815959"/>
+      <w:bookmarkStart w:id="7" w:name="_Toc233816396"/>
       <w:bookmarkEnd w:id="4"/>
       <w:r>
         <w:t>1.2 NIST Control Closure — Part 1</w:t>
       </w:r>
       <w:bookmarkEnd w:id="7"/>
-    </w:p>
-    <w:p>
-      <w:pPr>
-        <w:pStyle w:val="FirstParagraph"/>
-      </w:pPr>
-      <w:r>
-        <w:t xml:space="preserve">The table below shows each control, the gap that exists without InfoBlox, and what InfoBlox provides. The “Without” </w:t>
-      </w:r>
-      <w:r>
-        <w:t>column reflects the current state for any agency relying on cloud-native DNS and DHCP tools without a unified DDI layer.</w:t>
-      </w:r>
     </w:p>
     <w:p>
       <w:pPr>
@@ -1835,11 +1954,12 @@
         <w:tblCaption w:val="Part 1 — NIST SP 800-53 Rev 5 Control Closure: InfoBlox DDI Landing Zone"/>
       </w:tblPr>
       <w:tblGrid>
-        <w:gridCol w:w="1916"/>
-        <w:gridCol w:w="1915"/>
-        <w:gridCol w:w="1915"/>
-        <w:gridCol w:w="1915"/>
-        <w:gridCol w:w="1915"/>
+        <w:gridCol w:w="1596"/>
+        <w:gridCol w:w="1596"/>
+        <w:gridCol w:w="1596"/>
+        <w:gridCol w:w="1596"/>
+        <w:gridCol w:w="1596"/>
+        <w:gridCol w:w="1596"/>
       </w:tblGrid>
       <w:tr>
         <w:trPr>
@@ -1848,7 +1968,7 @@
         </w:trPr>
         <w:tc>
           <w:tcPr>
-            <w:tcW w:w="1584" w:type="dxa"/>
+            <w:tcW w:w="1320" w:type="dxa"/>
             <w:tcBorders>
               <w:top w:val="single" w:sz="4" w:space="0" w:color="C8D0DC"/>
               <w:left w:val="single" w:sz="4" w:space="0" w:color="C8D0DC"/>
@@ -1873,7 +1993,7 @@
         </w:tc>
         <w:tc>
           <w:tcPr>
-            <w:tcW w:w="1584" w:type="dxa"/>
+            <w:tcW w:w="1320" w:type="dxa"/>
             <w:tcBorders>
               <w:top w:val="single" w:sz="4" w:space="0" w:color="C8D0DC"/>
               <w:left w:val="single" w:sz="4" w:space="0" w:color="C8D0DC"/>
@@ -1898,7 +2018,7 @@
         </w:tc>
         <w:tc>
           <w:tcPr>
-            <w:tcW w:w="1584" w:type="dxa"/>
+            <w:tcW w:w="1320" w:type="dxa"/>
             <w:tcBorders>
               <w:top w:val="single" w:sz="4" w:space="0" w:color="C8D0DC"/>
               <w:left w:val="single" w:sz="4" w:space="0" w:color="C8D0DC"/>
@@ -1917,13 +2037,13 @@
                 <w:color w:val="FFFFFF"/>
                 <w:sz w:val="20"/>
               </w:rPr>
-              <w:t>Without InfoBlox DDI</w:t>
-            </w:r>
-          </w:p>
-        </w:tc>
-        <w:tc>
-          <w:tcPr>
-            <w:tcW w:w="1584" w:type="dxa"/>
+              <w:t>Technology</w:t>
+            </w:r>
+          </w:p>
+        </w:tc>
+        <w:tc>
+          <w:tcPr>
+            <w:tcW w:w="1320" w:type="dxa"/>
             <w:tcBorders>
               <w:top w:val="single" w:sz="4" w:space="0" w:color="C8D0DC"/>
               <w:left w:val="single" w:sz="4" w:space="0" w:color="C8D0DC"/>
@@ -1942,13 +2062,13 @@
                 <w:color w:val="FFFFFF"/>
                 <w:sz w:val="20"/>
               </w:rPr>
-              <w:t>With InfoBlox DDI</w:t>
-            </w:r>
-          </w:p>
-        </w:tc>
-        <w:tc>
-          <w:tcPr>
-            <w:tcW w:w="1584" w:type="dxa"/>
+              <w:t>Without InfoBlox DDI</w:t>
+            </w:r>
+          </w:p>
+        </w:tc>
+        <w:tc>
+          <w:tcPr>
+            <w:tcW w:w="1320" w:type="dxa"/>
             <w:tcBorders>
               <w:top w:val="single" w:sz="4" w:space="0" w:color="C8D0DC"/>
               <w:left w:val="single" w:sz="4" w:space="0" w:color="C8D0DC"/>
@@ -1967,6 +2087,31 @@
                 <w:color w:val="FFFFFF"/>
                 <w:sz w:val="20"/>
               </w:rPr>
+              <w:t>With InfoBlox DDI</w:t>
+            </w:r>
+          </w:p>
+        </w:tc>
+        <w:tc>
+          <w:tcPr>
+            <w:tcW w:w="1320" w:type="dxa"/>
+            <w:tcBorders>
+              <w:top w:val="single" w:sz="4" w:space="0" w:color="C8D0DC"/>
+              <w:left w:val="single" w:sz="4" w:space="0" w:color="C8D0DC"/>
+              <w:bottom w:val="single" w:sz="4" w:space="0" w:color="C8D0DC"/>
+              <w:right w:val="single" w:sz="4" w:space="0" w:color="C8D0DC"/>
+            </w:tcBorders>
+            <w:shd w:val="clear" w:color="auto" w:fill="1F3864"/>
+          </w:tcPr>
+          <w:p>
+            <w:pPr>
+              <w:pStyle w:val="Compact"/>
+            </w:pPr>
+            <w:r>
+              <w:rPr>
+                <w:b/>
+                <w:color w:val="FFFFFF"/>
+                <w:sz w:val="20"/>
+              </w:rPr>
               <w:t>Evidence Generated</w:t>
             </w:r>
           </w:p>
@@ -1975,7 +2120,7 @@
       <w:tr>
         <w:tc>
           <w:tcPr>
-            <w:tcW w:w="1584" w:type="dxa"/>
+            <w:tcW w:w="1320" w:type="dxa"/>
             <w:tcBorders>
               <w:top w:val="single" w:sz="4" w:space="0" w:color="C8D0DC"/>
               <w:left w:val="single" w:sz="4" w:space="0" w:color="C8D0DC"/>
@@ -2000,7 +2145,7 @@
         </w:tc>
         <w:tc>
           <w:tcPr>
-            <w:tcW w:w="1584" w:type="dxa"/>
+            <w:tcW w:w="1320" w:type="dxa"/>
             <w:tcBorders>
               <w:top w:val="single" w:sz="4" w:space="0" w:color="C8D0DC"/>
               <w:left w:val="single" w:sz="4" w:space="0" w:color="C8D0DC"/>
@@ -2023,7 +2168,30 @@
         </w:tc>
         <w:tc>
           <w:tcPr>
-            <w:tcW w:w="1584" w:type="dxa"/>
+            <w:tcW w:w="1320" w:type="dxa"/>
+            <w:tcBorders>
+              <w:top w:val="single" w:sz="4" w:space="0" w:color="C8D0DC"/>
+              <w:left w:val="single" w:sz="4" w:space="0" w:color="C8D0DC"/>
+              <w:bottom w:val="single" w:sz="4" w:space="0" w:color="C8D0DC"/>
+              <w:right w:val="single" w:sz="4" w:space="0" w:color="C8D0DC"/>
+            </w:tcBorders>
+            <w:shd w:val="clear" w:color="auto" w:fill="FFFFFF"/>
+          </w:tcPr>
+          <w:p>
+            <w:pPr>
+              <w:pStyle w:val="Compact"/>
+            </w:pPr>
+            <w:r>
+              <w:rPr>
+                <w:sz w:val="20"/>
+              </w:rPr>
+              <w:t>InfoBlox DNSSEC</w:t>
+            </w:r>
+          </w:p>
+        </w:tc>
+        <w:tc>
+          <w:tcPr>
+            <w:tcW w:w="1320" w:type="dxa"/>
             <w:tcBorders>
               <w:top w:val="single" w:sz="4" w:space="0" w:color="C8D0DC"/>
               <w:left w:val="single" w:sz="4" w:space="0" w:color="C8D0DC"/>
@@ -2046,7 +2214,7 @@
         </w:tc>
         <w:tc>
           <w:tcPr>
-            <w:tcW w:w="1584" w:type="dxa"/>
+            <w:tcW w:w="1320" w:type="dxa"/>
             <w:tcBorders>
               <w:top w:val="single" w:sz="4" w:space="0" w:color="C8D0DC"/>
               <w:left w:val="single" w:sz="4" w:space="0" w:color="C8D0DC"/>
@@ -2069,7 +2237,7 @@
         </w:tc>
         <w:tc>
           <w:tcPr>
-            <w:tcW w:w="1584" w:type="dxa"/>
+            <w:tcW w:w="1320" w:type="dxa"/>
             <w:tcBorders>
               <w:top w:val="single" w:sz="4" w:space="0" w:color="C8D0DC"/>
               <w:left w:val="single" w:sz="4" w:space="0" w:color="C8D0DC"/>
@@ -2094,7 +2262,7 @@
       <w:tr>
         <w:tc>
           <w:tcPr>
-            <w:tcW w:w="1584" w:type="dxa"/>
+            <w:tcW w:w="1320" w:type="dxa"/>
             <w:tcBorders>
               <w:top w:val="single" w:sz="4" w:space="0" w:color="C8D0DC"/>
               <w:left w:val="single" w:sz="4" w:space="0" w:color="C8D0DC"/>
@@ -2119,7 +2287,7 @@
         </w:tc>
         <w:tc>
           <w:tcPr>
-            <w:tcW w:w="1584" w:type="dxa"/>
+            <w:tcW w:w="1320" w:type="dxa"/>
             <w:tcBorders>
               <w:top w:val="single" w:sz="4" w:space="0" w:color="C8D0DC"/>
               <w:left w:val="single" w:sz="4" w:space="0" w:color="C8D0DC"/>
@@ -2142,7 +2310,30 @@
         </w:tc>
         <w:tc>
           <w:tcPr>
-            <w:tcW w:w="1584" w:type="dxa"/>
+            <w:tcW w:w="1320" w:type="dxa"/>
+            <w:tcBorders>
+              <w:top w:val="single" w:sz="4" w:space="0" w:color="C8D0DC"/>
+              <w:left w:val="single" w:sz="4" w:space="0" w:color="C8D0DC"/>
+              <w:bottom w:val="single" w:sz="4" w:space="0" w:color="C8D0DC"/>
+              <w:right w:val="single" w:sz="4" w:space="0" w:color="C8D0DC"/>
+            </w:tcBorders>
+            <w:shd w:val="clear" w:color="auto" w:fill="F2F2F2"/>
+          </w:tcPr>
+          <w:p>
+            <w:pPr>
+              <w:pStyle w:val="Compact"/>
+            </w:pPr>
+            <w:r>
+              <w:rPr>
+                <w:sz w:val="20"/>
+              </w:rPr>
+              <w:t>InfoBlox DNSSEC</w:t>
+            </w:r>
+          </w:p>
+        </w:tc>
+        <w:tc>
+          <w:tcPr>
+            <w:tcW w:w="1320" w:type="dxa"/>
             <w:tcBorders>
               <w:top w:val="single" w:sz="4" w:space="0" w:color="C8D0DC"/>
               <w:left w:val="single" w:sz="4" w:space="0" w:color="C8D0DC"/>
@@ -2165,7 +2356,7 @@
         </w:tc>
         <w:tc>
           <w:tcPr>
-            <w:tcW w:w="1584" w:type="dxa"/>
+            <w:tcW w:w="1320" w:type="dxa"/>
             <w:tcBorders>
               <w:top w:val="single" w:sz="4" w:space="0" w:color="C8D0DC"/>
               <w:left w:val="single" w:sz="4" w:space="0" w:color="C8D0DC"/>
@@ -2188,7 +2379,7 @@
         </w:tc>
         <w:tc>
           <w:tcPr>
-            <w:tcW w:w="1584" w:type="dxa"/>
+            <w:tcW w:w="1320" w:type="dxa"/>
             <w:tcBorders>
               <w:top w:val="single" w:sz="4" w:space="0" w:color="C8D0DC"/>
               <w:left w:val="single" w:sz="4" w:space="0" w:color="C8D0DC"/>
@@ -2213,7 +2404,7 @@
       <w:tr>
         <w:tc>
           <w:tcPr>
-            <w:tcW w:w="1584" w:type="dxa"/>
+            <w:tcW w:w="1320" w:type="dxa"/>
             <w:tcBorders>
               <w:top w:val="single" w:sz="4" w:space="0" w:color="C8D0DC"/>
               <w:left w:val="single" w:sz="4" w:space="0" w:color="C8D0DC"/>
@@ -2238,7 +2429,7 @@
         </w:tc>
         <w:tc>
           <w:tcPr>
-            <w:tcW w:w="1584" w:type="dxa"/>
+            <w:tcW w:w="1320" w:type="dxa"/>
             <w:tcBorders>
               <w:top w:val="single" w:sz="4" w:space="0" w:color="C8D0DC"/>
               <w:left w:val="single" w:sz="4" w:space="0" w:color="C8D0DC"/>
@@ -2261,7 +2452,30 @@
         </w:tc>
         <w:tc>
           <w:tcPr>
-            <w:tcW w:w="1584" w:type="dxa"/>
+            <w:tcW w:w="1320" w:type="dxa"/>
+            <w:tcBorders>
+              <w:top w:val="single" w:sz="4" w:space="0" w:color="C8D0DC"/>
+              <w:left w:val="single" w:sz="4" w:space="0" w:color="C8D0DC"/>
+              <w:bottom w:val="single" w:sz="4" w:space="0" w:color="C8D0DC"/>
+              <w:right w:val="single" w:sz="4" w:space="0" w:color="C8D0DC"/>
+            </w:tcBorders>
+            <w:shd w:val="clear" w:color="auto" w:fill="FFFFFF"/>
+          </w:tcPr>
+          <w:p>
+            <w:pPr>
+              <w:pStyle w:val="Compact"/>
+            </w:pPr>
+            <w:r>
+              <w:rPr>
+                <w:sz w:val="20"/>
+              </w:rPr>
+              <w:t>InfoBlox RPZ + PDNS</w:t>
+            </w:r>
+          </w:p>
+        </w:tc>
+        <w:tc>
+          <w:tcPr>
+            <w:tcW w:w="1320" w:type="dxa"/>
             <w:tcBorders>
               <w:top w:val="single" w:sz="4" w:space="0" w:color="C8D0DC"/>
               <w:left w:val="single" w:sz="4" w:space="0" w:color="C8D0DC"/>
@@ -2284,7 +2498,7 @@
         </w:tc>
         <w:tc>
           <w:tcPr>
-            <w:tcW w:w="1584" w:type="dxa"/>
+            <w:tcW w:w="1320" w:type="dxa"/>
             <w:tcBorders>
               <w:top w:val="single" w:sz="4" w:space="0" w:color="C8D0DC"/>
               <w:left w:val="single" w:sz="4" w:space="0" w:color="C8D0DC"/>
@@ -2307,7 +2521,7 @@
         </w:tc>
         <w:tc>
           <w:tcPr>
-            <w:tcW w:w="1584" w:type="dxa"/>
+            <w:tcW w:w="1320" w:type="dxa"/>
             <w:tcBorders>
               <w:top w:val="single" w:sz="4" w:space="0" w:color="C8D0DC"/>
               <w:left w:val="single" w:sz="4" w:space="0" w:color="C8D0DC"/>
@@ -2332,7 +2546,7 @@
       <w:tr>
         <w:tc>
           <w:tcPr>
-            <w:tcW w:w="1584" w:type="dxa"/>
+            <w:tcW w:w="1320" w:type="dxa"/>
             <w:tcBorders>
               <w:top w:val="single" w:sz="4" w:space="0" w:color="C8D0DC"/>
               <w:left w:val="single" w:sz="4" w:space="0" w:color="C8D0DC"/>
@@ -2357,7 +2571,7 @@
         </w:tc>
         <w:tc>
           <w:tcPr>
-            <w:tcW w:w="1584" w:type="dxa"/>
+            <w:tcW w:w="1320" w:type="dxa"/>
             <w:tcBorders>
               <w:top w:val="single" w:sz="4" w:space="0" w:color="C8D0DC"/>
               <w:left w:val="single" w:sz="4" w:space="0" w:color="C8D0DC"/>
@@ -2380,7 +2594,30 @@
         </w:tc>
         <w:tc>
           <w:tcPr>
-            <w:tcW w:w="1584" w:type="dxa"/>
+            <w:tcW w:w="1320" w:type="dxa"/>
+            <w:tcBorders>
+              <w:top w:val="single" w:sz="4" w:space="0" w:color="C8D0DC"/>
+              <w:left w:val="single" w:sz="4" w:space="0" w:color="C8D0DC"/>
+              <w:bottom w:val="single" w:sz="4" w:space="0" w:color="C8D0DC"/>
+              <w:right w:val="single" w:sz="4" w:space="0" w:color="C8D0DC"/>
+            </w:tcBorders>
+            <w:shd w:val="clear" w:color="auto" w:fill="F2F2F2"/>
+          </w:tcPr>
+          <w:p>
+            <w:pPr>
+              <w:pStyle w:val="Compact"/>
+            </w:pPr>
+            <w:r>
+              <w:rPr>
+                <w:sz w:val="20"/>
+              </w:rPr>
+              <w:t>InfoBlox Network Insight</w:t>
+            </w:r>
+          </w:p>
+        </w:tc>
+        <w:tc>
+          <w:tcPr>
+            <w:tcW w:w="1320" w:type="dxa"/>
             <w:tcBorders>
               <w:top w:val="single" w:sz="4" w:space="0" w:color="C8D0DC"/>
               <w:left w:val="single" w:sz="4" w:space="0" w:color="C8D0DC"/>
@@ -2403,7 +2640,7 @@
         </w:tc>
         <w:tc>
           <w:tcPr>
-            <w:tcW w:w="1584" w:type="dxa"/>
+            <w:tcW w:w="1320" w:type="dxa"/>
             <w:tcBorders>
               <w:top w:val="single" w:sz="4" w:space="0" w:color="C8D0DC"/>
               <w:left w:val="single" w:sz="4" w:space="0" w:color="C8D0DC"/>
@@ -2426,7 +2663,7 @@
         </w:tc>
         <w:tc>
           <w:tcPr>
-            <w:tcW w:w="1584" w:type="dxa"/>
+            <w:tcW w:w="1320" w:type="dxa"/>
             <w:tcBorders>
               <w:top w:val="single" w:sz="4" w:space="0" w:color="C8D0DC"/>
               <w:left w:val="single" w:sz="4" w:space="0" w:color="C8D0DC"/>
@@ -2451,7 +2688,7 @@
       <w:tr>
         <w:tc>
           <w:tcPr>
-            <w:tcW w:w="1584" w:type="dxa"/>
+            <w:tcW w:w="1320" w:type="dxa"/>
             <w:tcBorders>
               <w:top w:val="single" w:sz="4" w:space="0" w:color="C8D0DC"/>
               <w:left w:val="single" w:sz="4" w:space="0" w:color="C8D0DC"/>
@@ -2476,7 +2713,7 @@
         </w:tc>
         <w:tc>
           <w:tcPr>
-            <w:tcW w:w="1584" w:type="dxa"/>
+            <w:tcW w:w="1320" w:type="dxa"/>
             <w:tcBorders>
               <w:top w:val="single" w:sz="4" w:space="0" w:color="C8D0DC"/>
               <w:left w:val="single" w:sz="4" w:space="0" w:color="C8D0DC"/>
@@ -2499,7 +2736,30 @@
         </w:tc>
         <w:tc>
           <w:tcPr>
-            <w:tcW w:w="1584" w:type="dxa"/>
+            <w:tcW w:w="1320" w:type="dxa"/>
+            <w:tcBorders>
+              <w:top w:val="single" w:sz="4" w:space="0" w:color="C8D0DC"/>
+              <w:left w:val="single" w:sz="4" w:space="0" w:color="C8D0DC"/>
+              <w:bottom w:val="single" w:sz="4" w:space="0" w:color="C8D0DC"/>
+              <w:right w:val="single" w:sz="4" w:space="0" w:color="C8D0DC"/>
+            </w:tcBorders>
+            <w:shd w:val="clear" w:color="auto" w:fill="FFFFFF"/>
+          </w:tcPr>
+          <w:p>
+            <w:pPr>
+              <w:pStyle w:val="Compact"/>
+            </w:pPr>
+            <w:r>
+              <w:rPr>
+                <w:sz w:val="20"/>
+              </w:rPr>
+              <w:t>InfoBlox RPZ</w:t>
+            </w:r>
+          </w:p>
+        </w:tc>
+        <w:tc>
+          <w:tcPr>
+            <w:tcW w:w="1320" w:type="dxa"/>
             <w:tcBorders>
               <w:top w:val="single" w:sz="4" w:space="0" w:color="C8D0DC"/>
               <w:left w:val="single" w:sz="4" w:space="0" w:color="C8D0DC"/>
@@ -2522,7 +2782,7 @@
         </w:tc>
         <w:tc>
           <w:tcPr>
-            <w:tcW w:w="1584" w:type="dxa"/>
+            <w:tcW w:w="1320" w:type="dxa"/>
             <w:tcBorders>
               <w:top w:val="single" w:sz="4" w:space="0" w:color="C8D0DC"/>
               <w:left w:val="single" w:sz="4" w:space="0" w:color="C8D0DC"/>
@@ -2545,7 +2805,7 @@
         </w:tc>
         <w:tc>
           <w:tcPr>
-            <w:tcW w:w="1584" w:type="dxa"/>
+            <w:tcW w:w="1320" w:type="dxa"/>
             <w:tcBorders>
               <w:top w:val="single" w:sz="4" w:space="0" w:color="C8D0DC"/>
               <w:left w:val="single" w:sz="4" w:space="0" w:color="C8D0DC"/>
@@ -2570,7 +2830,7 @@
       <w:tr>
         <w:tc>
           <w:tcPr>
-            <w:tcW w:w="1584" w:type="dxa"/>
+            <w:tcW w:w="1320" w:type="dxa"/>
             <w:tcBorders>
               <w:top w:val="single" w:sz="4" w:space="0" w:color="C8D0DC"/>
               <w:left w:val="single" w:sz="4" w:space="0" w:color="C8D0DC"/>
@@ -2595,7 +2855,7 @@
         </w:tc>
         <w:tc>
           <w:tcPr>
-            <w:tcW w:w="1584" w:type="dxa"/>
+            <w:tcW w:w="1320" w:type="dxa"/>
             <w:tcBorders>
               <w:top w:val="single" w:sz="4" w:space="0" w:color="C8D0DC"/>
               <w:left w:val="single" w:sz="4" w:space="0" w:color="C8D0DC"/>
@@ -2618,7 +2878,30 @@
         </w:tc>
         <w:tc>
           <w:tcPr>
-            <w:tcW w:w="1584" w:type="dxa"/>
+            <w:tcW w:w="1320" w:type="dxa"/>
+            <w:tcBorders>
+              <w:top w:val="single" w:sz="4" w:space="0" w:color="C8D0DC"/>
+              <w:left w:val="single" w:sz="4" w:space="0" w:color="C8D0DC"/>
+              <w:bottom w:val="single" w:sz="4" w:space="0" w:color="C8D0DC"/>
+              <w:right w:val="single" w:sz="4" w:space="0" w:color="C8D0DC"/>
+            </w:tcBorders>
+            <w:shd w:val="clear" w:color="auto" w:fill="F2F2F2"/>
+          </w:tcPr>
+          <w:p>
+            <w:pPr>
+              <w:pStyle w:val="Compact"/>
+            </w:pPr>
+            <w:r>
+              <w:rPr>
+                <w:sz w:val="20"/>
+              </w:rPr>
+              <w:t>InfoBlox RPZ</w:t>
+            </w:r>
+          </w:p>
+        </w:tc>
+        <w:tc>
+          <w:tcPr>
+            <w:tcW w:w="1320" w:type="dxa"/>
             <w:tcBorders>
               <w:top w:val="single" w:sz="4" w:space="0" w:color="C8D0DC"/>
               <w:left w:val="single" w:sz="4" w:space="0" w:color="C8D0DC"/>
@@ -2641,7 +2924,7 @@
         </w:tc>
         <w:tc>
           <w:tcPr>
-            <w:tcW w:w="1584" w:type="dxa"/>
+            <w:tcW w:w="1320" w:type="dxa"/>
             <w:tcBorders>
               <w:top w:val="single" w:sz="4" w:space="0" w:color="C8D0DC"/>
               <w:left w:val="single" w:sz="4" w:space="0" w:color="C8D0DC"/>
@@ -2664,7 +2947,7 @@
         </w:tc>
         <w:tc>
           <w:tcPr>
-            <w:tcW w:w="1584" w:type="dxa"/>
+            <w:tcW w:w="1320" w:type="dxa"/>
             <w:tcBorders>
               <w:top w:val="single" w:sz="4" w:space="0" w:color="C8D0DC"/>
               <w:left w:val="single" w:sz="4" w:space="0" w:color="C8D0DC"/>
@@ -2689,7 +2972,7 @@
       <w:tr>
         <w:tc>
           <w:tcPr>
-            <w:tcW w:w="1584" w:type="dxa"/>
+            <w:tcW w:w="1320" w:type="dxa"/>
             <w:tcBorders>
               <w:top w:val="single" w:sz="4" w:space="0" w:color="C8D0DC"/>
               <w:left w:val="single" w:sz="4" w:space="0" w:color="C8D0DC"/>
@@ -2714,7 +2997,7 @@
         </w:tc>
         <w:tc>
           <w:tcPr>
-            <w:tcW w:w="1584" w:type="dxa"/>
+            <w:tcW w:w="1320" w:type="dxa"/>
             <w:tcBorders>
               <w:top w:val="single" w:sz="4" w:space="0" w:color="C8D0DC"/>
               <w:left w:val="single" w:sz="4" w:space="0" w:color="C8D0DC"/>
@@ -2737,7 +3020,30 @@
         </w:tc>
         <w:tc>
           <w:tcPr>
-            <w:tcW w:w="1584" w:type="dxa"/>
+            <w:tcW w:w="1320" w:type="dxa"/>
+            <w:tcBorders>
+              <w:top w:val="single" w:sz="4" w:space="0" w:color="C8D0DC"/>
+              <w:left w:val="single" w:sz="4" w:space="0" w:color="C8D0DC"/>
+              <w:bottom w:val="single" w:sz="4" w:space="0" w:color="C8D0DC"/>
+              <w:right w:val="single" w:sz="4" w:space="0" w:color="C8D0DC"/>
+            </w:tcBorders>
+            <w:shd w:val="clear" w:color="auto" w:fill="FFFFFF"/>
+          </w:tcPr>
+          <w:p>
+            <w:pPr>
+              <w:pStyle w:val="Compact"/>
+            </w:pPr>
+            <w:r>
+              <w:rPr>
+                <w:sz w:val="20"/>
+              </w:rPr>
+              <w:t>InfoBlox PKI / mTLS</w:t>
+            </w:r>
+          </w:p>
+        </w:tc>
+        <w:tc>
+          <w:tcPr>
+            <w:tcW w:w="1320" w:type="dxa"/>
             <w:tcBorders>
               <w:top w:val="single" w:sz="4" w:space="0" w:color="C8D0DC"/>
               <w:left w:val="single" w:sz="4" w:space="0" w:color="C8D0DC"/>
@@ -2760,7 +3066,7 @@
         </w:tc>
         <w:tc>
           <w:tcPr>
-            <w:tcW w:w="1584" w:type="dxa"/>
+            <w:tcW w:w="1320" w:type="dxa"/>
             <w:tcBorders>
               <w:top w:val="single" w:sz="4" w:space="0" w:color="C8D0DC"/>
               <w:left w:val="single" w:sz="4" w:space="0" w:color="C8D0DC"/>
@@ -2783,7 +3089,7 @@
         </w:tc>
         <w:tc>
           <w:tcPr>
-            <w:tcW w:w="1584" w:type="dxa"/>
+            <w:tcW w:w="1320" w:type="dxa"/>
             <w:tcBorders>
               <w:top w:val="single" w:sz="4" w:space="0" w:color="C8D0DC"/>
               <w:left w:val="single" w:sz="4" w:space="0" w:color="C8D0DC"/>
@@ -2808,7 +3114,7 @@
       <w:tr>
         <w:tc>
           <w:tcPr>
-            <w:tcW w:w="1584" w:type="dxa"/>
+            <w:tcW w:w="1320" w:type="dxa"/>
             <w:tcBorders>
               <w:top w:val="single" w:sz="4" w:space="0" w:color="C8D0DC"/>
               <w:left w:val="single" w:sz="4" w:space="0" w:color="C8D0DC"/>
@@ -2833,7 +3139,7 @@
         </w:tc>
         <w:tc>
           <w:tcPr>
-            <w:tcW w:w="1584" w:type="dxa"/>
+            <w:tcW w:w="1320" w:type="dxa"/>
             <w:tcBorders>
               <w:top w:val="single" w:sz="4" w:space="0" w:color="C8D0DC"/>
               <w:left w:val="single" w:sz="4" w:space="0" w:color="C8D0DC"/>
@@ -2856,7 +3162,30 @@
         </w:tc>
         <w:tc>
           <w:tcPr>
-            <w:tcW w:w="1584" w:type="dxa"/>
+            <w:tcW w:w="1320" w:type="dxa"/>
+            <w:tcBorders>
+              <w:top w:val="single" w:sz="4" w:space="0" w:color="C8D0DC"/>
+              <w:left w:val="single" w:sz="4" w:space="0" w:color="C8D0DC"/>
+              <w:bottom w:val="single" w:sz="4" w:space="0" w:color="C8D0DC"/>
+              <w:right w:val="single" w:sz="4" w:space="0" w:color="C8D0DC"/>
+            </w:tcBorders>
+            <w:shd w:val="clear" w:color="auto" w:fill="F2F2F2"/>
+          </w:tcPr>
+          <w:p>
+            <w:pPr>
+              <w:pStyle w:val="Compact"/>
+            </w:pPr>
+            <w:r>
+              <w:rPr>
+                <w:sz w:val="20"/>
+              </w:rPr>
+              <w:t>InfoBlox PKI</w:t>
+            </w:r>
+          </w:p>
+        </w:tc>
+        <w:tc>
+          <w:tcPr>
+            <w:tcW w:w="1320" w:type="dxa"/>
             <w:tcBorders>
               <w:top w:val="single" w:sz="4" w:space="0" w:color="C8D0DC"/>
               <w:left w:val="single" w:sz="4" w:space="0" w:color="C8D0DC"/>
@@ -2879,7 +3208,7 @@
         </w:tc>
         <w:tc>
           <w:tcPr>
-            <w:tcW w:w="1584" w:type="dxa"/>
+            <w:tcW w:w="1320" w:type="dxa"/>
             <w:tcBorders>
               <w:top w:val="single" w:sz="4" w:space="0" w:color="C8D0DC"/>
               <w:left w:val="single" w:sz="4" w:space="0" w:color="C8D0DC"/>
@@ -2902,7 +3231,7 @@
         </w:tc>
         <w:tc>
           <w:tcPr>
-            <w:tcW w:w="1584" w:type="dxa"/>
+            <w:tcW w:w="1320" w:type="dxa"/>
             <w:tcBorders>
               <w:top w:val="single" w:sz="4" w:space="0" w:color="C8D0DC"/>
               <w:left w:val="single" w:sz="4" w:space="0" w:color="C8D0DC"/>
@@ -2927,7 +3256,7 @@
       <w:tr>
         <w:tc>
           <w:tcPr>
-            <w:tcW w:w="1584" w:type="dxa"/>
+            <w:tcW w:w="1320" w:type="dxa"/>
             <w:tcBorders>
               <w:top w:val="single" w:sz="4" w:space="0" w:color="C8D0DC"/>
               <w:left w:val="single" w:sz="4" w:space="0" w:color="C8D0DC"/>
@@ -2952,7 +3281,7 @@
         </w:tc>
         <w:tc>
           <w:tcPr>
-            <w:tcW w:w="1584" w:type="dxa"/>
+            <w:tcW w:w="1320" w:type="dxa"/>
             <w:tcBorders>
               <w:top w:val="single" w:sz="4" w:space="0" w:color="C8D0DC"/>
               <w:left w:val="single" w:sz="4" w:space="0" w:color="C8D0DC"/>
@@ -2975,7 +3304,30 @@
         </w:tc>
         <w:tc>
           <w:tcPr>
-            <w:tcW w:w="1584" w:type="dxa"/>
+            <w:tcW w:w="1320" w:type="dxa"/>
+            <w:tcBorders>
+              <w:top w:val="single" w:sz="4" w:space="0" w:color="C8D0DC"/>
+              <w:left w:val="single" w:sz="4" w:space="0" w:color="C8D0DC"/>
+              <w:bottom w:val="single" w:sz="4" w:space="0" w:color="C8D0DC"/>
+              <w:right w:val="single" w:sz="4" w:space="0" w:color="C8D0DC"/>
+            </w:tcBorders>
+            <w:shd w:val="clear" w:color="auto" w:fill="FFFFFF"/>
+          </w:tcPr>
+          <w:p>
+            <w:pPr>
+              <w:pStyle w:val="Compact"/>
+            </w:pPr>
+            <w:r>
+              <w:rPr>
+                <w:sz w:val="20"/>
+              </w:rPr>
+              <w:t>InfoBlox IPAM</w:t>
+            </w:r>
+          </w:p>
+        </w:tc>
+        <w:tc>
+          <w:tcPr>
+            <w:tcW w:w="1320" w:type="dxa"/>
             <w:tcBorders>
               <w:top w:val="single" w:sz="4" w:space="0" w:color="C8D0DC"/>
               <w:left w:val="single" w:sz="4" w:space="0" w:color="C8D0DC"/>
@@ -2998,7 +3350,7 @@
         </w:tc>
         <w:tc>
           <w:tcPr>
-            <w:tcW w:w="1584" w:type="dxa"/>
+            <w:tcW w:w="1320" w:type="dxa"/>
             <w:tcBorders>
               <w:top w:val="single" w:sz="4" w:space="0" w:color="C8D0DC"/>
               <w:left w:val="single" w:sz="4" w:space="0" w:color="C8D0DC"/>
@@ -3021,7 +3373,7 @@
         </w:tc>
         <w:tc>
           <w:tcPr>
-            <w:tcW w:w="1584" w:type="dxa"/>
+            <w:tcW w:w="1320" w:type="dxa"/>
             <w:tcBorders>
               <w:top w:val="single" w:sz="4" w:space="0" w:color="C8D0DC"/>
               <w:left w:val="single" w:sz="4" w:space="0" w:color="C8D0DC"/>
@@ -3046,7 +3398,7 @@
       <w:tr>
         <w:tc>
           <w:tcPr>
-            <w:tcW w:w="1584" w:type="dxa"/>
+            <w:tcW w:w="1320" w:type="dxa"/>
             <w:tcBorders>
               <w:top w:val="single" w:sz="4" w:space="0" w:color="C8D0DC"/>
               <w:left w:val="single" w:sz="4" w:space="0" w:color="C8D0DC"/>
@@ -3071,7 +3423,7 @@
         </w:tc>
         <w:tc>
           <w:tcPr>
-            <w:tcW w:w="1584" w:type="dxa"/>
+            <w:tcW w:w="1320" w:type="dxa"/>
             <w:tcBorders>
               <w:top w:val="single" w:sz="4" w:space="0" w:color="C8D0DC"/>
               <w:left w:val="single" w:sz="4" w:space="0" w:color="C8D0DC"/>
@@ -3094,7 +3446,30 @@
         </w:tc>
         <w:tc>
           <w:tcPr>
-            <w:tcW w:w="1584" w:type="dxa"/>
+            <w:tcW w:w="1320" w:type="dxa"/>
+            <w:tcBorders>
+              <w:top w:val="single" w:sz="4" w:space="0" w:color="C8D0DC"/>
+              <w:left w:val="single" w:sz="4" w:space="0" w:color="C8D0DC"/>
+              <w:bottom w:val="single" w:sz="4" w:space="0" w:color="C8D0DC"/>
+              <w:right w:val="single" w:sz="4" w:space="0" w:color="C8D0DC"/>
+            </w:tcBorders>
+            <w:shd w:val="clear" w:color="auto" w:fill="F2F2F2"/>
+          </w:tcPr>
+          <w:p>
+            <w:pPr>
+              <w:pStyle w:val="Compact"/>
+            </w:pPr>
+            <w:r>
+              <w:rPr>
+                <w:sz w:val="20"/>
+              </w:rPr>
+              <w:t>InfoBlox IPAM</w:t>
+            </w:r>
+          </w:p>
+        </w:tc>
+        <w:tc>
+          <w:tcPr>
+            <w:tcW w:w="1320" w:type="dxa"/>
             <w:tcBorders>
               <w:top w:val="single" w:sz="4" w:space="0" w:color="C8D0DC"/>
               <w:left w:val="single" w:sz="4" w:space="0" w:color="C8D0DC"/>
@@ -3117,7 +3492,7 @@
         </w:tc>
         <w:tc>
           <w:tcPr>
-            <w:tcW w:w="1584" w:type="dxa"/>
+            <w:tcW w:w="1320" w:type="dxa"/>
             <w:tcBorders>
               <w:top w:val="single" w:sz="4" w:space="0" w:color="C8D0DC"/>
               <w:left w:val="single" w:sz="4" w:space="0" w:color="C8D0DC"/>
@@ -3140,7 +3515,7 @@
         </w:tc>
         <w:tc>
           <w:tcPr>
-            <w:tcW w:w="1584" w:type="dxa"/>
+            <w:tcW w:w="1320" w:type="dxa"/>
             <w:tcBorders>
               <w:top w:val="single" w:sz="4" w:space="0" w:color="C8D0DC"/>
               <w:left w:val="single" w:sz="4" w:space="0" w:color="C8D0DC"/>
@@ -3165,7 +3540,7 @@
       <w:tr>
         <w:tc>
           <w:tcPr>
-            <w:tcW w:w="1584" w:type="dxa"/>
+            <w:tcW w:w="1320" w:type="dxa"/>
             <w:tcBorders>
               <w:top w:val="single" w:sz="4" w:space="0" w:color="C8D0DC"/>
               <w:left w:val="single" w:sz="4" w:space="0" w:color="C8D0DC"/>
@@ -3190,7 +3565,7 @@
         </w:tc>
         <w:tc>
           <w:tcPr>
-            <w:tcW w:w="1584" w:type="dxa"/>
+            <w:tcW w:w="1320" w:type="dxa"/>
             <w:tcBorders>
               <w:top w:val="single" w:sz="4" w:space="0" w:color="C8D0DC"/>
               <w:left w:val="single" w:sz="4" w:space="0" w:color="C8D0DC"/>
@@ -3213,7 +3588,30 @@
         </w:tc>
         <w:tc>
           <w:tcPr>
-            <w:tcW w:w="1584" w:type="dxa"/>
+            <w:tcW w:w="1320" w:type="dxa"/>
+            <w:tcBorders>
+              <w:top w:val="single" w:sz="4" w:space="0" w:color="C8D0DC"/>
+              <w:left w:val="single" w:sz="4" w:space="0" w:color="C8D0DC"/>
+              <w:bottom w:val="single" w:sz="4" w:space="0" w:color="C8D0DC"/>
+              <w:right w:val="single" w:sz="4" w:space="0" w:color="C8D0DC"/>
+            </w:tcBorders>
+            <w:shd w:val="clear" w:color="auto" w:fill="FFFFFF"/>
+          </w:tcPr>
+          <w:p>
+            <w:pPr>
+              <w:pStyle w:val="Compact"/>
+            </w:pPr>
+            <w:r>
+              <w:rPr>
+                <w:sz w:val="20"/>
+              </w:rPr>
+              <w:t>InfoBlox Grid</w:t>
+            </w:r>
+          </w:p>
+        </w:tc>
+        <w:tc>
+          <w:tcPr>
+            <w:tcW w:w="1320" w:type="dxa"/>
             <w:tcBorders>
               <w:top w:val="single" w:sz="4" w:space="0" w:color="C8D0DC"/>
               <w:left w:val="single" w:sz="4" w:space="0" w:color="C8D0DC"/>
@@ -3236,7 +3634,7 @@
         </w:tc>
         <w:tc>
           <w:tcPr>
-            <w:tcW w:w="1584" w:type="dxa"/>
+            <w:tcW w:w="1320" w:type="dxa"/>
             <w:tcBorders>
               <w:top w:val="single" w:sz="4" w:space="0" w:color="C8D0DC"/>
               <w:left w:val="single" w:sz="4" w:space="0" w:color="C8D0DC"/>
@@ -3259,7 +3657,7 @@
         </w:tc>
         <w:tc>
           <w:tcPr>
-            <w:tcW w:w="1584" w:type="dxa"/>
+            <w:tcW w:w="1320" w:type="dxa"/>
             <w:tcBorders>
               <w:top w:val="single" w:sz="4" w:space="0" w:color="C8D0DC"/>
               <w:left w:val="single" w:sz="4" w:space="0" w:color="C8D0DC"/>
@@ -3284,7 +3682,7 @@
       <w:tr>
         <w:tc>
           <w:tcPr>
-            <w:tcW w:w="1584" w:type="dxa"/>
+            <w:tcW w:w="1320" w:type="dxa"/>
             <w:tcBorders>
               <w:top w:val="single" w:sz="4" w:space="0" w:color="C8D0DC"/>
               <w:left w:val="single" w:sz="4" w:space="0" w:color="C8D0DC"/>
@@ -3309,7 +3707,7 @@
         </w:tc>
         <w:tc>
           <w:tcPr>
-            <w:tcW w:w="1584" w:type="dxa"/>
+            <w:tcW w:w="1320" w:type="dxa"/>
             <w:tcBorders>
               <w:top w:val="single" w:sz="4" w:space="0" w:color="C8D0DC"/>
               <w:left w:val="single" w:sz="4" w:space="0" w:color="C8D0DC"/>
@@ -3332,7 +3730,30 @@
         </w:tc>
         <w:tc>
           <w:tcPr>
-            <w:tcW w:w="1584" w:type="dxa"/>
+            <w:tcW w:w="1320" w:type="dxa"/>
+            <w:tcBorders>
+              <w:top w:val="single" w:sz="4" w:space="0" w:color="C8D0DC"/>
+              <w:left w:val="single" w:sz="4" w:space="0" w:color="C8D0DC"/>
+              <w:bottom w:val="single" w:sz="4" w:space="0" w:color="C8D0DC"/>
+              <w:right w:val="single" w:sz="4" w:space="0" w:color="C8D0DC"/>
+            </w:tcBorders>
+            <w:shd w:val="clear" w:color="auto" w:fill="F2F2F2"/>
+          </w:tcPr>
+          <w:p>
+            <w:pPr>
+              <w:pStyle w:val="Compact"/>
+            </w:pPr>
+            <w:r>
+              <w:rPr>
+                <w:sz w:val="20"/>
+              </w:rPr>
+              <w:t>InfoBlox DNS Forwarders</w:t>
+            </w:r>
+          </w:p>
+        </w:tc>
+        <w:tc>
+          <w:tcPr>
+            <w:tcW w:w="1320" w:type="dxa"/>
             <w:tcBorders>
               <w:top w:val="single" w:sz="4" w:space="0" w:color="C8D0DC"/>
               <w:left w:val="single" w:sz="4" w:space="0" w:color="C8D0DC"/>
@@ -3355,7 +3776,7 @@
         </w:tc>
         <w:tc>
           <w:tcPr>
-            <w:tcW w:w="1584" w:type="dxa"/>
+            <w:tcW w:w="1320" w:type="dxa"/>
             <w:tcBorders>
               <w:top w:val="single" w:sz="4" w:space="0" w:color="C8D0DC"/>
               <w:left w:val="single" w:sz="4" w:space="0" w:color="C8D0DC"/>
@@ -3378,7 +3799,7 @@
         </w:tc>
         <w:tc>
           <w:tcPr>
-            <w:tcW w:w="1584" w:type="dxa"/>
+            <w:tcW w:w="1320" w:type="dxa"/>
             <w:tcBorders>
               <w:top w:val="single" w:sz="4" w:space="0" w:color="C8D0DC"/>
               <w:left w:val="single" w:sz="4" w:space="0" w:color="C8D0DC"/>
@@ -3403,7 +3824,7 @@
       <w:tr>
         <w:tc>
           <w:tcPr>
-            <w:tcW w:w="1584" w:type="dxa"/>
+            <w:tcW w:w="1320" w:type="dxa"/>
             <w:tcBorders>
               <w:top w:val="single" w:sz="4" w:space="0" w:color="C8D0DC"/>
               <w:left w:val="single" w:sz="4" w:space="0" w:color="C8D0DC"/>
@@ -3428,7 +3849,7 @@
         </w:tc>
         <w:tc>
           <w:tcPr>
-            <w:tcW w:w="1584" w:type="dxa"/>
+            <w:tcW w:w="1320" w:type="dxa"/>
             <w:tcBorders>
               <w:top w:val="single" w:sz="4" w:space="0" w:color="C8D0DC"/>
               <w:left w:val="single" w:sz="4" w:space="0" w:color="C8D0DC"/>
@@ -3451,7 +3872,30 @@
         </w:tc>
         <w:tc>
           <w:tcPr>
-            <w:tcW w:w="1584" w:type="dxa"/>
+            <w:tcW w:w="1320" w:type="dxa"/>
+            <w:tcBorders>
+              <w:top w:val="single" w:sz="4" w:space="0" w:color="C8D0DC"/>
+              <w:left w:val="single" w:sz="4" w:space="0" w:color="C8D0DC"/>
+              <w:bottom w:val="single" w:sz="4" w:space="0" w:color="C8D0DC"/>
+              <w:right w:val="single" w:sz="4" w:space="0" w:color="C8D0DC"/>
+            </w:tcBorders>
+            <w:shd w:val="clear" w:color="auto" w:fill="FFFFFF"/>
+          </w:tcPr>
+          <w:p>
+            <w:pPr>
+              <w:pStyle w:val="Compact"/>
+            </w:pPr>
+            <w:r>
+              <w:rPr>
+                <w:sz w:val="20"/>
+              </w:rPr>
+              <w:t>InfoBlox PKI / Cert Tracker</w:t>
+            </w:r>
+          </w:p>
+        </w:tc>
+        <w:tc>
+          <w:tcPr>
+            <w:tcW w:w="1320" w:type="dxa"/>
             <w:tcBorders>
               <w:top w:val="single" w:sz="4" w:space="0" w:color="C8D0DC"/>
               <w:left w:val="single" w:sz="4" w:space="0" w:color="C8D0DC"/>
@@ -3474,7 +3918,7 @@
         </w:tc>
         <w:tc>
           <w:tcPr>
-            <w:tcW w:w="1584" w:type="dxa"/>
+            <w:tcW w:w="1320" w:type="dxa"/>
             <w:tcBorders>
               <w:top w:val="single" w:sz="4" w:space="0" w:color="C8D0DC"/>
               <w:left w:val="single" w:sz="4" w:space="0" w:color="C8D0DC"/>
@@ -3497,7 +3941,7 @@
         </w:tc>
         <w:tc>
           <w:tcPr>
-            <w:tcW w:w="1584" w:type="dxa"/>
+            <w:tcW w:w="1320" w:type="dxa"/>
             <w:tcBorders>
               <w:top w:val="single" w:sz="4" w:space="0" w:color="C8D0DC"/>
               <w:left w:val="single" w:sz="4" w:space="0" w:color="C8D0DC"/>
@@ -3522,7 +3966,7 @@
       <w:tr>
         <w:tc>
           <w:tcPr>
-            <w:tcW w:w="1584" w:type="dxa"/>
+            <w:tcW w:w="1320" w:type="dxa"/>
             <w:tcBorders>
               <w:top w:val="single" w:sz="4" w:space="0" w:color="C8D0DC"/>
               <w:left w:val="single" w:sz="4" w:space="0" w:color="C8D0DC"/>
@@ -3547,7 +3991,7 @@
         </w:tc>
         <w:tc>
           <w:tcPr>
-            <w:tcW w:w="1584" w:type="dxa"/>
+            <w:tcW w:w="1320" w:type="dxa"/>
             <w:tcBorders>
               <w:top w:val="single" w:sz="4" w:space="0" w:color="C8D0DC"/>
               <w:left w:val="single" w:sz="4" w:space="0" w:color="C8D0DC"/>
@@ -3570,7 +4014,30 @@
         </w:tc>
         <w:tc>
           <w:tcPr>
-            <w:tcW w:w="1584" w:type="dxa"/>
+            <w:tcW w:w="1320" w:type="dxa"/>
+            <w:tcBorders>
+              <w:top w:val="single" w:sz="4" w:space="0" w:color="C8D0DC"/>
+              <w:left w:val="single" w:sz="4" w:space="0" w:color="C8D0DC"/>
+              <w:bottom w:val="single" w:sz="4" w:space="0" w:color="C8D0DC"/>
+              <w:right w:val="single" w:sz="4" w:space="0" w:color="C8D0DC"/>
+            </w:tcBorders>
+            <w:shd w:val="clear" w:color="auto" w:fill="F2F2F2"/>
+          </w:tcPr>
+          <w:p>
+            <w:pPr>
+              <w:pStyle w:val="Compact"/>
+            </w:pPr>
+            <w:r>
+              <w:rPr>
+                <w:sz w:val="20"/>
+              </w:rPr>
+              <w:t>InfoBlox SCEP/EST</w:t>
+            </w:r>
+          </w:p>
+        </w:tc>
+        <w:tc>
+          <w:tcPr>
+            <w:tcW w:w="1320" w:type="dxa"/>
             <w:tcBorders>
               <w:top w:val="single" w:sz="4" w:space="0" w:color="C8D0DC"/>
               <w:left w:val="single" w:sz="4" w:space="0" w:color="C8D0DC"/>
@@ -3593,7 +4060,7 @@
         </w:tc>
         <w:tc>
           <w:tcPr>
-            <w:tcW w:w="1584" w:type="dxa"/>
+            <w:tcW w:w="1320" w:type="dxa"/>
             <w:tcBorders>
               <w:top w:val="single" w:sz="4" w:space="0" w:color="C8D0DC"/>
               <w:left w:val="single" w:sz="4" w:space="0" w:color="C8D0DC"/>
@@ -3616,7 +4083,7 @@
         </w:tc>
         <w:tc>
           <w:tcPr>
-            <w:tcW w:w="1584" w:type="dxa"/>
+            <w:tcW w:w="1320" w:type="dxa"/>
             <w:tcBorders>
               <w:top w:val="single" w:sz="4" w:space="0" w:color="C8D0DC"/>
               <w:left w:val="single" w:sz="4" w:space="0" w:color="C8D0DC"/>
@@ -3641,7 +4108,7 @@
       <w:tr>
         <w:tc>
           <w:tcPr>
-            <w:tcW w:w="1584" w:type="dxa"/>
+            <w:tcW w:w="1320" w:type="dxa"/>
             <w:tcBorders>
               <w:top w:val="single" w:sz="4" w:space="0" w:color="C8D0DC"/>
               <w:left w:val="single" w:sz="4" w:space="0" w:color="C8D0DC"/>
@@ -3666,7 +4133,7 @@
         </w:tc>
         <w:tc>
           <w:tcPr>
-            <w:tcW w:w="1584" w:type="dxa"/>
+            <w:tcW w:w="1320" w:type="dxa"/>
             <w:tcBorders>
               <w:top w:val="single" w:sz="4" w:space="0" w:color="C8D0DC"/>
               <w:left w:val="single" w:sz="4" w:space="0" w:color="C8D0DC"/>
@@ -3689,7 +4156,30 @@
         </w:tc>
         <w:tc>
           <w:tcPr>
-            <w:tcW w:w="1584" w:type="dxa"/>
+            <w:tcW w:w="1320" w:type="dxa"/>
+            <w:tcBorders>
+              <w:top w:val="single" w:sz="4" w:space="0" w:color="C8D0DC"/>
+              <w:left w:val="single" w:sz="4" w:space="0" w:color="C8D0DC"/>
+              <w:bottom w:val="single" w:sz="4" w:space="0" w:color="C8D0DC"/>
+              <w:right w:val="single" w:sz="4" w:space="0" w:color="C8D0DC"/>
+            </w:tcBorders>
+            <w:shd w:val="clear" w:color="auto" w:fill="FFFFFF"/>
+          </w:tcPr>
+          <w:p>
+            <w:pPr>
+              <w:pStyle w:val="Compact"/>
+            </w:pPr>
+            <w:r>
+              <w:rPr>
+                <w:sz w:val="20"/>
+              </w:rPr>
+              <w:t>InfoBlox Syslog</w:t>
+            </w:r>
+          </w:p>
+        </w:tc>
+        <w:tc>
+          <w:tcPr>
+            <w:tcW w:w="1320" w:type="dxa"/>
             <w:tcBorders>
               <w:top w:val="single" w:sz="4" w:space="0" w:color="C8D0DC"/>
               <w:left w:val="single" w:sz="4" w:space="0" w:color="C8D0DC"/>
@@ -3712,7 +4202,7 @@
         </w:tc>
         <w:tc>
           <w:tcPr>
-            <w:tcW w:w="1584" w:type="dxa"/>
+            <w:tcW w:w="1320" w:type="dxa"/>
             <w:tcBorders>
               <w:top w:val="single" w:sz="4" w:space="0" w:color="C8D0DC"/>
               <w:left w:val="single" w:sz="4" w:space="0" w:color="C8D0DC"/>
@@ -3735,7 +4225,7 @@
         </w:tc>
         <w:tc>
           <w:tcPr>
-            <w:tcW w:w="1584" w:type="dxa"/>
+            <w:tcW w:w="1320" w:type="dxa"/>
             <w:tcBorders>
               <w:top w:val="single" w:sz="4" w:space="0" w:color="C8D0DC"/>
               <w:left w:val="single" w:sz="4" w:space="0" w:color="C8D0DC"/>
@@ -3760,7 +4250,7 @@
       <w:tr>
         <w:tc>
           <w:tcPr>
-            <w:tcW w:w="1584" w:type="dxa"/>
+            <w:tcW w:w="1320" w:type="dxa"/>
             <w:tcBorders>
               <w:top w:val="single" w:sz="4" w:space="0" w:color="C8D0DC"/>
               <w:left w:val="single" w:sz="4" w:space="0" w:color="C8D0DC"/>
@@ -3785,7 +4275,7 @@
         </w:tc>
         <w:tc>
           <w:tcPr>
-            <w:tcW w:w="1584" w:type="dxa"/>
+            <w:tcW w:w="1320" w:type="dxa"/>
             <w:tcBorders>
               <w:top w:val="single" w:sz="4" w:space="0" w:color="C8D0DC"/>
               <w:left w:val="single" w:sz="4" w:space="0" w:color="C8D0DC"/>
@@ -3808,7 +4298,30 @@
         </w:tc>
         <w:tc>
           <w:tcPr>
-            <w:tcW w:w="1584" w:type="dxa"/>
+            <w:tcW w:w="1320" w:type="dxa"/>
+            <w:tcBorders>
+              <w:top w:val="single" w:sz="4" w:space="0" w:color="C8D0DC"/>
+              <w:left w:val="single" w:sz="4" w:space="0" w:color="C8D0DC"/>
+              <w:bottom w:val="single" w:sz="4" w:space="0" w:color="C8D0DC"/>
+              <w:right w:val="single" w:sz="4" w:space="0" w:color="C8D0DC"/>
+            </w:tcBorders>
+            <w:shd w:val="clear" w:color="auto" w:fill="F2F2F2"/>
+          </w:tcPr>
+          <w:p>
+            <w:pPr>
+              <w:pStyle w:val="Compact"/>
+            </w:pPr>
+            <w:r>
+              <w:rPr>
+                <w:sz w:val="20"/>
+              </w:rPr>
+              <w:t>InfoBlox RPZ + SIEM</w:t>
+            </w:r>
+          </w:p>
+        </w:tc>
+        <w:tc>
+          <w:tcPr>
+            <w:tcW w:w="1320" w:type="dxa"/>
             <w:tcBorders>
               <w:top w:val="single" w:sz="4" w:space="0" w:color="C8D0DC"/>
               <w:left w:val="single" w:sz="4" w:space="0" w:color="C8D0DC"/>
@@ -3831,7 +4344,7 @@
         </w:tc>
         <w:tc>
           <w:tcPr>
-            <w:tcW w:w="1584" w:type="dxa"/>
+            <w:tcW w:w="1320" w:type="dxa"/>
             <w:tcBorders>
               <w:top w:val="single" w:sz="4" w:space="0" w:color="C8D0DC"/>
               <w:left w:val="single" w:sz="4" w:space="0" w:color="C8D0DC"/>
@@ -3854,7 +4367,7 @@
         </w:tc>
         <w:tc>
           <w:tcPr>
-            <w:tcW w:w="1584" w:type="dxa"/>
+            <w:tcW w:w="1320" w:type="dxa"/>
             <w:tcBorders>
               <w:top w:val="single" w:sz="4" w:space="0" w:color="C8D0DC"/>
               <w:left w:val="single" w:sz="4" w:space="0" w:color="C8D0DC"/>
@@ -3879,7 +4392,7 @@
       <w:tr>
         <w:tc>
           <w:tcPr>
-            <w:tcW w:w="1584" w:type="dxa"/>
+            <w:tcW w:w="1320" w:type="dxa"/>
             <w:tcBorders>
               <w:top w:val="single" w:sz="4" w:space="0" w:color="C8D0DC"/>
               <w:left w:val="single" w:sz="4" w:space="0" w:color="C8D0DC"/>
@@ -3904,7 +4417,7 @@
         </w:tc>
         <w:tc>
           <w:tcPr>
-            <w:tcW w:w="1584" w:type="dxa"/>
+            <w:tcW w:w="1320" w:type="dxa"/>
             <w:tcBorders>
               <w:top w:val="single" w:sz="4" w:space="0" w:color="C8D0DC"/>
               <w:left w:val="single" w:sz="4" w:space="0" w:color="C8D0DC"/>
@@ -3927,7 +4440,30 @@
         </w:tc>
         <w:tc>
           <w:tcPr>
-            <w:tcW w:w="1584" w:type="dxa"/>
+            <w:tcW w:w="1320" w:type="dxa"/>
+            <w:tcBorders>
+              <w:top w:val="single" w:sz="4" w:space="0" w:color="C8D0DC"/>
+              <w:left w:val="single" w:sz="4" w:space="0" w:color="C8D0DC"/>
+              <w:bottom w:val="single" w:sz="4" w:space="0" w:color="C8D0DC"/>
+              <w:right w:val="single" w:sz="4" w:space="0" w:color="C8D0DC"/>
+            </w:tcBorders>
+            <w:shd w:val="clear" w:color="auto" w:fill="FFFFFF"/>
+          </w:tcPr>
+          <w:p>
+            <w:pPr>
+              <w:pStyle w:val="Compact"/>
+            </w:pPr>
+            <w:r>
+              <w:rPr>
+                <w:sz w:val="20"/>
+              </w:rPr>
+              <w:t>InfoBlox RPZ + TIDE</w:t>
+            </w:r>
+          </w:p>
+        </w:tc>
+        <w:tc>
+          <w:tcPr>
+            <w:tcW w:w="1320" w:type="dxa"/>
             <w:tcBorders>
               <w:top w:val="single" w:sz="4" w:space="0" w:color="C8D0DC"/>
               <w:left w:val="single" w:sz="4" w:space="0" w:color="C8D0DC"/>
@@ -3950,7 +4486,7 @@
         </w:tc>
         <w:tc>
           <w:tcPr>
-            <w:tcW w:w="1584" w:type="dxa"/>
+            <w:tcW w:w="1320" w:type="dxa"/>
             <w:tcBorders>
               <w:top w:val="single" w:sz="4" w:space="0" w:color="C8D0DC"/>
               <w:left w:val="single" w:sz="4" w:space="0" w:color="C8D0DC"/>
@@ -3973,7 +4509,7 @@
         </w:tc>
         <w:tc>
           <w:tcPr>
-            <w:tcW w:w="1584" w:type="dxa"/>
+            <w:tcW w:w="1320" w:type="dxa"/>
             <w:tcBorders>
               <w:top w:val="single" w:sz="4" w:space="0" w:color="C8D0DC"/>
               <w:left w:val="single" w:sz="4" w:space="0" w:color="C8D0DC"/>
@@ -3998,7 +4534,7 @@
       <w:tr>
         <w:tc>
           <w:tcPr>
-            <w:tcW w:w="1584" w:type="dxa"/>
+            <w:tcW w:w="1320" w:type="dxa"/>
             <w:tcBorders>
               <w:top w:val="single" w:sz="4" w:space="0" w:color="C8D0DC"/>
               <w:left w:val="single" w:sz="4" w:space="0" w:color="C8D0DC"/>
@@ -4023,7 +4559,7 @@
         </w:tc>
         <w:tc>
           <w:tcPr>
-            <w:tcW w:w="1584" w:type="dxa"/>
+            <w:tcW w:w="1320" w:type="dxa"/>
             <w:tcBorders>
               <w:top w:val="single" w:sz="4" w:space="0" w:color="C8D0DC"/>
               <w:left w:val="single" w:sz="4" w:space="0" w:color="C8D0DC"/>
@@ -4046,7 +4582,30 @@
         </w:tc>
         <w:tc>
           <w:tcPr>
-            <w:tcW w:w="1584" w:type="dxa"/>
+            <w:tcW w:w="1320" w:type="dxa"/>
+            <w:tcBorders>
+              <w:top w:val="single" w:sz="4" w:space="0" w:color="C8D0DC"/>
+              <w:left w:val="single" w:sz="4" w:space="0" w:color="C8D0DC"/>
+              <w:bottom w:val="single" w:sz="4" w:space="0" w:color="C8D0DC"/>
+              <w:right w:val="single" w:sz="4" w:space="0" w:color="C8D0DC"/>
+            </w:tcBorders>
+            <w:shd w:val="clear" w:color="auto" w:fill="F2F2F2"/>
+          </w:tcPr>
+          <w:p>
+            <w:pPr>
+              <w:pStyle w:val="Compact"/>
+            </w:pPr>
+            <w:r>
+              <w:rPr>
+                <w:sz w:val="20"/>
+              </w:rPr>
+              <w:t>InfoBlox DDI (inherited ATO)</w:t>
+            </w:r>
+          </w:p>
+        </w:tc>
+        <w:tc>
+          <w:tcPr>
+            <w:tcW w:w="1320" w:type="dxa"/>
             <w:tcBorders>
               <w:top w:val="single" w:sz="4" w:space="0" w:color="C8D0DC"/>
               <w:left w:val="single" w:sz="4" w:space="0" w:color="C8D0DC"/>
@@ -4069,7 +4628,7 @@
         </w:tc>
         <w:tc>
           <w:tcPr>
-            <w:tcW w:w="1584" w:type="dxa"/>
+            <w:tcW w:w="1320" w:type="dxa"/>
             <w:tcBorders>
               <w:top w:val="single" w:sz="4" w:space="0" w:color="C8D0DC"/>
               <w:left w:val="single" w:sz="4" w:space="0" w:color="C8D0DC"/>
@@ -4092,7 +4651,7 @@
         </w:tc>
         <w:tc>
           <w:tcPr>
-            <w:tcW w:w="1584" w:type="dxa"/>
+            <w:tcW w:w="1320" w:type="dxa"/>
             <w:tcBorders>
               <w:top w:val="single" w:sz="4" w:space="0" w:color="C8D0DC"/>
               <w:left w:val="single" w:sz="4" w:space="0" w:color="C8D0DC"/>
@@ -4150,7 +4709,7 @@
     </w:p>
     <w:p>
       <w:r>
-        <w:pict w14:anchorId="4128BA13">
+        <w:pict w14:anchorId="7E784085">
           <v:rect id="_x0000_i1027" style="width:0;height:1.5pt" o:hralign="center" o:hrstd="t" o:hr="t"/>
         </w:pict>
       </w:r>
@@ -4160,7 +4719,7 @@
         <w:pStyle w:val="Heading1"/>
       </w:pPr>
       <w:bookmarkStart w:id="8" w:name="X30ea934eea704269ad669831dc25cc2e78742e3"/>
-      <w:bookmarkStart w:id="9" w:name="_Toc233815960"/>
+      <w:bookmarkStart w:id="9" w:name="_Toc233816397"/>
       <w:bookmarkEnd w:id="2"/>
       <w:bookmarkEnd w:id="6"/>
       <w:r>
@@ -4173,7 +4732,7 @@
         <w:pStyle w:val="Heading2"/>
       </w:pPr>
       <w:bookmarkStart w:id="10" w:name="what-this-document-addresses-1"/>
-      <w:bookmarkStart w:id="11" w:name="_Toc233815961"/>
+      <w:bookmarkStart w:id="11" w:name="_Toc233816398"/>
       <w:r>
         <w:t>2.1 What This Document Addresses</w:t>
       </w:r>
@@ -4233,7 +4792,7 @@
         <w:pStyle w:val="Heading2"/>
       </w:pPr>
       <w:bookmarkStart w:id="12" w:name="nist-control-closure-part-2"/>
-      <w:bookmarkStart w:id="13" w:name="_Toc233815962"/>
+      <w:bookmarkStart w:id="13" w:name="_Toc233816399"/>
       <w:bookmarkEnd w:id="10"/>
       <w:r>
         <w:t>2.2 NIST Control Closure — Part 2</w:t>
@@ -4257,11 +4816,12 @@
         <w:tblCaption w:val="Part 2 — NIST SP 800-53 Rev 5 Control Closure: SD-WAN + SASE for Telecommunications"/>
       </w:tblPr>
       <w:tblGrid>
-        <w:gridCol w:w="1916"/>
-        <w:gridCol w:w="1915"/>
-        <w:gridCol w:w="1915"/>
-        <w:gridCol w:w="1915"/>
-        <w:gridCol w:w="1915"/>
+        <w:gridCol w:w="1596"/>
+        <w:gridCol w:w="1596"/>
+        <w:gridCol w:w="1596"/>
+        <w:gridCol w:w="1596"/>
+        <w:gridCol w:w="1596"/>
+        <w:gridCol w:w="1596"/>
       </w:tblGrid>
       <w:tr>
         <w:trPr>
@@ -4270,7 +4830,7 @@
         </w:trPr>
         <w:tc>
           <w:tcPr>
-            <w:tcW w:w="1584" w:type="dxa"/>
+            <w:tcW w:w="1320" w:type="dxa"/>
             <w:tcBorders>
               <w:top w:val="single" w:sz="4" w:space="0" w:color="C8D0DC"/>
               <w:left w:val="single" w:sz="4" w:space="0" w:color="C8D0DC"/>
@@ -4295,7 +4855,7 @@
         </w:tc>
         <w:tc>
           <w:tcPr>
-            <w:tcW w:w="1584" w:type="dxa"/>
+            <w:tcW w:w="1320" w:type="dxa"/>
             <w:tcBorders>
               <w:top w:val="single" w:sz="4" w:space="0" w:color="C8D0DC"/>
               <w:left w:val="single" w:sz="4" w:space="0" w:color="C8D0DC"/>
@@ -4320,7 +4880,7 @@
         </w:tc>
         <w:tc>
           <w:tcPr>
-            <w:tcW w:w="1584" w:type="dxa"/>
+            <w:tcW w:w="1320" w:type="dxa"/>
             <w:tcBorders>
               <w:top w:val="single" w:sz="4" w:space="0" w:color="C8D0DC"/>
               <w:left w:val="single" w:sz="4" w:space="0" w:color="C8D0DC"/>
@@ -4339,13 +4899,13 @@
                 <w:color w:val="FFFFFF"/>
                 <w:sz w:val="20"/>
               </w:rPr>
-              <w:t>Without SD-WAN / SASE</w:t>
-            </w:r>
-          </w:p>
-        </w:tc>
-        <w:tc>
-          <w:tcPr>
-            <w:tcW w:w="1584" w:type="dxa"/>
+              <w:t>Technology</w:t>
+            </w:r>
+          </w:p>
+        </w:tc>
+        <w:tc>
+          <w:tcPr>
+            <w:tcW w:w="1320" w:type="dxa"/>
             <w:tcBorders>
               <w:top w:val="single" w:sz="4" w:space="0" w:color="C8D0DC"/>
               <w:left w:val="single" w:sz="4" w:space="0" w:color="C8D0DC"/>
@@ -4364,13 +4924,13 @@
                 <w:color w:val="FFFFFF"/>
                 <w:sz w:val="20"/>
               </w:rPr>
-              <w:t>With SD-WAN / SASE Stack</w:t>
-            </w:r>
-          </w:p>
-        </w:tc>
-        <w:tc>
-          <w:tcPr>
-            <w:tcW w:w="1584" w:type="dxa"/>
+              <w:t>Without SD-WAN / SASE</w:t>
+            </w:r>
+          </w:p>
+        </w:tc>
+        <w:tc>
+          <w:tcPr>
+            <w:tcW w:w="1320" w:type="dxa"/>
             <w:tcBorders>
               <w:top w:val="single" w:sz="4" w:space="0" w:color="C8D0DC"/>
               <w:left w:val="single" w:sz="4" w:space="0" w:color="C8D0DC"/>
@@ -4389,6 +4949,31 @@
                 <w:color w:val="FFFFFF"/>
                 <w:sz w:val="20"/>
               </w:rPr>
+              <w:t>With SD-WAN / SASE Stack</w:t>
+            </w:r>
+          </w:p>
+        </w:tc>
+        <w:tc>
+          <w:tcPr>
+            <w:tcW w:w="1320" w:type="dxa"/>
+            <w:tcBorders>
+              <w:top w:val="single" w:sz="4" w:space="0" w:color="C8D0DC"/>
+              <w:left w:val="single" w:sz="4" w:space="0" w:color="C8D0DC"/>
+              <w:bottom w:val="single" w:sz="4" w:space="0" w:color="C8D0DC"/>
+              <w:right w:val="single" w:sz="4" w:space="0" w:color="C8D0DC"/>
+            </w:tcBorders>
+            <w:shd w:val="clear" w:color="auto" w:fill="1F3864"/>
+          </w:tcPr>
+          <w:p>
+            <w:pPr>
+              <w:pStyle w:val="Compact"/>
+            </w:pPr>
+            <w:r>
+              <w:rPr>
+                <w:b/>
+                <w:color w:val="FFFFFF"/>
+                <w:sz w:val="20"/>
+              </w:rPr>
               <w:t>What Provides It</w:t>
             </w:r>
           </w:p>
@@ -4397,7 +4982,7 @@
       <w:tr>
         <w:tc>
           <w:tcPr>
-            <w:tcW w:w="1584" w:type="dxa"/>
+            <w:tcW w:w="1320" w:type="dxa"/>
             <w:tcBorders>
               <w:top w:val="single" w:sz="4" w:space="0" w:color="C8D0DC"/>
               <w:left w:val="single" w:sz="4" w:space="0" w:color="C8D0DC"/>
@@ -4422,7 +5007,7 @@
         </w:tc>
         <w:tc>
           <w:tcPr>
-            <w:tcW w:w="1584" w:type="dxa"/>
+            <w:tcW w:w="1320" w:type="dxa"/>
             <w:tcBorders>
               <w:top w:val="single" w:sz="4" w:space="0" w:color="C8D0DC"/>
               <w:left w:val="single" w:sz="4" w:space="0" w:color="C8D0DC"/>
@@ -4445,7 +5030,30 @@
         </w:tc>
         <w:tc>
           <w:tcPr>
-            <w:tcW w:w="1584" w:type="dxa"/>
+            <w:tcW w:w="1320" w:type="dxa"/>
+            <w:tcBorders>
+              <w:top w:val="single" w:sz="4" w:space="0" w:color="C8D0DC"/>
+              <w:left w:val="single" w:sz="4" w:space="0" w:color="C8D0DC"/>
+              <w:bottom w:val="single" w:sz="4" w:space="0" w:color="C8D0DC"/>
+              <w:right w:val="single" w:sz="4" w:space="0" w:color="C8D0DC"/>
+            </w:tcBorders>
+            <w:shd w:val="clear" w:color="auto" w:fill="FFFFFF"/>
+          </w:tcPr>
+          <w:p>
+            <w:pPr>
+              <w:pStyle w:val="Compact"/>
+            </w:pPr>
+            <w:r>
+              <w:rPr>
+                <w:sz w:val="20"/>
+              </w:rPr>
+              <w:t>SASE — CASB</w:t>
+            </w:r>
+          </w:p>
+        </w:tc>
+        <w:tc>
+          <w:tcPr>
+            <w:tcW w:w="1320" w:type="dxa"/>
             <w:tcBorders>
               <w:top w:val="single" w:sz="4" w:space="0" w:color="C8D0DC"/>
               <w:left w:val="single" w:sz="4" w:space="0" w:color="C8D0DC"/>
@@ -4468,7 +5076,7 @@
         </w:tc>
         <w:tc>
           <w:tcPr>
-            <w:tcW w:w="1584" w:type="dxa"/>
+            <w:tcW w:w="1320" w:type="dxa"/>
             <w:tcBorders>
               <w:top w:val="single" w:sz="4" w:space="0" w:color="C8D0DC"/>
               <w:left w:val="single" w:sz="4" w:space="0" w:color="C8D0DC"/>
@@ -4491,7 +5099,7 @@
         </w:tc>
         <w:tc>
           <w:tcPr>
-            <w:tcW w:w="1584" w:type="dxa"/>
+            <w:tcW w:w="1320" w:type="dxa"/>
             <w:tcBorders>
               <w:top w:val="single" w:sz="4" w:space="0" w:color="C8D0DC"/>
               <w:left w:val="single" w:sz="4" w:space="0" w:color="C8D0DC"/>
@@ -4516,7 +5124,7 @@
       <w:tr>
         <w:tc>
           <w:tcPr>
-            <w:tcW w:w="1584" w:type="dxa"/>
+            <w:tcW w:w="1320" w:type="dxa"/>
             <w:tcBorders>
               <w:top w:val="single" w:sz="4" w:space="0" w:color="C8D0DC"/>
               <w:left w:val="single" w:sz="4" w:space="0" w:color="C8D0DC"/>
@@ -4541,7 +5149,7 @@
         </w:tc>
         <w:tc>
           <w:tcPr>
-            <w:tcW w:w="1584" w:type="dxa"/>
+            <w:tcW w:w="1320" w:type="dxa"/>
             <w:tcBorders>
               <w:top w:val="single" w:sz="4" w:space="0" w:color="C8D0DC"/>
               <w:left w:val="single" w:sz="4" w:space="0" w:color="C8D0DC"/>
@@ -4564,7 +5172,30 @@
         </w:tc>
         <w:tc>
           <w:tcPr>
-            <w:tcW w:w="1584" w:type="dxa"/>
+            <w:tcW w:w="1320" w:type="dxa"/>
+            <w:tcBorders>
+              <w:top w:val="single" w:sz="4" w:space="0" w:color="C8D0DC"/>
+              <w:left w:val="single" w:sz="4" w:space="0" w:color="C8D0DC"/>
+              <w:bottom w:val="single" w:sz="4" w:space="0" w:color="C8D0DC"/>
+              <w:right w:val="single" w:sz="4" w:space="0" w:color="C8D0DC"/>
+            </w:tcBorders>
+            <w:shd w:val="clear" w:color="auto" w:fill="F2F2F2"/>
+          </w:tcPr>
+          <w:p>
+            <w:pPr>
+              <w:pStyle w:val="Compact"/>
+            </w:pPr>
+            <w:r>
+              <w:rPr>
+                <w:sz w:val="20"/>
+              </w:rPr>
+              <w:t>SASE — SWG / FWaaS</w:t>
+            </w:r>
+          </w:p>
+        </w:tc>
+        <w:tc>
+          <w:tcPr>
+            <w:tcW w:w="1320" w:type="dxa"/>
             <w:tcBorders>
               <w:top w:val="single" w:sz="4" w:space="0" w:color="C8D0DC"/>
               <w:left w:val="single" w:sz="4" w:space="0" w:color="C8D0DC"/>
@@ -4587,7 +5218,7 @@
         </w:tc>
         <w:tc>
           <w:tcPr>
-            <w:tcW w:w="1584" w:type="dxa"/>
+            <w:tcW w:w="1320" w:type="dxa"/>
             <w:tcBorders>
               <w:top w:val="single" w:sz="4" w:space="0" w:color="C8D0DC"/>
               <w:left w:val="single" w:sz="4" w:space="0" w:color="C8D0DC"/>
@@ -4610,7 +5241,7 @@
         </w:tc>
         <w:tc>
           <w:tcPr>
-            <w:tcW w:w="1584" w:type="dxa"/>
+            <w:tcW w:w="1320" w:type="dxa"/>
             <w:tcBorders>
               <w:top w:val="single" w:sz="4" w:space="0" w:color="C8D0DC"/>
               <w:left w:val="single" w:sz="4" w:space="0" w:color="C8D0DC"/>
@@ -4635,7 +5266,7 @@
       <w:tr>
         <w:tc>
           <w:tcPr>
-            <w:tcW w:w="1584" w:type="dxa"/>
+            <w:tcW w:w="1320" w:type="dxa"/>
             <w:tcBorders>
               <w:top w:val="single" w:sz="4" w:space="0" w:color="C8D0DC"/>
               <w:left w:val="single" w:sz="4" w:space="0" w:color="C8D0DC"/>
@@ -4660,7 +5291,7 @@
         </w:tc>
         <w:tc>
           <w:tcPr>
-            <w:tcW w:w="1584" w:type="dxa"/>
+            <w:tcW w:w="1320" w:type="dxa"/>
             <w:tcBorders>
               <w:top w:val="single" w:sz="4" w:space="0" w:color="C8D0DC"/>
               <w:left w:val="single" w:sz="4" w:space="0" w:color="C8D0DC"/>
@@ -4683,7 +5314,30 @@
         </w:tc>
         <w:tc>
           <w:tcPr>
-            <w:tcW w:w="1584" w:type="dxa"/>
+            <w:tcW w:w="1320" w:type="dxa"/>
+            <w:tcBorders>
+              <w:top w:val="single" w:sz="4" w:space="0" w:color="C8D0DC"/>
+              <w:left w:val="single" w:sz="4" w:space="0" w:color="C8D0DC"/>
+              <w:bottom w:val="single" w:sz="4" w:space="0" w:color="C8D0DC"/>
+              <w:right w:val="single" w:sz="4" w:space="0" w:color="C8D0DC"/>
+            </w:tcBorders>
+            <w:shd w:val="clear" w:color="auto" w:fill="FFFFFF"/>
+          </w:tcPr>
+          <w:p>
+            <w:pPr>
+              <w:pStyle w:val="Compact"/>
+            </w:pPr>
+            <w:r>
+              <w:rPr>
+                <w:sz w:val="20"/>
+              </w:rPr>
+              <w:t>SD-WAN — IPsec</w:t>
+            </w:r>
+          </w:p>
+        </w:tc>
+        <w:tc>
+          <w:tcPr>
+            <w:tcW w:w="1320" w:type="dxa"/>
             <w:tcBorders>
               <w:top w:val="single" w:sz="4" w:space="0" w:color="C8D0DC"/>
               <w:left w:val="single" w:sz="4" w:space="0" w:color="C8D0DC"/>
@@ -4706,7 +5360,7 @@
         </w:tc>
         <w:tc>
           <w:tcPr>
-            <w:tcW w:w="1584" w:type="dxa"/>
+            <w:tcW w:w="1320" w:type="dxa"/>
             <w:tcBorders>
               <w:top w:val="single" w:sz="4" w:space="0" w:color="C8D0DC"/>
               <w:left w:val="single" w:sz="4" w:space="0" w:color="C8D0DC"/>
@@ -4729,7 +5383,7 @@
         </w:tc>
         <w:tc>
           <w:tcPr>
-            <w:tcW w:w="1584" w:type="dxa"/>
+            <w:tcW w:w="1320" w:type="dxa"/>
             <w:tcBorders>
               <w:top w:val="single" w:sz="4" w:space="0" w:color="C8D0DC"/>
               <w:left w:val="single" w:sz="4" w:space="0" w:color="C8D0DC"/>
@@ -4754,7 +5408,7 @@
       <w:tr>
         <w:tc>
           <w:tcPr>
-            <w:tcW w:w="1584" w:type="dxa"/>
+            <w:tcW w:w="1320" w:type="dxa"/>
             <w:tcBorders>
               <w:top w:val="single" w:sz="4" w:space="0" w:color="C8D0DC"/>
               <w:left w:val="single" w:sz="4" w:space="0" w:color="C8D0DC"/>
@@ -4779,7 +5433,7 @@
         </w:tc>
         <w:tc>
           <w:tcPr>
-            <w:tcW w:w="1584" w:type="dxa"/>
+            <w:tcW w:w="1320" w:type="dxa"/>
             <w:tcBorders>
               <w:top w:val="single" w:sz="4" w:space="0" w:color="C8D0DC"/>
               <w:left w:val="single" w:sz="4" w:space="0" w:color="C8D0DC"/>
@@ -4802,7 +5456,30 @@
         </w:tc>
         <w:tc>
           <w:tcPr>
-            <w:tcW w:w="1584" w:type="dxa"/>
+            <w:tcW w:w="1320" w:type="dxa"/>
+            <w:tcBorders>
+              <w:top w:val="single" w:sz="4" w:space="0" w:color="C8D0DC"/>
+              <w:left w:val="single" w:sz="4" w:space="0" w:color="C8D0DC"/>
+              <w:bottom w:val="single" w:sz="4" w:space="0" w:color="C8D0DC"/>
+              <w:right w:val="single" w:sz="4" w:space="0" w:color="C8D0DC"/>
+            </w:tcBorders>
+            <w:shd w:val="clear" w:color="auto" w:fill="F2F2F2"/>
+          </w:tcPr>
+          <w:p>
+            <w:pPr>
+              <w:pStyle w:val="Compact"/>
+            </w:pPr>
+            <w:r>
+              <w:rPr>
+                <w:sz w:val="20"/>
+              </w:rPr>
+              <w:t>SASE — SWG SSL Inspection</w:t>
+            </w:r>
+          </w:p>
+        </w:tc>
+        <w:tc>
+          <w:tcPr>
+            <w:tcW w:w="1320" w:type="dxa"/>
             <w:tcBorders>
               <w:top w:val="single" w:sz="4" w:space="0" w:color="C8D0DC"/>
               <w:left w:val="single" w:sz="4" w:space="0" w:color="C8D0DC"/>
@@ -4825,7 +5502,7 @@
         </w:tc>
         <w:tc>
           <w:tcPr>
-            <w:tcW w:w="1584" w:type="dxa"/>
+            <w:tcW w:w="1320" w:type="dxa"/>
             <w:tcBorders>
               <w:top w:val="single" w:sz="4" w:space="0" w:color="C8D0DC"/>
               <w:left w:val="single" w:sz="4" w:space="0" w:color="C8D0DC"/>
@@ -4848,7 +5525,7 @@
         </w:tc>
         <w:tc>
           <w:tcPr>
-            <w:tcW w:w="1584" w:type="dxa"/>
+            <w:tcW w:w="1320" w:type="dxa"/>
             <w:tcBorders>
               <w:top w:val="single" w:sz="4" w:space="0" w:color="C8D0DC"/>
               <w:left w:val="single" w:sz="4" w:space="0" w:color="C8D0DC"/>
@@ -4873,7 +5550,7 @@
       <w:tr>
         <w:tc>
           <w:tcPr>
-            <w:tcW w:w="1584" w:type="dxa"/>
+            <w:tcW w:w="1320" w:type="dxa"/>
             <w:tcBorders>
               <w:top w:val="single" w:sz="4" w:space="0" w:color="C8D0DC"/>
               <w:left w:val="single" w:sz="4" w:space="0" w:color="C8D0DC"/>
@@ -4898,7 +5575,7 @@
         </w:tc>
         <w:tc>
           <w:tcPr>
-            <w:tcW w:w="1584" w:type="dxa"/>
+            <w:tcW w:w="1320" w:type="dxa"/>
             <w:tcBorders>
               <w:top w:val="single" w:sz="4" w:space="0" w:color="C8D0DC"/>
               <w:left w:val="single" w:sz="4" w:space="0" w:color="C8D0DC"/>
@@ -4921,7 +5598,30 @@
         </w:tc>
         <w:tc>
           <w:tcPr>
-            <w:tcW w:w="1584" w:type="dxa"/>
+            <w:tcW w:w="1320" w:type="dxa"/>
+            <w:tcBorders>
+              <w:top w:val="single" w:sz="4" w:space="0" w:color="C8D0DC"/>
+              <w:left w:val="single" w:sz="4" w:space="0" w:color="C8D0DC"/>
+              <w:bottom w:val="single" w:sz="4" w:space="0" w:color="C8D0DC"/>
+              <w:right w:val="single" w:sz="4" w:space="0" w:color="C8D0DC"/>
+            </w:tcBorders>
+            <w:shd w:val="clear" w:color="auto" w:fill="FFFFFF"/>
+          </w:tcPr>
+          <w:p>
+            <w:pPr>
+              <w:pStyle w:val="Compact"/>
+            </w:pPr>
+            <w:r>
+              <w:rPr>
+                <w:sz w:val="20"/>
+              </w:rPr>
+              <w:t>SD-WAN — AAN Telemetry</w:t>
+            </w:r>
+          </w:p>
+        </w:tc>
+        <w:tc>
+          <w:tcPr>
+            <w:tcW w:w="1320" w:type="dxa"/>
             <w:tcBorders>
               <w:top w:val="single" w:sz="4" w:space="0" w:color="C8D0DC"/>
               <w:left w:val="single" w:sz="4" w:space="0" w:color="C8D0DC"/>
@@ -4944,7 +5644,7 @@
         </w:tc>
         <w:tc>
           <w:tcPr>
-            <w:tcW w:w="1584" w:type="dxa"/>
+            <w:tcW w:w="1320" w:type="dxa"/>
             <w:tcBorders>
               <w:top w:val="single" w:sz="4" w:space="0" w:color="C8D0DC"/>
               <w:left w:val="single" w:sz="4" w:space="0" w:color="C8D0DC"/>
@@ -4967,7 +5667,7 @@
         </w:tc>
         <w:tc>
           <w:tcPr>
-            <w:tcW w:w="1584" w:type="dxa"/>
+            <w:tcW w:w="1320" w:type="dxa"/>
             <w:tcBorders>
               <w:top w:val="single" w:sz="4" w:space="0" w:color="C8D0DC"/>
               <w:left w:val="single" w:sz="4" w:space="0" w:color="C8D0DC"/>
@@ -4992,7 +5692,7 @@
       <w:tr>
         <w:tc>
           <w:tcPr>
-            <w:tcW w:w="1584" w:type="dxa"/>
+            <w:tcW w:w="1320" w:type="dxa"/>
             <w:tcBorders>
               <w:top w:val="single" w:sz="4" w:space="0" w:color="C8D0DC"/>
               <w:left w:val="single" w:sz="4" w:space="0" w:color="C8D0DC"/>
@@ -5017,7 +5717,7 @@
         </w:tc>
         <w:tc>
           <w:tcPr>
-            <w:tcW w:w="1584" w:type="dxa"/>
+            <w:tcW w:w="1320" w:type="dxa"/>
             <w:tcBorders>
               <w:top w:val="single" w:sz="4" w:space="0" w:color="C8D0DC"/>
               <w:left w:val="single" w:sz="4" w:space="0" w:color="C8D0DC"/>
@@ -5040,7 +5740,30 @@
         </w:tc>
         <w:tc>
           <w:tcPr>
-            <w:tcW w:w="1584" w:type="dxa"/>
+            <w:tcW w:w="1320" w:type="dxa"/>
+            <w:tcBorders>
+              <w:top w:val="single" w:sz="4" w:space="0" w:color="C8D0DC"/>
+              <w:left w:val="single" w:sz="4" w:space="0" w:color="C8D0DC"/>
+              <w:bottom w:val="single" w:sz="4" w:space="0" w:color="C8D0DC"/>
+              <w:right w:val="single" w:sz="4" w:space="0" w:color="C8D0DC"/>
+            </w:tcBorders>
+            <w:shd w:val="clear" w:color="auto" w:fill="F2F2F2"/>
+          </w:tcPr>
+          <w:p>
+            <w:pPr>
+              <w:pStyle w:val="Compact"/>
+            </w:pPr>
+            <w:r>
+              <w:rPr>
+                <w:sz w:val="20"/>
+              </w:rPr>
+              <w:t>SASE — Session Logging</w:t>
+            </w:r>
+          </w:p>
+        </w:tc>
+        <w:tc>
+          <w:tcPr>
+            <w:tcW w:w="1320" w:type="dxa"/>
             <w:tcBorders>
               <w:top w:val="single" w:sz="4" w:space="0" w:color="C8D0DC"/>
               <w:left w:val="single" w:sz="4" w:space="0" w:color="C8D0DC"/>
@@ -5063,7 +5786,7 @@
         </w:tc>
         <w:tc>
           <w:tcPr>
-            <w:tcW w:w="1584" w:type="dxa"/>
+            <w:tcW w:w="1320" w:type="dxa"/>
             <w:tcBorders>
               <w:top w:val="single" w:sz="4" w:space="0" w:color="C8D0DC"/>
               <w:left w:val="single" w:sz="4" w:space="0" w:color="C8D0DC"/>
@@ -5086,7 +5809,7 @@
         </w:tc>
         <w:tc>
           <w:tcPr>
-            <w:tcW w:w="1584" w:type="dxa"/>
+            <w:tcW w:w="1320" w:type="dxa"/>
             <w:tcBorders>
               <w:top w:val="single" w:sz="4" w:space="0" w:color="C8D0DC"/>
               <w:left w:val="single" w:sz="4" w:space="0" w:color="C8D0DC"/>
@@ -5111,7 +5834,7 @@
       <w:tr>
         <w:tc>
           <w:tcPr>
-            <w:tcW w:w="1584" w:type="dxa"/>
+            <w:tcW w:w="1320" w:type="dxa"/>
             <w:tcBorders>
               <w:top w:val="single" w:sz="4" w:space="0" w:color="C8D0DC"/>
               <w:left w:val="single" w:sz="4" w:space="0" w:color="C8D0DC"/>
@@ -5136,7 +5859,7 @@
         </w:tc>
         <w:tc>
           <w:tcPr>
-            <w:tcW w:w="1584" w:type="dxa"/>
+            <w:tcW w:w="1320" w:type="dxa"/>
             <w:tcBorders>
               <w:top w:val="single" w:sz="4" w:space="0" w:color="C8D0DC"/>
               <w:left w:val="single" w:sz="4" w:space="0" w:color="C8D0DC"/>
@@ -5159,7 +5882,30 @@
         </w:tc>
         <w:tc>
           <w:tcPr>
-            <w:tcW w:w="1584" w:type="dxa"/>
+            <w:tcW w:w="1320" w:type="dxa"/>
+            <w:tcBorders>
+              <w:top w:val="single" w:sz="4" w:space="0" w:color="C8D0DC"/>
+              <w:left w:val="single" w:sz="4" w:space="0" w:color="C8D0DC"/>
+              <w:bottom w:val="single" w:sz="4" w:space="0" w:color="C8D0DC"/>
+              <w:right w:val="single" w:sz="4" w:space="0" w:color="C8D0DC"/>
+            </w:tcBorders>
+            <w:shd w:val="clear" w:color="auto" w:fill="FFFFFF"/>
+          </w:tcPr>
+          <w:p>
+            <w:pPr>
+              <w:pStyle w:val="Compact"/>
+            </w:pPr>
+            <w:r>
+              <w:rPr>
+                <w:sz w:val="20"/>
+              </w:rPr>
+              <w:t>SASE — Per-session Records</w:t>
+            </w:r>
+          </w:p>
+        </w:tc>
+        <w:tc>
+          <w:tcPr>
+            <w:tcW w:w="1320" w:type="dxa"/>
             <w:tcBorders>
               <w:top w:val="single" w:sz="4" w:space="0" w:color="C8D0DC"/>
               <w:left w:val="single" w:sz="4" w:space="0" w:color="C8D0DC"/>
@@ -5182,7 +5928,7 @@
         </w:tc>
         <w:tc>
           <w:tcPr>
-            <w:tcW w:w="1584" w:type="dxa"/>
+            <w:tcW w:w="1320" w:type="dxa"/>
             <w:tcBorders>
               <w:top w:val="single" w:sz="4" w:space="0" w:color="C8D0DC"/>
               <w:left w:val="single" w:sz="4" w:space="0" w:color="C8D0DC"/>
@@ -5205,7 +5951,7 @@
         </w:tc>
         <w:tc>
           <w:tcPr>
-            <w:tcW w:w="1584" w:type="dxa"/>
+            <w:tcW w:w="1320" w:type="dxa"/>
             <w:tcBorders>
               <w:top w:val="single" w:sz="4" w:space="0" w:color="C8D0DC"/>
               <w:left w:val="single" w:sz="4" w:space="0" w:color="C8D0DC"/>
@@ -5240,10 +5986,7 @@
         <w:t>Controls closed: 7</w:t>
       </w:r>
       <w:r>
-        <w:t xml:space="preserve"> </w:t>
-      </w:r>
-      <w:r>
-        <w:t>(AC-4, SC-7, SC-8, SI-3, SI-4, AU-2/AU-12, CA-7)</w:t>
+        <w:t xml:space="preserve"> (AC-4, SC-7, SC-8, SI-3, SI-4, AU-2/AU-12, CA-7)</w:t>
       </w:r>
     </w:p>
     <w:p>
@@ -5275,9 +6018,10 @@
         <w:tblCaption w:val="Part 2 — Additional Controls for Amazon Connect Boundary Compliance"/>
       </w:tblPr>
       <w:tblGrid>
-        <w:gridCol w:w="3192"/>
-        <w:gridCol w:w="3192"/>
-        <w:gridCol w:w="3192"/>
+        <w:gridCol w:w="2394"/>
+        <w:gridCol w:w="2394"/>
+        <w:gridCol w:w="2394"/>
+        <w:gridCol w:w="2394"/>
       </w:tblGrid>
       <w:tr>
         <w:trPr>
@@ -5286,7 +6030,7 @@
         </w:trPr>
         <w:tc>
           <w:tcPr>
-            <w:tcW w:w="2640" w:type="dxa"/>
+            <w:tcW w:w="1980" w:type="dxa"/>
             <w:tcBorders>
               <w:top w:val="single" w:sz="4" w:space="0" w:color="C8D0DC"/>
               <w:left w:val="single" w:sz="4" w:space="0" w:color="C8D0DC"/>
@@ -5311,7 +6055,7 @@
         </w:tc>
         <w:tc>
           <w:tcPr>
-            <w:tcW w:w="2640" w:type="dxa"/>
+            <w:tcW w:w="1980" w:type="dxa"/>
             <w:tcBorders>
               <w:top w:val="single" w:sz="4" w:space="0" w:color="C8D0DC"/>
               <w:left w:val="single" w:sz="4" w:space="0" w:color="C8D0DC"/>
@@ -5330,13 +6074,13 @@
                 <w:color w:val="FFFFFF"/>
                 <w:sz w:val="20"/>
               </w:rPr>
-              <w:t>Requirement</w:t>
-            </w:r>
-          </w:p>
-        </w:tc>
-        <w:tc>
-          <w:tcPr>
-            <w:tcW w:w="2640" w:type="dxa"/>
+              <w:t>Technology</w:t>
+            </w:r>
+          </w:p>
+        </w:tc>
+        <w:tc>
+          <w:tcPr>
+            <w:tcW w:w="1980" w:type="dxa"/>
             <w:tcBorders>
               <w:top w:val="single" w:sz="4" w:space="0" w:color="C8D0DC"/>
               <w:left w:val="single" w:sz="4" w:space="0" w:color="C8D0DC"/>
@@ -5355,6 +6099,31 @@
                 <w:color w:val="FFFFFF"/>
                 <w:sz w:val="20"/>
               </w:rPr>
+              <w:t>Requirement</w:t>
+            </w:r>
+          </w:p>
+        </w:tc>
+        <w:tc>
+          <w:tcPr>
+            <w:tcW w:w="1980" w:type="dxa"/>
+            <w:tcBorders>
+              <w:top w:val="single" w:sz="4" w:space="0" w:color="C8D0DC"/>
+              <w:left w:val="single" w:sz="4" w:space="0" w:color="C8D0DC"/>
+              <w:bottom w:val="single" w:sz="4" w:space="0" w:color="C8D0DC"/>
+              <w:right w:val="single" w:sz="4" w:space="0" w:color="C8D0DC"/>
+            </w:tcBorders>
+            <w:shd w:val="clear" w:color="auto" w:fill="1F3864"/>
+          </w:tcPr>
+          <w:p>
+            <w:pPr>
+              <w:pStyle w:val="Compact"/>
+            </w:pPr>
+            <w:r>
+              <w:rPr>
+                <w:b/>
+                <w:color w:val="FFFFFF"/>
+                <w:sz w:val="20"/>
+              </w:rPr>
               <w:t>What Satisfies It</w:t>
             </w:r>
           </w:p>
@@ -5363,7 +6132,7 @@
       <w:tr>
         <w:tc>
           <w:tcPr>
-            <w:tcW w:w="2640" w:type="dxa"/>
+            <w:tcW w:w="1980" w:type="dxa"/>
             <w:tcBorders>
               <w:top w:val="single" w:sz="4" w:space="0" w:color="C8D0DC"/>
               <w:left w:val="single" w:sz="4" w:space="0" w:color="C8D0DC"/>
@@ -5388,7 +6157,30 @@
         </w:tc>
         <w:tc>
           <w:tcPr>
-            <w:tcW w:w="2640" w:type="dxa"/>
+            <w:tcW w:w="1980" w:type="dxa"/>
+            <w:tcBorders>
+              <w:top w:val="single" w:sz="4" w:space="0" w:color="C8D0DC"/>
+              <w:left w:val="single" w:sz="4" w:space="0" w:color="C8D0DC"/>
+              <w:bottom w:val="single" w:sz="4" w:space="0" w:color="C8D0DC"/>
+              <w:right w:val="single" w:sz="4" w:space="0" w:color="C8D0DC"/>
+            </w:tcBorders>
+            <w:shd w:val="clear" w:color="auto" w:fill="FFFFFF"/>
+          </w:tcPr>
+          <w:p>
+            <w:pPr>
+              <w:pStyle w:val="Compact"/>
+            </w:pPr>
+            <w:r>
+              <w:rPr>
+                <w:sz w:val="20"/>
+              </w:rPr>
+              <w:t>SSP Documentation + InfoBlox DNS</w:t>
+            </w:r>
+          </w:p>
+        </w:tc>
+        <w:tc>
+          <w:tcPr>
+            <w:tcW w:w="1980" w:type="dxa"/>
             <w:tcBorders>
               <w:top w:val="single" w:sz="4" w:space="0" w:color="C8D0DC"/>
               <w:left w:val="single" w:sz="4" w:space="0" w:color="C8D0DC"/>
@@ -5411,7 +6203,7 @@
         </w:tc>
         <w:tc>
           <w:tcPr>
-            <w:tcW w:w="2640" w:type="dxa"/>
+            <w:tcW w:w="1980" w:type="dxa"/>
             <w:tcBorders>
               <w:top w:val="single" w:sz="4" w:space="0" w:color="C8D0DC"/>
               <w:left w:val="single" w:sz="4" w:space="0" w:color="C8D0DC"/>
@@ -5436,7 +6228,7 @@
       <w:tr>
         <w:tc>
           <w:tcPr>
-            <w:tcW w:w="2640" w:type="dxa"/>
+            <w:tcW w:w="1980" w:type="dxa"/>
             <w:tcBorders>
               <w:top w:val="single" w:sz="4" w:space="0" w:color="C8D0DC"/>
               <w:left w:val="single" w:sz="4" w:space="0" w:color="C8D0DC"/>
@@ -5461,7 +6253,30 @@
         </w:tc>
         <w:tc>
           <w:tcPr>
-            <w:tcW w:w="2640" w:type="dxa"/>
+            <w:tcW w:w="1980" w:type="dxa"/>
+            <w:tcBorders>
+              <w:top w:val="single" w:sz="4" w:space="0" w:color="C8D0DC"/>
+              <w:left w:val="single" w:sz="4" w:space="0" w:color="C8D0DC"/>
+              <w:bottom w:val="single" w:sz="4" w:space="0" w:color="C8D0DC"/>
+              <w:right w:val="single" w:sz="4" w:space="0" w:color="C8D0DC"/>
+            </w:tcBorders>
+            <w:shd w:val="clear" w:color="auto" w:fill="F2F2F2"/>
+          </w:tcPr>
+          <w:p>
+            <w:pPr>
+              <w:pStyle w:val="Compact"/>
+            </w:pPr>
+            <w:r>
+              <w:rPr>
+                <w:sz w:val="20"/>
+              </w:rPr>
+              <w:t>AWS KMS + S3 Access Logging</w:t>
+            </w:r>
+          </w:p>
+        </w:tc>
+        <w:tc>
+          <w:tcPr>
+            <w:tcW w:w="1980" w:type="dxa"/>
             <w:tcBorders>
               <w:top w:val="single" w:sz="4" w:space="0" w:color="C8D0DC"/>
               <w:left w:val="single" w:sz="4" w:space="0" w:color="C8D0DC"/>
@@ -5484,7 +6299,7 @@
         </w:tc>
         <w:tc>
           <w:tcPr>
-            <w:tcW w:w="2640" w:type="dxa"/>
+            <w:tcW w:w="1980" w:type="dxa"/>
             <w:tcBorders>
               <w:top w:val="single" w:sz="4" w:space="0" w:color="C8D0DC"/>
               <w:left w:val="single" w:sz="4" w:space="0" w:color="C8D0DC"/>
@@ -5509,7 +6324,7 @@
       <w:tr>
         <w:tc>
           <w:tcPr>
-            <w:tcW w:w="2640" w:type="dxa"/>
+            <w:tcW w:w="1980" w:type="dxa"/>
             <w:tcBorders>
               <w:top w:val="single" w:sz="4" w:space="0" w:color="C8D0DC"/>
               <w:left w:val="single" w:sz="4" w:space="0" w:color="C8D0DC"/>
@@ -5534,30 +6349,53 @@
         </w:tc>
         <w:tc>
           <w:tcPr>
-            <w:tcW w:w="2640" w:type="dxa"/>
-            <w:tcBorders>
-              <w:top w:val="single" w:sz="4" w:space="0" w:color="C8D0DC"/>
-              <w:left w:val="single" w:sz="4" w:space="0" w:color="C8D0DC"/>
-              <w:bottom w:val="single" w:sz="4" w:space="0" w:color="C8D0DC"/>
-              <w:right w:val="single" w:sz="4" w:space="0" w:color="C8D0DC"/>
-            </w:tcBorders>
-            <w:shd w:val="clear" w:color="auto" w:fill="FFFFFF"/>
-          </w:tcPr>
-          <w:p>
-            <w:pPr>
-              <w:pStyle w:val="Compact"/>
-            </w:pPr>
-            <w:r>
-              <w:rPr>
-                <w:sz w:val="20"/>
-              </w:rPr>
-              <w:t>Federated authentication events (Entra ID → Amazon Connect SAML assertions) must be logged and KSI-verifiable</w:t>
-            </w:r>
-          </w:p>
-        </w:tc>
-        <w:tc>
-          <w:tcPr>
-            <w:tcW w:w="2640" w:type="dxa"/>
+            <w:tcW w:w="1980" w:type="dxa"/>
+            <w:tcBorders>
+              <w:top w:val="single" w:sz="4" w:space="0" w:color="C8D0DC"/>
+              <w:left w:val="single" w:sz="4" w:space="0" w:color="C8D0DC"/>
+              <w:bottom w:val="single" w:sz="4" w:space="0" w:color="C8D0DC"/>
+              <w:right w:val="single" w:sz="4" w:space="0" w:color="C8D0DC"/>
+            </w:tcBorders>
+            <w:shd w:val="clear" w:color="auto" w:fill="FFFFFF"/>
+          </w:tcPr>
+          <w:p>
+            <w:pPr>
+              <w:pStyle w:val="Compact"/>
+            </w:pPr>
+            <w:r>
+              <w:rPr>
+                <w:sz w:val="20"/>
+              </w:rPr>
+              <w:t>Entra ID SAML Federation</w:t>
+            </w:r>
+          </w:p>
+        </w:tc>
+        <w:tc>
+          <w:tcPr>
+            <w:tcW w:w="1980" w:type="dxa"/>
+            <w:tcBorders>
+              <w:top w:val="single" w:sz="4" w:space="0" w:color="C8D0DC"/>
+              <w:left w:val="single" w:sz="4" w:space="0" w:color="C8D0DC"/>
+              <w:bottom w:val="single" w:sz="4" w:space="0" w:color="C8D0DC"/>
+              <w:right w:val="single" w:sz="4" w:space="0" w:color="C8D0DC"/>
+            </w:tcBorders>
+            <w:shd w:val="clear" w:color="auto" w:fill="FFFFFF"/>
+          </w:tcPr>
+          <w:p>
+            <w:pPr>
+              <w:pStyle w:val="Compact"/>
+            </w:pPr>
+            <w:r>
+              <w:rPr>
+                <w:sz w:val="20"/>
+              </w:rPr>
+              <w:t>Federated authentication events (Entra ID to Amazon Connect SAML assertions) must be logged and KSI-verifiable</w:t>
+            </w:r>
+          </w:p>
+        </w:tc>
+        <w:tc>
+          <w:tcPr>
+            <w:tcW w:w="1980" w:type="dxa"/>
             <w:tcBorders>
               <w:top w:val="single" w:sz="4" w:space="0" w:color="C8D0DC"/>
               <w:left w:val="single" w:sz="4" w:space="0" w:color="C8D0DC"/>
@@ -5600,7 +6438,7 @@
     </w:p>
     <w:p>
       <w:r>
-        <w:pict w14:anchorId="52773ADA">
+        <w:pict w14:anchorId="66502407">
           <v:rect id="_x0000_i1028" style="width:0;height:1.5pt" o:hralign="center" o:hrstd="t" o:hr="t"/>
         </w:pict>
       </w:r>
@@ -5610,7 +6448,7 @@
         <w:pStyle w:val="Heading1"/>
       </w:pPr>
       <w:bookmarkStart w:id="14" w:name="X75e1654d20273f424251f16299992daf7279c1b"/>
-      <w:bookmarkStart w:id="15" w:name="_Toc233815963"/>
+      <w:bookmarkStart w:id="15" w:name="_Toc233816400"/>
       <w:bookmarkEnd w:id="8"/>
       <w:bookmarkEnd w:id="12"/>
       <w:r>
@@ -5623,7 +6461,7 @@
         <w:pStyle w:val="Heading2"/>
       </w:pPr>
       <w:bookmarkStart w:id="16" w:name="what-this-document-addresses-2"/>
-      <w:bookmarkStart w:id="17" w:name="_Toc233815964"/>
+      <w:bookmarkStart w:id="17" w:name="_Toc233816401"/>
       <w:r>
         <w:t>3.1 What This Document Addresses</w:t>
       </w:r>
@@ -5729,7 +6567,7 @@
         <w:pStyle w:val="Heading2"/>
       </w:pPr>
       <w:bookmarkStart w:id="18" w:name="nist-control-closure-part-3"/>
-      <w:bookmarkStart w:id="19" w:name="_Toc233815965"/>
+      <w:bookmarkStart w:id="19" w:name="_Toc233816402"/>
       <w:bookmarkEnd w:id="16"/>
       <w:r>
         <w:t>3.2 NIST Control Closure — Part 3</w:t>
@@ -5753,11 +6591,12 @@
         <w:tblCaption w:val="Part 3 — NIST SP 800-53 Rev 5 Control Closure: Entra ID + ZTNA + Active Governance"/>
       </w:tblPr>
       <w:tblGrid>
-        <w:gridCol w:w="1916"/>
-        <w:gridCol w:w="1915"/>
-        <w:gridCol w:w="1915"/>
-        <w:gridCol w:w="1915"/>
-        <w:gridCol w:w="1915"/>
+        <w:gridCol w:w="1596"/>
+        <w:gridCol w:w="1596"/>
+        <w:gridCol w:w="1596"/>
+        <w:gridCol w:w="1596"/>
+        <w:gridCol w:w="1596"/>
+        <w:gridCol w:w="1596"/>
       </w:tblGrid>
       <w:tr>
         <w:trPr>
@@ -5766,7 +6605,7 @@
         </w:trPr>
         <w:tc>
           <w:tcPr>
-            <w:tcW w:w="1584" w:type="dxa"/>
+            <w:tcW w:w="1320" w:type="dxa"/>
             <w:tcBorders>
               <w:top w:val="single" w:sz="4" w:space="0" w:color="C8D0DC"/>
               <w:left w:val="single" w:sz="4" w:space="0" w:color="C8D0DC"/>
@@ -5791,7 +6630,7 @@
         </w:tc>
         <w:tc>
           <w:tcPr>
-            <w:tcW w:w="1584" w:type="dxa"/>
+            <w:tcW w:w="1320" w:type="dxa"/>
             <w:tcBorders>
               <w:top w:val="single" w:sz="4" w:space="0" w:color="C8D0DC"/>
               <w:left w:val="single" w:sz="4" w:space="0" w:color="C8D0DC"/>
@@ -5816,7 +6655,7 @@
         </w:tc>
         <w:tc>
           <w:tcPr>
-            <w:tcW w:w="1584" w:type="dxa"/>
+            <w:tcW w:w="1320" w:type="dxa"/>
             <w:tcBorders>
               <w:top w:val="single" w:sz="4" w:space="0" w:color="C8D0DC"/>
               <w:left w:val="single" w:sz="4" w:space="0" w:color="C8D0DC"/>
@@ -5835,13 +6674,13 @@
                 <w:color w:val="FFFFFF"/>
                 <w:sz w:val="20"/>
               </w:rPr>
-              <w:t>Without Modernization</w:t>
-            </w:r>
-          </w:p>
-        </w:tc>
-        <w:tc>
-          <w:tcPr>
-            <w:tcW w:w="1584" w:type="dxa"/>
+              <w:t>Technology</w:t>
+            </w:r>
+          </w:p>
+        </w:tc>
+        <w:tc>
+          <w:tcPr>
+            <w:tcW w:w="1320" w:type="dxa"/>
             <w:tcBorders>
               <w:top w:val="single" w:sz="4" w:space="0" w:color="C8D0DC"/>
               <w:left w:val="single" w:sz="4" w:space="0" w:color="C8D0DC"/>
@@ -5860,13 +6699,13 @@
                 <w:color w:val="FFFFFF"/>
                 <w:sz w:val="20"/>
               </w:rPr>
-              <w:t>With Entra ID + ZTNA + Active Governance</w:t>
-            </w:r>
-          </w:p>
-        </w:tc>
-        <w:tc>
-          <w:tcPr>
-            <w:tcW w:w="1584" w:type="dxa"/>
+              <w:t>Without Modernization</w:t>
+            </w:r>
+          </w:p>
+        </w:tc>
+        <w:tc>
+          <w:tcPr>
+            <w:tcW w:w="1320" w:type="dxa"/>
             <w:tcBorders>
               <w:top w:val="single" w:sz="4" w:space="0" w:color="C8D0DC"/>
               <w:left w:val="single" w:sz="4" w:space="0" w:color="C8D0DC"/>
@@ -5885,6 +6724,31 @@
                 <w:color w:val="FFFFFF"/>
                 <w:sz w:val="20"/>
               </w:rPr>
+              <w:t>With Entra ID + ZTNA + Active Governance</w:t>
+            </w:r>
+          </w:p>
+        </w:tc>
+        <w:tc>
+          <w:tcPr>
+            <w:tcW w:w="1320" w:type="dxa"/>
+            <w:tcBorders>
+              <w:top w:val="single" w:sz="4" w:space="0" w:color="C8D0DC"/>
+              <w:left w:val="single" w:sz="4" w:space="0" w:color="C8D0DC"/>
+              <w:bottom w:val="single" w:sz="4" w:space="0" w:color="C8D0DC"/>
+              <w:right w:val="single" w:sz="4" w:space="0" w:color="C8D0DC"/>
+            </w:tcBorders>
+            <w:shd w:val="clear" w:color="auto" w:fill="1F3864"/>
+          </w:tcPr>
+          <w:p>
+            <w:pPr>
+              <w:pStyle w:val="Compact"/>
+            </w:pPr>
+            <w:r>
+              <w:rPr>
+                <w:b/>
+                <w:color w:val="FFFFFF"/>
+                <w:sz w:val="20"/>
+              </w:rPr>
               <w:t>Authority</w:t>
             </w:r>
           </w:p>
@@ -5893,7 +6757,7 @@
       <w:tr>
         <w:tc>
           <w:tcPr>
-            <w:tcW w:w="1584" w:type="dxa"/>
+            <w:tcW w:w="1320" w:type="dxa"/>
             <w:tcBorders>
               <w:top w:val="single" w:sz="4" w:space="0" w:color="C8D0DC"/>
               <w:left w:val="single" w:sz="4" w:space="0" w:color="C8D0DC"/>
@@ -5918,7 +6782,7 @@
         </w:tc>
         <w:tc>
           <w:tcPr>
-            <w:tcW w:w="1584" w:type="dxa"/>
+            <w:tcW w:w="1320" w:type="dxa"/>
             <w:tcBorders>
               <w:top w:val="single" w:sz="4" w:space="0" w:color="C8D0DC"/>
               <w:left w:val="single" w:sz="4" w:space="0" w:color="C8D0DC"/>
@@ -5941,7 +6805,30 @@
         </w:tc>
         <w:tc>
           <w:tcPr>
-            <w:tcW w:w="1584" w:type="dxa"/>
+            <w:tcW w:w="1320" w:type="dxa"/>
+            <w:tcBorders>
+              <w:top w:val="single" w:sz="4" w:space="0" w:color="C8D0DC"/>
+              <w:left w:val="single" w:sz="4" w:space="0" w:color="C8D0DC"/>
+              <w:bottom w:val="single" w:sz="4" w:space="0" w:color="C8D0DC"/>
+              <w:right w:val="single" w:sz="4" w:space="0" w:color="C8D0DC"/>
+            </w:tcBorders>
+            <w:shd w:val="clear" w:color="auto" w:fill="FFFFFF"/>
+          </w:tcPr>
+          <w:p>
+            <w:pPr>
+              <w:pStyle w:val="Compact"/>
+            </w:pPr>
+            <w:r>
+              <w:rPr>
+                <w:sz w:val="20"/>
+              </w:rPr>
+              <w:t>Entra ID Conditional Access</w:t>
+            </w:r>
+          </w:p>
+        </w:tc>
+        <w:tc>
+          <w:tcPr>
+            <w:tcW w:w="1320" w:type="dxa"/>
             <w:tcBorders>
               <w:top w:val="single" w:sz="4" w:space="0" w:color="C8D0DC"/>
               <w:left w:val="single" w:sz="4" w:space="0" w:color="C8D0DC"/>
@@ -5964,7 +6851,7 @@
         </w:tc>
         <w:tc>
           <w:tcPr>
-            <w:tcW w:w="1584" w:type="dxa"/>
+            <w:tcW w:w="1320" w:type="dxa"/>
             <w:tcBorders>
               <w:top w:val="single" w:sz="4" w:space="0" w:color="C8D0DC"/>
               <w:left w:val="single" w:sz="4" w:space="0" w:color="C8D0DC"/>
@@ -5987,7 +6874,7 @@
         </w:tc>
         <w:tc>
           <w:tcPr>
-            <w:tcW w:w="1584" w:type="dxa"/>
+            <w:tcW w:w="1320" w:type="dxa"/>
             <w:tcBorders>
               <w:top w:val="single" w:sz="4" w:space="0" w:color="C8D0DC"/>
               <w:left w:val="single" w:sz="4" w:space="0" w:color="C8D0DC"/>
@@ -6012,7 +6899,7 @@
       <w:tr>
         <w:tc>
           <w:tcPr>
-            <w:tcW w:w="1584" w:type="dxa"/>
+            <w:tcW w:w="1320" w:type="dxa"/>
             <w:tcBorders>
               <w:top w:val="single" w:sz="4" w:space="0" w:color="C8D0DC"/>
               <w:left w:val="single" w:sz="4" w:space="0" w:color="C8D0DC"/>
@@ -6037,7 +6924,7 @@
         </w:tc>
         <w:tc>
           <w:tcPr>
-            <w:tcW w:w="1584" w:type="dxa"/>
+            <w:tcW w:w="1320" w:type="dxa"/>
             <w:tcBorders>
               <w:top w:val="single" w:sz="4" w:space="0" w:color="C8D0DC"/>
               <w:left w:val="single" w:sz="4" w:space="0" w:color="C8D0DC"/>
@@ -6060,7 +6947,30 @@
         </w:tc>
         <w:tc>
           <w:tcPr>
-            <w:tcW w:w="1584" w:type="dxa"/>
+            <w:tcW w:w="1320" w:type="dxa"/>
+            <w:tcBorders>
+              <w:top w:val="single" w:sz="4" w:space="0" w:color="C8D0DC"/>
+              <w:left w:val="single" w:sz="4" w:space="0" w:color="C8D0DC"/>
+              <w:bottom w:val="single" w:sz="4" w:space="0" w:color="C8D0DC"/>
+              <w:right w:val="single" w:sz="4" w:space="0" w:color="C8D0DC"/>
+            </w:tcBorders>
+            <w:shd w:val="clear" w:color="auto" w:fill="F2F2F2"/>
+          </w:tcPr>
+          <w:p>
+            <w:pPr>
+              <w:pStyle w:val="Compact"/>
+            </w:pPr>
+            <w:r>
+              <w:rPr>
+                <w:sz w:val="20"/>
+              </w:rPr>
+              <w:t>Intune MDM + Conditional Access</w:t>
+            </w:r>
+          </w:p>
+        </w:tc>
+        <w:tc>
+          <w:tcPr>
+            <w:tcW w:w="1320" w:type="dxa"/>
             <w:tcBorders>
               <w:top w:val="single" w:sz="4" w:space="0" w:color="C8D0DC"/>
               <w:left w:val="single" w:sz="4" w:space="0" w:color="C8D0DC"/>
@@ -6083,7 +6993,7 @@
         </w:tc>
         <w:tc>
           <w:tcPr>
-            <w:tcW w:w="1584" w:type="dxa"/>
+            <w:tcW w:w="1320" w:type="dxa"/>
             <w:tcBorders>
               <w:top w:val="single" w:sz="4" w:space="0" w:color="C8D0DC"/>
               <w:left w:val="single" w:sz="4" w:space="0" w:color="C8D0DC"/>
@@ -6106,7 +7016,7 @@
         </w:tc>
         <w:tc>
           <w:tcPr>
-            <w:tcW w:w="1584" w:type="dxa"/>
+            <w:tcW w:w="1320" w:type="dxa"/>
             <w:tcBorders>
               <w:top w:val="single" w:sz="4" w:space="0" w:color="C8D0DC"/>
               <w:left w:val="single" w:sz="4" w:space="0" w:color="C8D0DC"/>
@@ -6131,7 +7041,7 @@
       <w:tr>
         <w:tc>
           <w:tcPr>
-            <w:tcW w:w="1584" w:type="dxa"/>
+            <w:tcW w:w="1320" w:type="dxa"/>
             <w:tcBorders>
               <w:top w:val="single" w:sz="4" w:space="0" w:color="C8D0DC"/>
               <w:left w:val="single" w:sz="4" w:space="0" w:color="C8D0DC"/>
@@ -6156,7 +7066,7 @@
         </w:tc>
         <w:tc>
           <w:tcPr>
-            <w:tcW w:w="1584" w:type="dxa"/>
+            <w:tcW w:w="1320" w:type="dxa"/>
             <w:tcBorders>
               <w:top w:val="single" w:sz="4" w:space="0" w:color="C8D0DC"/>
               <w:left w:val="single" w:sz="4" w:space="0" w:color="C8D0DC"/>
@@ -6179,7 +7089,30 @@
         </w:tc>
         <w:tc>
           <w:tcPr>
-            <w:tcW w:w="1584" w:type="dxa"/>
+            <w:tcW w:w="1320" w:type="dxa"/>
+            <w:tcBorders>
+              <w:top w:val="single" w:sz="4" w:space="0" w:color="C8D0DC"/>
+              <w:left w:val="single" w:sz="4" w:space="0" w:color="C8D0DC"/>
+              <w:bottom w:val="single" w:sz="4" w:space="0" w:color="C8D0DC"/>
+              <w:right w:val="single" w:sz="4" w:space="0" w:color="C8D0DC"/>
+            </w:tcBorders>
+            <w:shd w:val="clear" w:color="auto" w:fill="FFFFFF"/>
+          </w:tcPr>
+          <w:p>
+            <w:pPr>
+              <w:pStyle w:val="Compact"/>
+            </w:pPr>
+            <w:r>
+              <w:rPr>
+                <w:sz w:val="20"/>
+              </w:rPr>
+              <w:t>Entra ID + CBA Pipeline</w:t>
+            </w:r>
+          </w:p>
+        </w:tc>
+        <w:tc>
+          <w:tcPr>
+            <w:tcW w:w="1320" w:type="dxa"/>
             <w:tcBorders>
               <w:top w:val="single" w:sz="4" w:space="0" w:color="C8D0DC"/>
               <w:left w:val="single" w:sz="4" w:space="0" w:color="C8D0DC"/>
@@ -6202,7 +7135,7 @@
         </w:tc>
         <w:tc>
           <w:tcPr>
-            <w:tcW w:w="1584" w:type="dxa"/>
+            <w:tcW w:w="1320" w:type="dxa"/>
             <w:tcBorders>
               <w:top w:val="single" w:sz="4" w:space="0" w:color="C8D0DC"/>
               <w:left w:val="single" w:sz="4" w:space="0" w:color="C8D0DC"/>
@@ -6225,7 +7158,7 @@
         </w:tc>
         <w:tc>
           <w:tcPr>
-            <w:tcW w:w="1584" w:type="dxa"/>
+            <w:tcW w:w="1320" w:type="dxa"/>
             <w:tcBorders>
               <w:top w:val="single" w:sz="4" w:space="0" w:color="C8D0DC"/>
               <w:left w:val="single" w:sz="4" w:space="0" w:color="C8D0DC"/>
@@ -6250,7 +7183,7 @@
       <w:tr>
         <w:tc>
           <w:tcPr>
-            <w:tcW w:w="1584" w:type="dxa"/>
+            <w:tcW w:w="1320" w:type="dxa"/>
             <w:tcBorders>
               <w:top w:val="single" w:sz="4" w:space="0" w:color="C8D0DC"/>
               <w:left w:val="single" w:sz="4" w:space="0" w:color="C8D0DC"/>
@@ -6275,7 +7208,7 @@
         </w:tc>
         <w:tc>
           <w:tcPr>
-            <w:tcW w:w="1584" w:type="dxa"/>
+            <w:tcW w:w="1320" w:type="dxa"/>
             <w:tcBorders>
               <w:top w:val="single" w:sz="4" w:space="0" w:color="C8D0DC"/>
               <w:left w:val="single" w:sz="4" w:space="0" w:color="C8D0DC"/>
@@ -6298,7 +7231,30 @@
         </w:tc>
         <w:tc>
           <w:tcPr>
-            <w:tcW w:w="1584" w:type="dxa"/>
+            <w:tcW w:w="1320" w:type="dxa"/>
+            <w:tcBorders>
+              <w:top w:val="single" w:sz="4" w:space="0" w:color="C8D0DC"/>
+              <w:left w:val="single" w:sz="4" w:space="0" w:color="C8D0DC"/>
+              <w:bottom w:val="single" w:sz="4" w:space="0" w:color="C8D0DC"/>
+              <w:right w:val="single" w:sz="4" w:space="0" w:color="C8D0DC"/>
+            </w:tcBorders>
+            <w:shd w:val="clear" w:color="auto" w:fill="F2F2F2"/>
+          </w:tcPr>
+          <w:p>
+            <w:pPr>
+              <w:pStyle w:val="Compact"/>
+            </w:pPr>
+            <w:r>
+              <w:rPr>
+                <w:sz w:val="20"/>
+              </w:rPr>
+              <w:t>Entra ID + HRIT Integration</w:t>
+            </w:r>
+          </w:p>
+        </w:tc>
+        <w:tc>
+          <w:tcPr>
+            <w:tcW w:w="1320" w:type="dxa"/>
             <w:tcBorders>
               <w:top w:val="single" w:sz="4" w:space="0" w:color="C8D0DC"/>
               <w:left w:val="single" w:sz="4" w:space="0" w:color="C8D0DC"/>
@@ -6321,7 +7277,7 @@
         </w:tc>
         <w:tc>
           <w:tcPr>
-            <w:tcW w:w="1584" w:type="dxa"/>
+            <w:tcW w:w="1320" w:type="dxa"/>
             <w:tcBorders>
               <w:top w:val="single" w:sz="4" w:space="0" w:color="C8D0DC"/>
               <w:left w:val="single" w:sz="4" w:space="0" w:color="C8D0DC"/>
@@ -6344,7 +7300,7 @@
         </w:tc>
         <w:tc>
           <w:tcPr>
-            <w:tcW w:w="1584" w:type="dxa"/>
+            <w:tcW w:w="1320" w:type="dxa"/>
             <w:tcBorders>
               <w:top w:val="single" w:sz="4" w:space="0" w:color="C8D0DC"/>
               <w:left w:val="single" w:sz="4" w:space="0" w:color="C8D0DC"/>
@@ -6369,7 +7325,7 @@
       <w:tr>
         <w:tc>
           <w:tcPr>
-            <w:tcW w:w="1584" w:type="dxa"/>
+            <w:tcW w:w="1320" w:type="dxa"/>
             <w:tcBorders>
               <w:top w:val="single" w:sz="4" w:space="0" w:color="C8D0DC"/>
               <w:left w:val="single" w:sz="4" w:space="0" w:color="C8D0DC"/>
@@ -6394,7 +7350,7 @@
         </w:tc>
         <w:tc>
           <w:tcPr>
-            <w:tcW w:w="1584" w:type="dxa"/>
+            <w:tcW w:w="1320" w:type="dxa"/>
             <w:tcBorders>
               <w:top w:val="single" w:sz="4" w:space="0" w:color="C8D0DC"/>
               <w:left w:val="single" w:sz="4" w:space="0" w:color="C8D0DC"/>
@@ -6417,7 +7373,30 @@
         </w:tc>
         <w:tc>
           <w:tcPr>
-            <w:tcW w:w="1584" w:type="dxa"/>
+            <w:tcW w:w="1320" w:type="dxa"/>
+            <w:tcBorders>
+              <w:top w:val="single" w:sz="4" w:space="0" w:color="C8D0DC"/>
+              <w:left w:val="single" w:sz="4" w:space="0" w:color="C8D0DC"/>
+              <w:bottom w:val="single" w:sz="4" w:space="0" w:color="C8D0DC"/>
+              <w:right w:val="single" w:sz="4" w:space="0" w:color="C8D0DC"/>
+            </w:tcBorders>
+            <w:shd w:val="clear" w:color="auto" w:fill="FFFFFF"/>
+          </w:tcPr>
+          <w:p>
+            <w:pPr>
+              <w:pStyle w:val="Compact"/>
+            </w:pPr>
+            <w:r>
+              <w:rPr>
+                <w:sz w:val="20"/>
+              </w:rPr>
+              <w:t>ZTNA — Per-session Policy</w:t>
+            </w:r>
+          </w:p>
+        </w:tc>
+        <w:tc>
+          <w:tcPr>
+            <w:tcW w:w="1320" w:type="dxa"/>
             <w:tcBorders>
               <w:top w:val="single" w:sz="4" w:space="0" w:color="C8D0DC"/>
               <w:left w:val="single" w:sz="4" w:space="0" w:color="C8D0DC"/>
@@ -6440,7 +7419,7 @@
         </w:tc>
         <w:tc>
           <w:tcPr>
-            <w:tcW w:w="1584" w:type="dxa"/>
+            <w:tcW w:w="1320" w:type="dxa"/>
             <w:tcBorders>
               <w:top w:val="single" w:sz="4" w:space="0" w:color="C8D0DC"/>
               <w:left w:val="single" w:sz="4" w:space="0" w:color="C8D0DC"/>
@@ -6463,7 +7442,7 @@
         </w:tc>
         <w:tc>
           <w:tcPr>
-            <w:tcW w:w="1584" w:type="dxa"/>
+            <w:tcW w:w="1320" w:type="dxa"/>
             <w:tcBorders>
               <w:top w:val="single" w:sz="4" w:space="0" w:color="C8D0DC"/>
               <w:left w:val="single" w:sz="4" w:space="0" w:color="C8D0DC"/>
@@ -6488,7 +7467,7 @@
       <w:tr>
         <w:tc>
           <w:tcPr>
-            <w:tcW w:w="1584" w:type="dxa"/>
+            <w:tcW w:w="1320" w:type="dxa"/>
             <w:tcBorders>
               <w:top w:val="single" w:sz="4" w:space="0" w:color="C8D0DC"/>
               <w:left w:val="single" w:sz="4" w:space="0" w:color="C8D0DC"/>
@@ -6513,7 +7492,7 @@
         </w:tc>
         <w:tc>
           <w:tcPr>
-            <w:tcW w:w="1584" w:type="dxa"/>
+            <w:tcW w:w="1320" w:type="dxa"/>
             <w:tcBorders>
               <w:top w:val="single" w:sz="4" w:space="0" w:color="C8D0DC"/>
               <w:left w:val="single" w:sz="4" w:space="0" w:color="C8D0DC"/>
@@ -6536,7 +7515,30 @@
         </w:tc>
         <w:tc>
           <w:tcPr>
-            <w:tcW w:w="1584" w:type="dxa"/>
+            <w:tcW w:w="1320" w:type="dxa"/>
+            <w:tcBorders>
+              <w:top w:val="single" w:sz="4" w:space="0" w:color="C8D0DC"/>
+              <w:left w:val="single" w:sz="4" w:space="0" w:color="C8D0DC"/>
+              <w:bottom w:val="single" w:sz="4" w:space="0" w:color="C8D0DC"/>
+              <w:right w:val="single" w:sz="4" w:space="0" w:color="C8D0DC"/>
+            </w:tcBorders>
+            <w:shd w:val="clear" w:color="auto" w:fill="F2F2F2"/>
+          </w:tcPr>
+          <w:p>
+            <w:pPr>
+              <w:pStyle w:val="Compact"/>
+            </w:pPr>
+            <w:r>
+              <w:rPr>
+                <w:sz w:val="20"/>
+              </w:rPr>
+              <w:t>SASE / ZTNA Stack</w:t>
+            </w:r>
+          </w:p>
+        </w:tc>
+        <w:tc>
+          <w:tcPr>
+            <w:tcW w:w="1320" w:type="dxa"/>
             <w:tcBorders>
               <w:top w:val="single" w:sz="4" w:space="0" w:color="C8D0DC"/>
               <w:left w:val="single" w:sz="4" w:space="0" w:color="C8D0DC"/>
@@ -6559,7 +7561,7 @@
         </w:tc>
         <w:tc>
           <w:tcPr>
-            <w:tcW w:w="1584" w:type="dxa"/>
+            <w:tcW w:w="1320" w:type="dxa"/>
             <w:tcBorders>
               <w:top w:val="single" w:sz="4" w:space="0" w:color="C8D0DC"/>
               <w:left w:val="single" w:sz="4" w:space="0" w:color="C8D0DC"/>
@@ -6582,7 +7584,7 @@
         </w:tc>
         <w:tc>
           <w:tcPr>
-            <w:tcW w:w="1584" w:type="dxa"/>
+            <w:tcW w:w="1320" w:type="dxa"/>
             <w:tcBorders>
               <w:top w:val="single" w:sz="4" w:space="0" w:color="C8D0DC"/>
               <w:left w:val="single" w:sz="4" w:space="0" w:color="C8D0DC"/>
@@ -6607,7 +7609,7 @@
       <w:tr>
         <w:tc>
           <w:tcPr>
-            <w:tcW w:w="1584" w:type="dxa"/>
+            <w:tcW w:w="1320" w:type="dxa"/>
             <w:tcBorders>
               <w:top w:val="single" w:sz="4" w:space="0" w:color="C8D0DC"/>
               <w:left w:val="single" w:sz="4" w:space="0" w:color="C8D0DC"/>
@@ -6632,7 +7634,7 @@
         </w:tc>
         <w:tc>
           <w:tcPr>
-            <w:tcW w:w="1584" w:type="dxa"/>
+            <w:tcW w:w="1320" w:type="dxa"/>
             <w:tcBorders>
               <w:top w:val="single" w:sz="4" w:space="0" w:color="C8D0DC"/>
               <w:left w:val="single" w:sz="4" w:space="0" w:color="C8D0DC"/>
@@ -6655,7 +7657,30 @@
         </w:tc>
         <w:tc>
           <w:tcPr>
-            <w:tcW w:w="1584" w:type="dxa"/>
+            <w:tcW w:w="1320" w:type="dxa"/>
+            <w:tcBorders>
+              <w:top w:val="single" w:sz="4" w:space="0" w:color="C8D0DC"/>
+              <w:left w:val="single" w:sz="4" w:space="0" w:color="C8D0DC"/>
+              <w:bottom w:val="single" w:sz="4" w:space="0" w:color="C8D0DC"/>
+              <w:right w:val="single" w:sz="4" w:space="0" w:color="C8D0DC"/>
+            </w:tcBorders>
+            <w:shd w:val="clear" w:color="auto" w:fill="FFFFFF"/>
+          </w:tcPr>
+          <w:p>
+            <w:pPr>
+              <w:pStyle w:val="Compact"/>
+            </w:pPr>
+            <w:r>
+              <w:rPr>
+                <w:sz w:val="20"/>
+              </w:rPr>
+              <w:t>ZTNA — Micro-tunnels</w:t>
+            </w:r>
+          </w:p>
+        </w:tc>
+        <w:tc>
+          <w:tcPr>
+            <w:tcW w:w="1320" w:type="dxa"/>
             <w:tcBorders>
               <w:top w:val="single" w:sz="4" w:space="0" w:color="C8D0DC"/>
               <w:left w:val="single" w:sz="4" w:space="0" w:color="C8D0DC"/>
@@ -6678,7 +7703,7 @@
         </w:tc>
         <w:tc>
           <w:tcPr>
-            <w:tcW w:w="1584" w:type="dxa"/>
+            <w:tcW w:w="1320" w:type="dxa"/>
             <w:tcBorders>
               <w:top w:val="single" w:sz="4" w:space="0" w:color="C8D0DC"/>
               <w:left w:val="single" w:sz="4" w:space="0" w:color="C8D0DC"/>
@@ -6701,7 +7726,7 @@
         </w:tc>
         <w:tc>
           <w:tcPr>
-            <w:tcW w:w="1584" w:type="dxa"/>
+            <w:tcW w:w="1320" w:type="dxa"/>
             <w:tcBorders>
               <w:top w:val="single" w:sz="4" w:space="0" w:color="C8D0DC"/>
               <w:left w:val="single" w:sz="4" w:space="0" w:color="C8D0DC"/>
@@ -6726,7 +7751,7 @@
       <w:tr>
         <w:tc>
           <w:tcPr>
-            <w:tcW w:w="1584" w:type="dxa"/>
+            <w:tcW w:w="1320" w:type="dxa"/>
             <w:tcBorders>
               <w:top w:val="single" w:sz="4" w:space="0" w:color="C8D0DC"/>
               <w:left w:val="single" w:sz="4" w:space="0" w:color="C8D0DC"/>
@@ -6751,7 +7776,7 @@
         </w:tc>
         <w:tc>
           <w:tcPr>
-            <w:tcW w:w="1584" w:type="dxa"/>
+            <w:tcW w:w="1320" w:type="dxa"/>
             <w:tcBorders>
               <w:top w:val="single" w:sz="4" w:space="0" w:color="C8D0DC"/>
               <w:left w:val="single" w:sz="4" w:space="0" w:color="C8D0DC"/>
@@ -6774,7 +7799,30 @@
         </w:tc>
         <w:tc>
           <w:tcPr>
-            <w:tcW w:w="1584" w:type="dxa"/>
+            <w:tcW w:w="1320" w:type="dxa"/>
+            <w:tcBorders>
+              <w:top w:val="single" w:sz="4" w:space="0" w:color="C8D0DC"/>
+              <w:left w:val="single" w:sz="4" w:space="0" w:color="C8D0DC"/>
+              <w:bottom w:val="single" w:sz="4" w:space="0" w:color="C8D0DC"/>
+              <w:right w:val="single" w:sz="4" w:space="0" w:color="C8D0DC"/>
+            </w:tcBorders>
+            <w:shd w:val="clear" w:color="auto" w:fill="F2F2F2"/>
+          </w:tcPr>
+          <w:p>
+            <w:pPr>
+              <w:pStyle w:val="Compact"/>
+            </w:pPr>
+            <w:r>
+              <w:rPr>
+                <w:sz w:val="20"/>
+              </w:rPr>
+              <w:t>Active Governance Control Plane</w:t>
+            </w:r>
+          </w:p>
+        </w:tc>
+        <w:tc>
+          <w:tcPr>
+            <w:tcW w:w="1320" w:type="dxa"/>
             <w:tcBorders>
               <w:top w:val="single" w:sz="4" w:space="0" w:color="C8D0DC"/>
               <w:left w:val="single" w:sz="4" w:space="0" w:color="C8D0DC"/>
@@ -6797,7 +7845,7 @@
         </w:tc>
         <w:tc>
           <w:tcPr>
-            <w:tcW w:w="1584" w:type="dxa"/>
+            <w:tcW w:w="1320" w:type="dxa"/>
             <w:tcBorders>
               <w:top w:val="single" w:sz="4" w:space="0" w:color="C8D0DC"/>
               <w:left w:val="single" w:sz="4" w:space="0" w:color="C8D0DC"/>
@@ -6820,7 +7868,7 @@
         </w:tc>
         <w:tc>
           <w:tcPr>
-            <w:tcW w:w="1584" w:type="dxa"/>
+            <w:tcW w:w="1320" w:type="dxa"/>
             <w:tcBorders>
               <w:top w:val="single" w:sz="4" w:space="0" w:color="C8D0DC"/>
               <w:left w:val="single" w:sz="4" w:space="0" w:color="C8D0DC"/>
@@ -6845,7 +7893,7 @@
       <w:tr>
         <w:tc>
           <w:tcPr>
-            <w:tcW w:w="1584" w:type="dxa"/>
+            <w:tcW w:w="1320" w:type="dxa"/>
             <w:tcBorders>
               <w:top w:val="single" w:sz="4" w:space="0" w:color="C8D0DC"/>
               <w:left w:val="single" w:sz="4" w:space="0" w:color="C8D0DC"/>
@@ -6870,7 +7918,7 @@
         </w:tc>
         <w:tc>
           <w:tcPr>
-            <w:tcW w:w="1584" w:type="dxa"/>
+            <w:tcW w:w="1320" w:type="dxa"/>
             <w:tcBorders>
               <w:top w:val="single" w:sz="4" w:space="0" w:color="C8D0DC"/>
               <w:left w:val="single" w:sz="4" w:space="0" w:color="C8D0DC"/>
@@ -6893,7 +7941,30 @@
         </w:tc>
         <w:tc>
           <w:tcPr>
-            <w:tcW w:w="1584" w:type="dxa"/>
+            <w:tcW w:w="1320" w:type="dxa"/>
+            <w:tcBorders>
+              <w:top w:val="single" w:sz="4" w:space="0" w:color="C8D0DC"/>
+              <w:left w:val="single" w:sz="4" w:space="0" w:color="C8D0DC"/>
+              <w:bottom w:val="single" w:sz="4" w:space="0" w:color="C8D0DC"/>
+              <w:right w:val="single" w:sz="4" w:space="0" w:color="C8D0DC"/>
+            </w:tcBorders>
+            <w:shd w:val="clear" w:color="auto" w:fill="FFFFFF"/>
+          </w:tcPr>
+          <w:p>
+            <w:pPr>
+              <w:pStyle w:val="Compact"/>
+            </w:pPr>
+            <w:r>
+              <w:rPr>
+                <w:sz w:val="20"/>
+              </w:rPr>
+              <w:t>Entra ID HRIT + SSOT</w:t>
+            </w:r>
+          </w:p>
+        </w:tc>
+        <w:tc>
+          <w:tcPr>
+            <w:tcW w:w="1320" w:type="dxa"/>
             <w:tcBorders>
               <w:top w:val="single" w:sz="4" w:space="0" w:color="C8D0DC"/>
               <w:left w:val="single" w:sz="4" w:space="0" w:color="C8D0DC"/>
@@ -6916,7 +7987,7 @@
         </w:tc>
         <w:tc>
           <w:tcPr>
-            <w:tcW w:w="1584" w:type="dxa"/>
+            <w:tcW w:w="1320" w:type="dxa"/>
             <w:tcBorders>
               <w:top w:val="single" w:sz="4" w:space="0" w:color="C8D0DC"/>
               <w:left w:val="single" w:sz="4" w:space="0" w:color="C8D0DC"/>
@@ -6939,7 +8010,7 @@
         </w:tc>
         <w:tc>
           <w:tcPr>
-            <w:tcW w:w="1584" w:type="dxa"/>
+            <w:tcW w:w="1320" w:type="dxa"/>
             <w:tcBorders>
               <w:top w:val="single" w:sz="4" w:space="0" w:color="C8D0DC"/>
               <w:left w:val="single" w:sz="4" w:space="0" w:color="C8D0DC"/>
@@ -6964,7 +8035,7 @@
       <w:tr>
         <w:tc>
           <w:tcPr>
-            <w:tcW w:w="1584" w:type="dxa"/>
+            <w:tcW w:w="1320" w:type="dxa"/>
             <w:tcBorders>
               <w:top w:val="single" w:sz="4" w:space="0" w:color="C8D0DC"/>
               <w:left w:val="single" w:sz="4" w:space="0" w:color="C8D0DC"/>
@@ -6989,7 +8060,7 @@
         </w:tc>
         <w:tc>
           <w:tcPr>
-            <w:tcW w:w="1584" w:type="dxa"/>
+            <w:tcW w:w="1320" w:type="dxa"/>
             <w:tcBorders>
               <w:top w:val="single" w:sz="4" w:space="0" w:color="C8D0DC"/>
               <w:left w:val="single" w:sz="4" w:space="0" w:color="C8D0DC"/>
@@ -7012,7 +8083,30 @@
         </w:tc>
         <w:tc>
           <w:tcPr>
-            <w:tcW w:w="1584" w:type="dxa"/>
+            <w:tcW w:w="1320" w:type="dxa"/>
+            <w:tcBorders>
+              <w:top w:val="single" w:sz="4" w:space="0" w:color="C8D0DC"/>
+              <w:left w:val="single" w:sz="4" w:space="0" w:color="C8D0DC"/>
+              <w:bottom w:val="single" w:sz="4" w:space="0" w:color="C8D0DC"/>
+              <w:right w:val="single" w:sz="4" w:space="0" w:color="C8D0DC"/>
+            </w:tcBorders>
+            <w:shd w:val="clear" w:color="auto" w:fill="F2F2F2"/>
+          </w:tcPr>
+          <w:p>
+            <w:pPr>
+              <w:pStyle w:val="Compact"/>
+            </w:pPr>
+            <w:r>
+              <w:rPr>
+                <w:sz w:val="20"/>
+              </w:rPr>
+              <w:t>Entra ID + ZTNA Session Logs</w:t>
+            </w:r>
+          </w:p>
+        </w:tc>
+        <w:tc>
+          <w:tcPr>
+            <w:tcW w:w="1320" w:type="dxa"/>
             <w:tcBorders>
               <w:top w:val="single" w:sz="4" w:space="0" w:color="C8D0DC"/>
               <w:left w:val="single" w:sz="4" w:space="0" w:color="C8D0DC"/>
@@ -7035,7 +8129,7 @@
         </w:tc>
         <w:tc>
           <w:tcPr>
-            <w:tcW w:w="1584" w:type="dxa"/>
+            <w:tcW w:w="1320" w:type="dxa"/>
             <w:tcBorders>
               <w:top w:val="single" w:sz="4" w:space="0" w:color="C8D0DC"/>
               <w:left w:val="single" w:sz="4" w:space="0" w:color="C8D0DC"/>
@@ -7058,7 +8152,7 @@
         </w:tc>
         <w:tc>
           <w:tcPr>
-            <w:tcW w:w="1584" w:type="dxa"/>
+            <w:tcW w:w="1320" w:type="dxa"/>
             <w:tcBorders>
               <w:top w:val="single" w:sz="4" w:space="0" w:color="C8D0DC"/>
               <w:left w:val="single" w:sz="4" w:space="0" w:color="C8D0DC"/>
@@ -7083,7 +8177,7 @@
       <w:tr>
         <w:tc>
           <w:tcPr>
-            <w:tcW w:w="1584" w:type="dxa"/>
+            <w:tcW w:w="1320" w:type="dxa"/>
             <w:tcBorders>
               <w:top w:val="single" w:sz="4" w:space="0" w:color="C8D0DC"/>
               <w:left w:val="single" w:sz="4" w:space="0" w:color="C8D0DC"/>
@@ -7108,7 +8202,7 @@
         </w:tc>
         <w:tc>
           <w:tcPr>
-            <w:tcW w:w="1584" w:type="dxa"/>
+            <w:tcW w:w="1320" w:type="dxa"/>
             <w:tcBorders>
               <w:top w:val="single" w:sz="4" w:space="0" w:color="C8D0DC"/>
               <w:left w:val="single" w:sz="4" w:space="0" w:color="C8D0DC"/>
@@ -7131,7 +8225,30 @@
         </w:tc>
         <w:tc>
           <w:tcPr>
-            <w:tcW w:w="1584" w:type="dxa"/>
+            <w:tcW w:w="1320" w:type="dxa"/>
+            <w:tcBorders>
+              <w:top w:val="single" w:sz="4" w:space="0" w:color="C8D0DC"/>
+              <w:left w:val="single" w:sz="4" w:space="0" w:color="C8D0DC"/>
+              <w:bottom w:val="single" w:sz="4" w:space="0" w:color="C8D0DC"/>
+              <w:right w:val="single" w:sz="4" w:space="0" w:color="C8D0DC"/>
+            </w:tcBorders>
+            <w:shd w:val="clear" w:color="auto" w:fill="FFFFFF"/>
+          </w:tcPr>
+          <w:p>
+            <w:pPr>
+              <w:pStyle w:val="Compact"/>
+            </w:pPr>
+            <w:r>
+              <w:rPr>
+                <w:sz w:val="20"/>
+              </w:rPr>
+              <w:t>Active Governance Control Plane</w:t>
+            </w:r>
+          </w:p>
+        </w:tc>
+        <w:tc>
+          <w:tcPr>
+            <w:tcW w:w="1320" w:type="dxa"/>
             <w:tcBorders>
               <w:top w:val="single" w:sz="4" w:space="0" w:color="C8D0DC"/>
               <w:left w:val="single" w:sz="4" w:space="0" w:color="C8D0DC"/>
@@ -7154,7 +8271,7 @@
         </w:tc>
         <w:tc>
           <w:tcPr>
-            <w:tcW w:w="1584" w:type="dxa"/>
+            <w:tcW w:w="1320" w:type="dxa"/>
             <w:tcBorders>
               <w:top w:val="single" w:sz="4" w:space="0" w:color="C8D0DC"/>
               <w:left w:val="single" w:sz="4" w:space="0" w:color="C8D0DC"/>
@@ -7177,7 +8294,7 @@
         </w:tc>
         <w:tc>
           <w:tcPr>
-            <w:tcW w:w="1584" w:type="dxa"/>
+            <w:tcW w:w="1320" w:type="dxa"/>
             <w:tcBorders>
               <w:top w:val="single" w:sz="4" w:space="0" w:color="C8D0DC"/>
               <w:left w:val="single" w:sz="4" w:space="0" w:color="C8D0DC"/>
@@ -7202,7 +8319,7 @@
       <w:tr>
         <w:tc>
           <w:tcPr>
-            <w:tcW w:w="1584" w:type="dxa"/>
+            <w:tcW w:w="1320" w:type="dxa"/>
             <w:tcBorders>
               <w:top w:val="single" w:sz="4" w:space="0" w:color="C8D0DC"/>
               <w:left w:val="single" w:sz="4" w:space="0" w:color="C8D0DC"/>
@@ -7227,7 +8344,7 @@
         </w:tc>
         <w:tc>
           <w:tcPr>
-            <w:tcW w:w="1584" w:type="dxa"/>
+            <w:tcW w:w="1320" w:type="dxa"/>
             <w:tcBorders>
               <w:top w:val="single" w:sz="4" w:space="0" w:color="C8D0DC"/>
               <w:left w:val="single" w:sz="4" w:space="0" w:color="C8D0DC"/>
@@ -7250,7 +8367,30 @@
         </w:tc>
         <w:tc>
           <w:tcPr>
-            <w:tcW w:w="1584" w:type="dxa"/>
+            <w:tcW w:w="1320" w:type="dxa"/>
+            <w:tcBorders>
+              <w:top w:val="single" w:sz="4" w:space="0" w:color="C8D0DC"/>
+              <w:left w:val="single" w:sz="4" w:space="0" w:color="C8D0DC"/>
+              <w:bottom w:val="single" w:sz="4" w:space="0" w:color="C8D0DC"/>
+              <w:right w:val="single" w:sz="4" w:space="0" w:color="C8D0DC"/>
+            </w:tcBorders>
+            <w:shd w:val="clear" w:color="auto" w:fill="F2F2F2"/>
+          </w:tcPr>
+          <w:p>
+            <w:pPr>
+              <w:pStyle w:val="Compact"/>
+            </w:pPr>
+            <w:r>
+              <w:rPr>
+                <w:sz w:val="20"/>
+              </w:rPr>
+              <w:t>SASE / ZTNA + DNS</w:t>
+            </w:r>
+          </w:p>
+        </w:tc>
+        <w:tc>
+          <w:tcPr>
+            <w:tcW w:w="1320" w:type="dxa"/>
             <w:tcBorders>
               <w:top w:val="single" w:sz="4" w:space="0" w:color="C8D0DC"/>
               <w:left w:val="single" w:sz="4" w:space="0" w:color="C8D0DC"/>
@@ -7273,7 +8413,7 @@
         </w:tc>
         <w:tc>
           <w:tcPr>
-            <w:tcW w:w="1584" w:type="dxa"/>
+            <w:tcW w:w="1320" w:type="dxa"/>
             <w:tcBorders>
               <w:top w:val="single" w:sz="4" w:space="0" w:color="C8D0DC"/>
               <w:left w:val="single" w:sz="4" w:space="0" w:color="C8D0DC"/>
@@ -7296,7 +8436,7 @@
         </w:tc>
         <w:tc>
           <w:tcPr>
-            <w:tcW w:w="1584" w:type="dxa"/>
+            <w:tcW w:w="1320" w:type="dxa"/>
             <w:tcBorders>
               <w:top w:val="single" w:sz="4" w:space="0" w:color="C8D0DC"/>
               <w:left w:val="single" w:sz="4" w:space="0" w:color="C8D0DC"/>
@@ -7321,7 +8461,7 @@
       <w:tr>
         <w:tc>
           <w:tcPr>
-            <w:tcW w:w="1584" w:type="dxa"/>
+            <w:tcW w:w="1320" w:type="dxa"/>
             <w:tcBorders>
               <w:top w:val="single" w:sz="4" w:space="0" w:color="C8D0DC"/>
               <w:left w:val="single" w:sz="4" w:space="0" w:color="C8D0DC"/>
@@ -7346,7 +8486,7 @@
         </w:tc>
         <w:tc>
           <w:tcPr>
-            <w:tcW w:w="1584" w:type="dxa"/>
+            <w:tcW w:w="1320" w:type="dxa"/>
             <w:tcBorders>
               <w:top w:val="single" w:sz="4" w:space="0" w:color="C8D0DC"/>
               <w:left w:val="single" w:sz="4" w:space="0" w:color="C8D0DC"/>
@@ -7369,7 +8509,30 @@
         </w:tc>
         <w:tc>
           <w:tcPr>
-            <w:tcW w:w="1584" w:type="dxa"/>
+            <w:tcW w:w="1320" w:type="dxa"/>
+            <w:tcBorders>
+              <w:top w:val="single" w:sz="4" w:space="0" w:color="C8D0DC"/>
+              <w:left w:val="single" w:sz="4" w:space="0" w:color="C8D0DC"/>
+              <w:bottom w:val="single" w:sz="4" w:space="0" w:color="C8D0DC"/>
+              <w:right w:val="single" w:sz="4" w:space="0" w:color="C8D0DC"/>
+            </w:tcBorders>
+            <w:shd w:val="clear" w:color="auto" w:fill="FFFFFF"/>
+          </w:tcPr>
+          <w:p>
+            <w:pPr>
+              <w:pStyle w:val="Compact"/>
+            </w:pPr>
+            <w:r>
+              <w:rPr>
+                <w:sz w:val="20"/>
+              </w:rPr>
+              <w:t>Active Governance + InfoBlox</w:t>
+            </w:r>
+          </w:p>
+        </w:tc>
+        <w:tc>
+          <w:tcPr>
+            <w:tcW w:w="1320" w:type="dxa"/>
             <w:tcBorders>
               <w:top w:val="single" w:sz="4" w:space="0" w:color="C8D0DC"/>
               <w:left w:val="single" w:sz="4" w:space="0" w:color="C8D0DC"/>
@@ -7392,7 +8555,7 @@
         </w:tc>
         <w:tc>
           <w:tcPr>
-            <w:tcW w:w="1584" w:type="dxa"/>
+            <w:tcW w:w="1320" w:type="dxa"/>
             <w:tcBorders>
               <w:top w:val="single" w:sz="4" w:space="0" w:color="C8D0DC"/>
               <w:left w:val="single" w:sz="4" w:space="0" w:color="C8D0DC"/>
@@ -7415,7 +8578,7 @@
         </w:tc>
         <w:tc>
           <w:tcPr>
-            <w:tcW w:w="1584" w:type="dxa"/>
+            <w:tcW w:w="1320" w:type="dxa"/>
             <w:tcBorders>
               <w:top w:val="single" w:sz="4" w:space="0" w:color="C8D0DC"/>
               <w:left w:val="single" w:sz="4" w:space="0" w:color="C8D0DC"/>
@@ -7473,7 +8636,7 @@
     </w:p>
     <w:p>
       <w:r>
-        <w:pict w14:anchorId="43198FC4">
+        <w:pict w14:anchorId="2B83082C">
           <v:rect id="_x0000_i1029" style="width:0;height:1.5pt" o:hralign="center" o:hrstd="t" o:hr="t"/>
         </w:pict>
       </w:r>
@@ -7483,7 +8646,7 @@
         <w:pStyle w:val="Heading1"/>
       </w:pPr>
       <w:bookmarkStart w:id="20" w:name="combined-control-closure-summary"/>
-      <w:bookmarkStart w:id="21" w:name="_Toc233815966"/>
+      <w:bookmarkStart w:id="21" w:name="_Toc233816403"/>
       <w:bookmarkEnd w:id="14"/>
       <w:bookmarkEnd w:id="18"/>
       <w:r>
@@ -7493,21 +8656,151 @@
     </w:p>
     <w:p>
       <w:pPr>
+        <w:pStyle w:val="CaptionedFigure"/>
+      </w:pPr>
+      <w:r>
+        <w:rPr>
+          <w:noProof/>
+        </w:rPr>
+        <w:drawing>
+          <wp:inline distT="0" distB="0" distL="0" distR="0" wp14:anchorId="5CDD3B7A" wp14:editId="2E3F99B4">
+            <wp:extent cx="5334000" cy="2564423"/>
+            <wp:effectExtent l="0" t="0" r="0" b="0"/>
+            <wp:docPr id="23" name="Picture" descr="NIST SP 800-53 Control Closure by Family and Track — Parts 1, 2, and 3"/>
+            <wp:cNvGraphicFramePr/>
+            <a:graphic xmlns:a="http://schemas.openxmlformats.org/drawingml/2006/main">
+              <a:graphicData uri="http://schemas.openxmlformats.org/drawingml/2006/picture">
+                <pic:pic xmlns:pic="http://schemas.openxmlformats.org/drawingml/2006/picture">
+                  <pic:nvPicPr>
+                    <pic:cNvPr id="24" name="Picture" descr="figs/es-fig-02-control-closure-chart.png"/>
+                    <pic:cNvPicPr>
+                      <a:picLocks noChangeAspect="1" noChangeArrowheads="1"/>
+                    </pic:cNvPicPr>
+                  </pic:nvPicPr>
+                  <pic:blipFill>
+                    <a:blip r:embed="rId6"/>
+                    <a:stretch>
+                      <a:fillRect/>
+                    </a:stretch>
+                  </pic:blipFill>
+                  <pic:spPr bwMode="auto">
+                    <a:xfrm>
+                      <a:off x="0" y="0"/>
+                      <a:ext cx="5334000" cy="2564423"/>
+                    </a:xfrm>
+                    <a:prstGeom prst="rect">
+                      <a:avLst/>
+                    </a:prstGeom>
+                    <a:noFill/>
+                    <a:ln w="9525">
+                      <a:noFill/>
+                      <a:headEnd/>
+                      <a:tailEnd/>
+                    </a:ln>
+                  </pic:spPr>
+                </pic:pic>
+              </a:graphicData>
+            </a:graphic>
+          </wp:inline>
+        </w:drawing>
+      </w:r>
+    </w:p>
+    <w:p>
+      <w:pPr>
+        <w:pStyle w:val="ImageCaption"/>
+      </w:pPr>
+      <w:r>
+        <w:t>NIST SP 800-53 Control Closure by Family and Track — Parts 1, 2, and 3</w:t>
+      </w:r>
+    </w:p>
+    <w:p>
+      <w:pPr>
         <w:pStyle w:val="Heading2"/>
       </w:pPr>
-      <w:bookmarkStart w:id="22" w:name="X0d7bcfa32f59948563b01663c05d62bd551a7f8"/>
-      <w:bookmarkStart w:id="23" w:name="_Toc233815967"/>
+      <w:bookmarkStart w:id="22" w:name="technology-to-control-mapping"/>
+      <w:bookmarkStart w:id="23" w:name="_Toc233816404"/>
       <w:r>
-        <w:t>4.1 Total Controls Closed Across All Three Implementations</w:t>
+        <w:t>4.1 Technology to Control Mapping</w:t>
       </w:r>
       <w:bookmarkEnd w:id="23"/>
+    </w:p>
+    <w:p>
+      <w:pPr>
+        <w:pStyle w:val="CaptionedFigure"/>
+      </w:pPr>
+      <w:r>
+        <w:rPr>
+          <w:noProof/>
+        </w:rPr>
+        <w:drawing>
+          <wp:inline distT="0" distB="0" distL="0" distR="0" wp14:anchorId="58F854D2" wp14:editId="49DAF29A">
+            <wp:extent cx="5334000" cy="1795096"/>
+            <wp:effectExtent l="0" t="0" r="0" b="0"/>
+            <wp:docPr id="26" name="Picture" descr="Which Technology Closes Which NIST Control Family"/>
+            <wp:cNvGraphicFramePr/>
+            <a:graphic xmlns:a="http://schemas.openxmlformats.org/drawingml/2006/main">
+              <a:graphicData uri="http://schemas.openxmlformats.org/drawingml/2006/picture">
+                <pic:pic xmlns:pic="http://schemas.openxmlformats.org/drawingml/2006/picture">
+                  <pic:nvPicPr>
+                    <pic:cNvPr id="27" name="Picture" descr="figs/es-fig-03-tech-control-map.png"/>
+                    <pic:cNvPicPr>
+                      <a:picLocks noChangeAspect="1" noChangeArrowheads="1"/>
+                    </pic:cNvPicPr>
+                  </pic:nvPicPr>
+                  <pic:blipFill>
+                    <a:blip r:embed="rId7"/>
+                    <a:stretch>
+                      <a:fillRect/>
+                    </a:stretch>
+                  </pic:blipFill>
+                  <pic:spPr bwMode="auto">
+                    <a:xfrm>
+                      <a:off x="0" y="0"/>
+                      <a:ext cx="5334000" cy="1795096"/>
+                    </a:xfrm>
+                    <a:prstGeom prst="rect">
+                      <a:avLst/>
+                    </a:prstGeom>
+                    <a:noFill/>
+                    <a:ln w="9525">
+                      <a:noFill/>
+                      <a:headEnd/>
+                      <a:tailEnd/>
+                    </a:ln>
+                  </pic:spPr>
+                </pic:pic>
+              </a:graphicData>
+            </a:graphic>
+          </wp:inline>
+        </w:drawing>
+      </w:r>
+    </w:p>
+    <w:p>
+      <w:pPr>
+        <w:pStyle w:val="ImageCaption"/>
+      </w:pPr>
+      <w:r>
+        <w:t>Which Technology Closes Which NIST Control Family</w:t>
+      </w:r>
+    </w:p>
+    <w:p>
+      <w:pPr>
+        <w:pStyle w:val="Heading2"/>
+      </w:pPr>
+      <w:bookmarkStart w:id="24" w:name="X0d7bcfa32f59948563b01663c05d62bd551a7f8"/>
+      <w:bookmarkStart w:id="25" w:name="_Toc233816405"/>
+      <w:bookmarkEnd w:id="22"/>
+      <w:r>
+        <w:t>4.2 Total Controls Closed Across All Three Implementations</w:t>
+      </w:r>
+      <w:bookmarkEnd w:id="25"/>
     </w:p>
     <w:p>
       <w:pPr>
         <w:pStyle w:val="TableCaption"/>
       </w:pPr>
       <w:r>
-        <w:t>Combined Control Coverage by Family</w:t>
+        <w:t>Combined Control Coverage by Family and Technology</w:t>
       </w:r>
     </w:p>
     <w:tbl>
@@ -7516,12 +8809,13 @@
         <w:tblW w:w="5000" w:type="pct"/>
         <w:tblLayout w:type="fixed"/>
         <w:tblLook w:val="0020" w:firstRow="1" w:lastRow="0" w:firstColumn="0" w:lastColumn="0" w:noHBand="0" w:noVBand="0"/>
-        <w:tblCaption w:val="Combined Control Coverage by Family"/>
+        <w:tblCaption w:val="Combined Control Coverage by Family and Technology"/>
       </w:tblPr>
       <w:tblGrid>
-        <w:gridCol w:w="3192"/>
-        <w:gridCol w:w="3192"/>
-        <w:gridCol w:w="3192"/>
+        <w:gridCol w:w="2394"/>
+        <w:gridCol w:w="2394"/>
+        <w:gridCol w:w="2394"/>
+        <w:gridCol w:w="2394"/>
       </w:tblGrid>
       <w:tr>
         <w:trPr>
@@ -7530,7 +8824,7 @@
         </w:trPr>
         <w:tc>
           <w:tcPr>
-            <w:tcW w:w="2640" w:type="dxa"/>
+            <w:tcW w:w="1980" w:type="dxa"/>
             <w:tcBorders>
               <w:top w:val="single" w:sz="4" w:space="0" w:color="C8D0DC"/>
               <w:left w:val="single" w:sz="4" w:space="0" w:color="C8D0DC"/>
@@ -7555,7 +8849,7 @@
         </w:tc>
         <w:tc>
           <w:tcPr>
-            <w:tcW w:w="2640" w:type="dxa"/>
+            <w:tcW w:w="1980" w:type="dxa"/>
             <w:tcBorders>
               <w:top w:val="single" w:sz="4" w:space="0" w:color="C8D0DC"/>
               <w:left w:val="single" w:sz="4" w:space="0" w:color="C8D0DC"/>
@@ -7574,13 +8868,13 @@
                 <w:color w:val="FFFFFF"/>
                 <w:sz w:val="20"/>
               </w:rPr>
-              <w:t>Controls Closed</w:t>
-            </w:r>
-          </w:p>
-        </w:tc>
-        <w:tc>
-          <w:tcPr>
-            <w:tcW w:w="2640" w:type="dxa"/>
+              <w:t>Technology</w:t>
+            </w:r>
+          </w:p>
+        </w:tc>
+        <w:tc>
+          <w:tcPr>
+            <w:tcW w:w="1980" w:type="dxa"/>
             <w:tcBorders>
               <w:top w:val="single" w:sz="4" w:space="0" w:color="C8D0DC"/>
               <w:left w:val="single" w:sz="4" w:space="0" w:color="C8D0DC"/>
@@ -7599,6 +8893,31 @@
                 <w:color w:val="FFFFFF"/>
                 <w:sz w:val="20"/>
               </w:rPr>
+              <w:t>Controls Closed</w:t>
+            </w:r>
+          </w:p>
+        </w:tc>
+        <w:tc>
+          <w:tcPr>
+            <w:tcW w:w="1980" w:type="dxa"/>
+            <w:tcBorders>
+              <w:top w:val="single" w:sz="4" w:space="0" w:color="C8D0DC"/>
+              <w:left w:val="single" w:sz="4" w:space="0" w:color="C8D0DC"/>
+              <w:bottom w:val="single" w:sz="4" w:space="0" w:color="C8D0DC"/>
+              <w:right w:val="single" w:sz="4" w:space="0" w:color="C8D0DC"/>
+            </w:tcBorders>
+            <w:shd w:val="clear" w:color="auto" w:fill="1F3864"/>
+          </w:tcPr>
+          <w:p>
+            <w:pPr>
+              <w:pStyle w:val="Compact"/>
+            </w:pPr>
+            <w:r>
+              <w:rPr>
+                <w:b/>
+                <w:color w:val="FFFFFF"/>
+                <w:sz w:val="20"/>
+              </w:rPr>
               <w:t>Implementing Track</w:t>
             </w:r>
           </w:p>
@@ -7607,7 +8926,7 @@
       <w:tr>
         <w:tc>
           <w:tcPr>
-            <w:tcW w:w="2640" w:type="dxa"/>
+            <w:tcW w:w="1980" w:type="dxa"/>
             <w:tcBorders>
               <w:top w:val="single" w:sz="4" w:space="0" w:color="C8D0DC"/>
               <w:left w:val="single" w:sz="4" w:space="0" w:color="C8D0DC"/>
@@ -7638,7 +8957,30 @@
         </w:tc>
         <w:tc>
           <w:tcPr>
-            <w:tcW w:w="2640" w:type="dxa"/>
+            <w:tcW w:w="1980" w:type="dxa"/>
+            <w:tcBorders>
+              <w:top w:val="single" w:sz="4" w:space="0" w:color="C8D0DC"/>
+              <w:left w:val="single" w:sz="4" w:space="0" w:color="C8D0DC"/>
+              <w:bottom w:val="single" w:sz="4" w:space="0" w:color="C8D0DC"/>
+              <w:right w:val="single" w:sz="4" w:space="0" w:color="C8D0DC"/>
+            </w:tcBorders>
+            <w:shd w:val="clear" w:color="auto" w:fill="FFFFFF"/>
+          </w:tcPr>
+          <w:p>
+            <w:pPr>
+              <w:pStyle w:val="Compact"/>
+            </w:pPr>
+            <w:r>
+              <w:rPr>
+                <w:sz w:val="20"/>
+              </w:rPr>
+              <w:t>InfoBlox DNSSEC, RPZ, PKI; SD-WAN IPsec; SASE SWG</w:t>
+            </w:r>
+          </w:p>
+        </w:tc>
+        <w:tc>
+          <w:tcPr>
+            <w:tcW w:w="1980" w:type="dxa"/>
             <w:tcBorders>
               <w:top w:val="single" w:sz="4" w:space="0" w:color="C8D0DC"/>
               <w:left w:val="single" w:sz="4" w:space="0" w:color="C8D0DC"/>
@@ -7661,7 +9003,7 @@
         </w:tc>
         <w:tc>
           <w:tcPr>
-            <w:tcW w:w="2640" w:type="dxa"/>
+            <w:tcW w:w="1980" w:type="dxa"/>
             <w:tcBorders>
               <w:top w:val="single" w:sz="4" w:space="0" w:color="C8D0DC"/>
               <w:left w:val="single" w:sz="4" w:space="0" w:color="C8D0DC"/>
@@ -7686,7 +9028,7 @@
       <w:tr>
         <w:tc>
           <w:tcPr>
-            <w:tcW w:w="2640" w:type="dxa"/>
+            <w:tcW w:w="1980" w:type="dxa"/>
             <w:tcBorders>
               <w:top w:val="single" w:sz="4" w:space="0" w:color="C8D0DC"/>
               <w:left w:val="single" w:sz="4" w:space="0" w:color="C8D0DC"/>
@@ -7711,13 +9053,42 @@
               <w:rPr>
                 <w:sz w:val="20"/>
               </w:rPr>
-              <w:t xml:space="preserve"> — Configuration Management</w:t>
-            </w:r>
-          </w:p>
-        </w:tc>
-        <w:tc>
-          <w:tcPr>
-            <w:tcW w:w="2640" w:type="dxa"/>
+              <w:t xml:space="preserve"> </w:t>
+            </w:r>
+            <w:r>
+              <w:rPr>
+                <w:sz w:val="20"/>
+              </w:rPr>
+              <w:t>— Configuration Management</w:t>
+            </w:r>
+          </w:p>
+        </w:tc>
+        <w:tc>
+          <w:tcPr>
+            <w:tcW w:w="1980" w:type="dxa"/>
+            <w:tcBorders>
+              <w:top w:val="single" w:sz="4" w:space="0" w:color="C8D0DC"/>
+              <w:left w:val="single" w:sz="4" w:space="0" w:color="C8D0DC"/>
+              <w:bottom w:val="single" w:sz="4" w:space="0" w:color="C8D0DC"/>
+              <w:right w:val="single" w:sz="4" w:space="0" w:color="C8D0DC"/>
+            </w:tcBorders>
+            <w:shd w:val="clear" w:color="auto" w:fill="F2F2F2"/>
+          </w:tcPr>
+          <w:p>
+            <w:pPr>
+              <w:pStyle w:val="Compact"/>
+            </w:pPr>
+            <w:r>
+              <w:rPr>
+                <w:sz w:val="20"/>
+              </w:rPr>
+              <w:t>InfoBlox IPAM; Active Governance Control Plane</w:t>
+            </w:r>
+          </w:p>
+        </w:tc>
+        <w:tc>
+          <w:tcPr>
+            <w:tcW w:w="1980" w:type="dxa"/>
             <w:tcBorders>
               <w:top w:val="single" w:sz="4" w:space="0" w:color="C8D0DC"/>
               <w:left w:val="single" w:sz="4" w:space="0" w:color="C8D0DC"/>
@@ -7740,7 +9111,7 @@
         </w:tc>
         <w:tc>
           <w:tcPr>
-            <w:tcW w:w="2640" w:type="dxa"/>
+            <w:tcW w:w="1980" w:type="dxa"/>
             <w:tcBorders>
               <w:top w:val="single" w:sz="4" w:space="0" w:color="C8D0DC"/>
               <w:left w:val="single" w:sz="4" w:space="0" w:color="C8D0DC"/>
@@ -7765,7 +9136,7 @@
       <w:tr>
         <w:tc>
           <w:tcPr>
-            <w:tcW w:w="2640" w:type="dxa"/>
+            <w:tcW w:w="1980" w:type="dxa"/>
             <w:tcBorders>
               <w:top w:val="single" w:sz="4" w:space="0" w:color="C8D0DC"/>
               <w:left w:val="single" w:sz="4" w:space="0" w:color="C8D0DC"/>
@@ -7796,7 +9167,30 @@
         </w:tc>
         <w:tc>
           <w:tcPr>
-            <w:tcW w:w="2640" w:type="dxa"/>
+            <w:tcW w:w="1980" w:type="dxa"/>
+            <w:tcBorders>
+              <w:top w:val="single" w:sz="4" w:space="0" w:color="C8D0DC"/>
+              <w:left w:val="single" w:sz="4" w:space="0" w:color="C8D0DC"/>
+              <w:bottom w:val="single" w:sz="4" w:space="0" w:color="C8D0DC"/>
+              <w:right w:val="single" w:sz="4" w:space="0" w:color="C8D0DC"/>
+            </w:tcBorders>
+            <w:shd w:val="clear" w:color="auto" w:fill="FFFFFF"/>
+          </w:tcPr>
+          <w:p>
+            <w:pPr>
+              <w:pStyle w:val="Compact"/>
+            </w:pPr>
+            <w:r>
+              <w:rPr>
+                <w:sz w:val="20"/>
+              </w:rPr>
+              <w:t>InfoBlox Syslog; SASE Session Logs; Entra ID Logs</w:t>
+            </w:r>
+          </w:p>
+        </w:tc>
+        <w:tc>
+          <w:tcPr>
+            <w:tcW w:w="1980" w:type="dxa"/>
             <w:tcBorders>
               <w:top w:val="single" w:sz="4" w:space="0" w:color="C8D0DC"/>
               <w:left w:val="single" w:sz="4" w:space="0" w:color="C8D0DC"/>
@@ -7819,7 +9213,7 @@
         </w:tc>
         <w:tc>
           <w:tcPr>
-            <w:tcW w:w="2640" w:type="dxa"/>
+            <w:tcW w:w="1980" w:type="dxa"/>
             <w:tcBorders>
               <w:top w:val="single" w:sz="4" w:space="0" w:color="C8D0DC"/>
               <w:left w:val="single" w:sz="4" w:space="0" w:color="C8D0DC"/>
@@ -7844,7 +9238,7 @@
       <w:tr>
         <w:tc>
           <w:tcPr>
-            <w:tcW w:w="2640" w:type="dxa"/>
+            <w:tcW w:w="1980" w:type="dxa"/>
             <w:tcBorders>
               <w:top w:val="single" w:sz="4" w:space="0" w:color="C8D0DC"/>
               <w:left w:val="single" w:sz="4" w:space="0" w:color="C8D0DC"/>
@@ -7875,7 +9269,30 @@
         </w:tc>
         <w:tc>
           <w:tcPr>
-            <w:tcW w:w="2640" w:type="dxa"/>
+            <w:tcW w:w="1980" w:type="dxa"/>
+            <w:tcBorders>
+              <w:top w:val="single" w:sz="4" w:space="0" w:color="C8D0DC"/>
+              <w:left w:val="single" w:sz="4" w:space="0" w:color="C8D0DC"/>
+              <w:bottom w:val="single" w:sz="4" w:space="0" w:color="C8D0DC"/>
+              <w:right w:val="single" w:sz="4" w:space="0" w:color="C8D0DC"/>
+            </w:tcBorders>
+            <w:shd w:val="clear" w:color="auto" w:fill="F2F2F2"/>
+          </w:tcPr>
+          <w:p>
+            <w:pPr>
+              <w:pStyle w:val="Compact"/>
+            </w:pPr>
+            <w:r>
+              <w:rPr>
+                <w:sz w:val="20"/>
+              </w:rPr>
+              <w:t>InfoBlox PKI / SCEP; Entra ID Conditional Access; Intune MDM</w:t>
+            </w:r>
+          </w:p>
+        </w:tc>
+        <w:tc>
+          <w:tcPr>
+            <w:tcW w:w="1980" w:type="dxa"/>
             <w:tcBorders>
               <w:top w:val="single" w:sz="4" w:space="0" w:color="C8D0DC"/>
               <w:left w:val="single" w:sz="4" w:space="0" w:color="C8D0DC"/>
@@ -7898,7 +9315,7 @@
         </w:tc>
         <w:tc>
           <w:tcPr>
-            <w:tcW w:w="2640" w:type="dxa"/>
+            <w:tcW w:w="1980" w:type="dxa"/>
             <w:tcBorders>
               <w:top w:val="single" w:sz="4" w:space="0" w:color="C8D0DC"/>
               <w:left w:val="single" w:sz="4" w:space="0" w:color="C8D0DC"/>
@@ -7923,7 +9340,7 @@
       <w:tr>
         <w:tc>
           <w:tcPr>
-            <w:tcW w:w="2640" w:type="dxa"/>
+            <w:tcW w:w="1980" w:type="dxa"/>
             <w:tcBorders>
               <w:top w:val="single" w:sz="4" w:space="0" w:color="C8D0DC"/>
               <w:left w:val="single" w:sz="4" w:space="0" w:color="C8D0DC"/>
@@ -7948,19 +9365,36 @@
               <w:rPr>
                 <w:sz w:val="20"/>
               </w:rPr>
-              <w:t xml:space="preserve"> </w:t>
-            </w:r>
-            <w:r>
-              <w:rPr>
-                <w:sz w:val="20"/>
-              </w:rPr>
-              <w:t>— Access Control</w:t>
-            </w:r>
-          </w:p>
-        </w:tc>
-        <w:tc>
-          <w:tcPr>
-            <w:tcW w:w="2640" w:type="dxa"/>
+              <w:t xml:space="preserve"> — Access Control</w:t>
+            </w:r>
+          </w:p>
+        </w:tc>
+        <w:tc>
+          <w:tcPr>
+            <w:tcW w:w="1980" w:type="dxa"/>
+            <w:tcBorders>
+              <w:top w:val="single" w:sz="4" w:space="0" w:color="C8D0DC"/>
+              <w:left w:val="single" w:sz="4" w:space="0" w:color="C8D0DC"/>
+              <w:bottom w:val="single" w:sz="4" w:space="0" w:color="C8D0DC"/>
+              <w:right w:val="single" w:sz="4" w:space="0" w:color="C8D0DC"/>
+            </w:tcBorders>
+            <w:shd w:val="clear" w:color="auto" w:fill="FFFFFF"/>
+          </w:tcPr>
+          <w:p>
+            <w:pPr>
+              <w:pStyle w:val="Compact"/>
+            </w:pPr>
+            <w:r>
+              <w:rPr>
+                <w:sz w:val="20"/>
+              </w:rPr>
+              <w:t>SASE CASB; ZTNA; Entra ID HRIT</w:t>
+            </w:r>
+          </w:p>
+        </w:tc>
+        <w:tc>
+          <w:tcPr>
+            <w:tcW w:w="1980" w:type="dxa"/>
             <w:tcBorders>
               <w:top w:val="single" w:sz="4" w:space="0" w:color="C8D0DC"/>
               <w:left w:val="single" w:sz="4" w:space="0" w:color="C8D0DC"/>
@@ -7983,7 +9417,7 @@
         </w:tc>
         <w:tc>
           <w:tcPr>
-            <w:tcW w:w="2640" w:type="dxa"/>
+            <w:tcW w:w="1980" w:type="dxa"/>
             <w:tcBorders>
               <w:top w:val="single" w:sz="4" w:space="0" w:color="C8D0DC"/>
               <w:left w:val="single" w:sz="4" w:space="0" w:color="C8D0DC"/>
@@ -8008,7 +9442,7 @@
       <w:tr>
         <w:tc>
           <w:tcPr>
-            <w:tcW w:w="2640" w:type="dxa"/>
+            <w:tcW w:w="1980" w:type="dxa"/>
             <w:tcBorders>
               <w:top w:val="single" w:sz="4" w:space="0" w:color="C8D0DC"/>
               <w:left w:val="single" w:sz="4" w:space="0" w:color="C8D0DC"/>
@@ -8033,13 +9467,42 @@
               <w:rPr>
                 <w:sz w:val="20"/>
               </w:rPr>
-              <w:t xml:space="preserve"> — Assessment, Authorization, and Monitoring</w:t>
-            </w:r>
-          </w:p>
-        </w:tc>
-        <w:tc>
-          <w:tcPr>
-            <w:tcW w:w="2640" w:type="dxa"/>
+              <w:t xml:space="preserve"> </w:t>
+            </w:r>
+            <w:r>
+              <w:rPr>
+                <w:sz w:val="20"/>
+              </w:rPr>
+              <w:t>— Assessment, Authorization, and Monitoring</w:t>
+            </w:r>
+          </w:p>
+        </w:tc>
+        <w:tc>
+          <w:tcPr>
+            <w:tcW w:w="1980" w:type="dxa"/>
+            <w:tcBorders>
+              <w:top w:val="single" w:sz="4" w:space="0" w:color="C8D0DC"/>
+              <w:left w:val="single" w:sz="4" w:space="0" w:color="C8D0DC"/>
+              <w:bottom w:val="single" w:sz="4" w:space="0" w:color="C8D0DC"/>
+              <w:right w:val="single" w:sz="4" w:space="0" w:color="C8D0DC"/>
+            </w:tcBorders>
+            <w:shd w:val="clear" w:color="auto" w:fill="F2F2F2"/>
+          </w:tcPr>
+          <w:p>
+            <w:pPr>
+              <w:pStyle w:val="Compact"/>
+            </w:pPr>
+            <w:r>
+              <w:rPr>
+                <w:sz w:val="20"/>
+              </w:rPr>
+              <w:t>SASE Per-session Records; Active Governance Control Plane</w:t>
+            </w:r>
+          </w:p>
+        </w:tc>
+        <w:tc>
+          <w:tcPr>
+            <w:tcW w:w="1980" w:type="dxa"/>
             <w:tcBorders>
               <w:top w:val="single" w:sz="4" w:space="0" w:color="C8D0DC"/>
               <w:left w:val="single" w:sz="4" w:space="0" w:color="C8D0DC"/>
@@ -8062,7 +9525,7 @@
         </w:tc>
         <w:tc>
           <w:tcPr>
-            <w:tcW w:w="2640" w:type="dxa"/>
+            <w:tcW w:w="1980" w:type="dxa"/>
             <w:tcBorders>
               <w:top w:val="single" w:sz="4" w:space="0" w:color="C8D0DC"/>
               <w:left w:val="single" w:sz="4" w:space="0" w:color="C8D0DC"/>
@@ -8087,7 +9550,7 @@
       <w:tr>
         <w:tc>
           <w:tcPr>
-            <w:tcW w:w="2640" w:type="dxa"/>
+            <w:tcW w:w="1980" w:type="dxa"/>
             <w:tcBorders>
               <w:top w:val="single" w:sz="4" w:space="0" w:color="C8D0DC"/>
               <w:left w:val="single" w:sz="4" w:space="0" w:color="C8D0DC"/>
@@ -8118,7 +9581,30 @@
         </w:tc>
         <w:tc>
           <w:tcPr>
-            <w:tcW w:w="2640" w:type="dxa"/>
+            <w:tcW w:w="1980" w:type="dxa"/>
+            <w:tcBorders>
+              <w:top w:val="single" w:sz="4" w:space="0" w:color="C8D0DC"/>
+              <w:left w:val="single" w:sz="4" w:space="0" w:color="C8D0DC"/>
+              <w:bottom w:val="single" w:sz="4" w:space="0" w:color="C8D0DC"/>
+              <w:right w:val="single" w:sz="4" w:space="0" w:color="C8D0DC"/>
+            </w:tcBorders>
+            <w:shd w:val="clear" w:color="auto" w:fill="FFFFFF"/>
+          </w:tcPr>
+          <w:p>
+            <w:pPr>
+              <w:pStyle w:val="Compact"/>
+            </w:pPr>
+            <w:r>
+              <w:rPr>
+                <w:sz w:val="20"/>
+              </w:rPr>
+              <w:t>InfoBlox RPZ + SIEM Integration</w:t>
+            </w:r>
+          </w:p>
+        </w:tc>
+        <w:tc>
+          <w:tcPr>
+            <w:tcW w:w="1980" w:type="dxa"/>
             <w:tcBorders>
               <w:top w:val="single" w:sz="4" w:space="0" w:color="C8D0DC"/>
               <w:left w:val="single" w:sz="4" w:space="0" w:color="C8D0DC"/>
@@ -8141,7 +9627,7 @@
         </w:tc>
         <w:tc>
           <w:tcPr>
-            <w:tcW w:w="2640" w:type="dxa"/>
+            <w:tcW w:w="1980" w:type="dxa"/>
             <w:tcBorders>
               <w:top w:val="single" w:sz="4" w:space="0" w:color="C8D0DC"/>
               <w:left w:val="single" w:sz="4" w:space="0" w:color="C8D0DC"/>
@@ -8166,7 +9652,7 @@
       <w:tr>
         <w:tc>
           <w:tcPr>
-            <w:tcW w:w="2640" w:type="dxa"/>
+            <w:tcW w:w="1980" w:type="dxa"/>
             <w:tcBorders>
               <w:top w:val="single" w:sz="4" w:space="0" w:color="C8D0DC"/>
               <w:left w:val="single" w:sz="4" w:space="0" w:color="C8D0DC"/>
@@ -8197,7 +9683,30 @@
         </w:tc>
         <w:tc>
           <w:tcPr>
-            <w:tcW w:w="2640" w:type="dxa"/>
+            <w:tcW w:w="1980" w:type="dxa"/>
+            <w:tcBorders>
+              <w:top w:val="single" w:sz="4" w:space="0" w:color="C8D0DC"/>
+              <w:left w:val="single" w:sz="4" w:space="0" w:color="C8D0DC"/>
+              <w:bottom w:val="single" w:sz="4" w:space="0" w:color="C8D0DC"/>
+              <w:right w:val="single" w:sz="4" w:space="0" w:color="C8D0DC"/>
+            </w:tcBorders>
+            <w:shd w:val="clear" w:color="auto" w:fill="F2F2F2"/>
+          </w:tcPr>
+          <w:p>
+            <w:pPr>
+              <w:pStyle w:val="Compact"/>
+            </w:pPr>
+            <w:r>
+              <w:rPr>
+                <w:sz w:val="20"/>
+              </w:rPr>
+              <w:t>InfoBlox RPZ + TIDE; SASE SWG; Entra ID HRIT</w:t>
+            </w:r>
+          </w:p>
+        </w:tc>
+        <w:tc>
+          <w:tcPr>
+            <w:tcW w:w="1980" w:type="dxa"/>
             <w:tcBorders>
               <w:top w:val="single" w:sz="4" w:space="0" w:color="C8D0DC"/>
               <w:left w:val="single" w:sz="4" w:space="0" w:color="C8D0DC"/>
@@ -8220,7 +9729,7 @@
         </w:tc>
         <w:tc>
           <w:tcPr>
-            <w:tcW w:w="2640" w:type="dxa"/>
+            <w:tcW w:w="1980" w:type="dxa"/>
             <w:tcBorders>
               <w:top w:val="single" w:sz="4" w:space="0" w:color="C8D0DC"/>
               <w:left w:val="single" w:sz="4" w:space="0" w:color="C8D0DC"/>
@@ -8245,7 +9754,7 @@
       <w:tr>
         <w:tc>
           <w:tcPr>
-            <w:tcW w:w="2640" w:type="dxa"/>
+            <w:tcW w:w="1980" w:type="dxa"/>
             <w:tcBorders>
               <w:top w:val="single" w:sz="4" w:space="0" w:color="C8D0DC"/>
               <w:left w:val="single" w:sz="4" w:space="0" w:color="C8D0DC"/>
@@ -8276,7 +9785,30 @@
         </w:tc>
         <w:tc>
           <w:tcPr>
-            <w:tcW w:w="2640" w:type="dxa"/>
+            <w:tcW w:w="1980" w:type="dxa"/>
+            <w:tcBorders>
+              <w:top w:val="single" w:sz="4" w:space="0" w:color="C8D0DC"/>
+              <w:left w:val="single" w:sz="4" w:space="0" w:color="C8D0DC"/>
+              <w:bottom w:val="single" w:sz="4" w:space="0" w:color="C8D0DC"/>
+              <w:right w:val="single" w:sz="4" w:space="0" w:color="C8D0DC"/>
+            </w:tcBorders>
+            <w:shd w:val="clear" w:color="auto" w:fill="FFFFFF"/>
+          </w:tcPr>
+          <w:p>
+            <w:pPr>
+              <w:pStyle w:val="Compact"/>
+            </w:pPr>
+            <w:r>
+              <w:rPr>
+                <w:sz w:val="20"/>
+              </w:rPr>
+              <w:t>InfoBlox DNS Forwarders; SSP Documentation</w:t>
+            </w:r>
+          </w:p>
+        </w:tc>
+        <w:tc>
+          <w:tcPr>
+            <w:tcW w:w="1980" w:type="dxa"/>
             <w:tcBorders>
               <w:top w:val="single" w:sz="4" w:space="0" w:color="C8D0DC"/>
               <w:left w:val="single" w:sz="4" w:space="0" w:color="C8D0DC"/>
@@ -8299,7 +9831,7 @@
         </w:tc>
         <w:tc>
           <w:tcPr>
-            <w:tcW w:w="2640" w:type="dxa"/>
+            <w:tcW w:w="1980" w:type="dxa"/>
             <w:tcBorders>
               <w:top w:val="single" w:sz="4" w:space="0" w:color="C8D0DC"/>
               <w:left w:val="single" w:sz="4" w:space="0" w:color="C8D0DC"/>
@@ -8324,7 +9856,7 @@
       <w:tr>
         <w:tc>
           <w:tcPr>
-            <w:tcW w:w="2640" w:type="dxa"/>
+            <w:tcW w:w="1980" w:type="dxa"/>
             <w:tcBorders>
               <w:top w:val="single" w:sz="4" w:space="0" w:color="C8D0DC"/>
               <w:left w:val="single" w:sz="4" w:space="0" w:color="C8D0DC"/>
@@ -8355,7 +9887,30 @@
         </w:tc>
         <w:tc>
           <w:tcPr>
-            <w:tcW w:w="2640" w:type="dxa"/>
+            <w:tcW w:w="1980" w:type="dxa"/>
+            <w:tcBorders>
+              <w:top w:val="single" w:sz="4" w:space="0" w:color="C8D0DC"/>
+              <w:left w:val="single" w:sz="4" w:space="0" w:color="C8D0DC"/>
+              <w:bottom w:val="single" w:sz="4" w:space="0" w:color="C8D0DC"/>
+              <w:right w:val="single" w:sz="4" w:space="0" w:color="C8D0DC"/>
+            </w:tcBorders>
+            <w:shd w:val="clear" w:color="auto" w:fill="F2F2F2"/>
+          </w:tcPr>
+          <w:p>
+            <w:pPr>
+              <w:pStyle w:val="Compact"/>
+            </w:pPr>
+            <w:r>
+              <w:rPr>
+                <w:sz w:val="20"/>
+              </w:rPr>
+              <w:t>InfoBlox Inherited FedRAMP ATO</w:t>
+            </w:r>
+          </w:p>
+        </w:tc>
+        <w:tc>
+          <w:tcPr>
+            <w:tcW w:w="1980" w:type="dxa"/>
             <w:tcBorders>
               <w:top w:val="single" w:sz="4" w:space="0" w:color="C8D0DC"/>
               <w:left w:val="single" w:sz="4" w:space="0" w:color="C8D0DC"/>
@@ -8378,7 +9933,7 @@
         </w:tc>
         <w:tc>
           <w:tcPr>
-            <w:tcW w:w="2640" w:type="dxa"/>
+            <w:tcW w:w="1980" w:type="dxa"/>
             <w:tcBorders>
               <w:top w:val="single" w:sz="4" w:space="0" w:color="C8D0DC"/>
               <w:left w:val="single" w:sz="4" w:space="0" w:color="C8D0DC"/>
@@ -8405,13 +9960,13 @@
       <w:pPr>
         <w:pStyle w:val="Heading2"/>
       </w:pPr>
-      <w:bookmarkStart w:id="24" w:name="control-count-comparison"/>
-      <w:bookmarkStart w:id="25" w:name="_Toc233815968"/>
-      <w:bookmarkEnd w:id="22"/>
+      <w:bookmarkStart w:id="26" w:name="control-count-comparison"/>
+      <w:bookmarkStart w:id="27" w:name="_Toc233816406"/>
+      <w:bookmarkEnd w:id="24"/>
       <w:r>
-        <w:t>4.2 Control Count Comparison</w:t>
+        <w:t>4.3 Control Count Comparison</w:t>
       </w:r>
-      <w:bookmarkEnd w:id="25"/>
+      <w:bookmarkEnd w:id="27"/>
     </w:p>
     <w:p>
       <w:pPr>
@@ -8430,10 +9985,11 @@
         <w:tblCaption w:val="Control Closure Summary"/>
       </w:tblPr>
       <w:tblGrid>
-        <w:gridCol w:w="2394"/>
-        <w:gridCol w:w="2394"/>
-        <w:gridCol w:w="2394"/>
-        <w:gridCol w:w="2394"/>
+        <w:gridCol w:w="1916"/>
+        <w:gridCol w:w="1915"/>
+        <w:gridCol w:w="1915"/>
+        <w:gridCol w:w="1915"/>
+        <w:gridCol w:w="1915"/>
       </w:tblGrid>
       <w:tr>
         <w:trPr>
@@ -8442,7 +9998,7 @@
         </w:trPr>
         <w:tc>
           <w:tcPr>
-            <w:tcW w:w="1980" w:type="dxa"/>
+            <w:tcW w:w="1584" w:type="dxa"/>
             <w:tcBorders>
               <w:top w:val="single" w:sz="4" w:space="0" w:color="C8D0DC"/>
               <w:left w:val="single" w:sz="4" w:space="0" w:color="C8D0DC"/>
@@ -8467,7 +10023,7 @@
         </w:tc>
         <w:tc>
           <w:tcPr>
-            <w:tcW w:w="1980" w:type="dxa"/>
+            <w:tcW w:w="1584" w:type="dxa"/>
             <w:tcBorders>
               <w:top w:val="single" w:sz="4" w:space="0" w:color="C8D0DC"/>
               <w:left w:val="single" w:sz="4" w:space="0" w:color="C8D0DC"/>
@@ -8486,13 +10042,13 @@
                 <w:color w:val="FFFFFF"/>
                 <w:sz w:val="20"/>
               </w:rPr>
-              <w:t>Controls Open (Current)</w:t>
-            </w:r>
-          </w:p>
-        </w:tc>
-        <w:tc>
-          <w:tcPr>
-            <w:tcW w:w="1980" w:type="dxa"/>
+              <w:t>Technology</w:t>
+            </w:r>
+          </w:p>
+        </w:tc>
+        <w:tc>
+          <w:tcPr>
+            <w:tcW w:w="1584" w:type="dxa"/>
             <w:tcBorders>
               <w:top w:val="single" w:sz="4" w:space="0" w:color="C8D0DC"/>
               <w:left w:val="single" w:sz="4" w:space="0" w:color="C8D0DC"/>
@@ -8511,13 +10067,13 @@
                 <w:color w:val="FFFFFF"/>
                 <w:sz w:val="20"/>
               </w:rPr>
-              <w:t>Controls Closed (After)</w:t>
-            </w:r>
-          </w:p>
-        </w:tc>
-        <w:tc>
-          <w:tcPr>
-            <w:tcW w:w="1980" w:type="dxa"/>
+              <w:t>Controls Open (Current)</w:t>
+            </w:r>
+          </w:p>
+        </w:tc>
+        <w:tc>
+          <w:tcPr>
+            <w:tcW w:w="1584" w:type="dxa"/>
             <w:tcBorders>
               <w:top w:val="single" w:sz="4" w:space="0" w:color="C8D0DC"/>
               <w:left w:val="single" w:sz="4" w:space="0" w:color="C8D0DC"/>
@@ -8536,6 +10092,31 @@
                 <w:color w:val="FFFFFF"/>
                 <w:sz w:val="20"/>
               </w:rPr>
+              <w:t>Controls Closed (After)</w:t>
+            </w:r>
+          </w:p>
+        </w:tc>
+        <w:tc>
+          <w:tcPr>
+            <w:tcW w:w="1584" w:type="dxa"/>
+            <w:tcBorders>
+              <w:top w:val="single" w:sz="4" w:space="0" w:color="C8D0DC"/>
+              <w:left w:val="single" w:sz="4" w:space="0" w:color="C8D0DC"/>
+              <w:bottom w:val="single" w:sz="4" w:space="0" w:color="C8D0DC"/>
+              <w:right w:val="single" w:sz="4" w:space="0" w:color="C8D0DC"/>
+            </w:tcBorders>
+            <w:shd w:val="clear" w:color="auto" w:fill="1F3864"/>
+          </w:tcPr>
+          <w:p>
+            <w:pPr>
+              <w:pStyle w:val="Compact"/>
+            </w:pPr>
+            <w:r>
+              <w:rPr>
+                <w:b/>
+                <w:color w:val="FFFFFF"/>
+                <w:sz w:val="20"/>
+              </w:rPr>
               <w:t>Net Reduction</w:t>
             </w:r>
           </w:p>
@@ -8544,7 +10125,7 @@
       <w:tr>
         <w:tc>
           <w:tcPr>
-            <w:tcW w:w="1980" w:type="dxa"/>
+            <w:tcW w:w="1584" w:type="dxa"/>
             <w:tcBorders>
               <w:top w:val="single" w:sz="4" w:space="0" w:color="C8D0DC"/>
               <w:left w:val="single" w:sz="4" w:space="0" w:color="C8D0DC"/>
@@ -8567,7 +10148,30 @@
         </w:tc>
         <w:tc>
           <w:tcPr>
-            <w:tcW w:w="1980" w:type="dxa"/>
+            <w:tcW w:w="1584" w:type="dxa"/>
+            <w:tcBorders>
+              <w:top w:val="single" w:sz="4" w:space="0" w:color="C8D0DC"/>
+              <w:left w:val="single" w:sz="4" w:space="0" w:color="C8D0DC"/>
+              <w:bottom w:val="single" w:sz="4" w:space="0" w:color="C8D0DC"/>
+              <w:right w:val="single" w:sz="4" w:space="0" w:color="C8D0DC"/>
+            </w:tcBorders>
+            <w:shd w:val="clear" w:color="auto" w:fill="FFFFFF"/>
+          </w:tcPr>
+          <w:p>
+            <w:pPr>
+              <w:pStyle w:val="Compact"/>
+            </w:pPr>
+            <w:r>
+              <w:rPr>
+                <w:sz w:val="20"/>
+              </w:rPr>
+              <w:t>InfoBlox DDI (DNSSEC, RPZ, IPAM, PKI, Syslog)</w:t>
+            </w:r>
+          </w:p>
+        </w:tc>
+        <w:tc>
+          <w:tcPr>
+            <w:tcW w:w="1584" w:type="dxa"/>
             <w:tcBorders>
               <w:top w:val="single" w:sz="4" w:space="0" w:color="C8D0DC"/>
               <w:left w:val="single" w:sz="4" w:space="0" w:color="C8D0DC"/>
@@ -8590,7 +10194,7 @@
         </w:tc>
         <w:tc>
           <w:tcPr>
-            <w:tcW w:w="1980" w:type="dxa"/>
+            <w:tcW w:w="1584" w:type="dxa"/>
             <w:tcBorders>
               <w:top w:val="single" w:sz="4" w:space="0" w:color="C8D0DC"/>
               <w:left w:val="single" w:sz="4" w:space="0" w:color="C8D0DC"/>
@@ -8613,7 +10217,7 @@
         </w:tc>
         <w:tc>
           <w:tcPr>
-            <w:tcW w:w="1980" w:type="dxa"/>
+            <w:tcW w:w="1584" w:type="dxa"/>
             <w:tcBorders>
               <w:top w:val="single" w:sz="4" w:space="0" w:color="C8D0DC"/>
               <w:left w:val="single" w:sz="4" w:space="0" w:color="C8D0DC"/>
@@ -8638,7 +10242,7 @@
       <w:tr>
         <w:tc>
           <w:tcPr>
-            <w:tcW w:w="1980" w:type="dxa"/>
+            <w:tcW w:w="1584" w:type="dxa"/>
             <w:tcBorders>
               <w:top w:val="single" w:sz="4" w:space="0" w:color="C8D0DC"/>
               <w:left w:val="single" w:sz="4" w:space="0" w:color="C8D0DC"/>
@@ -8661,7 +10265,30 @@
         </w:tc>
         <w:tc>
           <w:tcPr>
-            <w:tcW w:w="1980" w:type="dxa"/>
+            <w:tcW w:w="1584" w:type="dxa"/>
+            <w:tcBorders>
+              <w:top w:val="single" w:sz="4" w:space="0" w:color="C8D0DC"/>
+              <w:left w:val="single" w:sz="4" w:space="0" w:color="C8D0DC"/>
+              <w:bottom w:val="single" w:sz="4" w:space="0" w:color="C8D0DC"/>
+              <w:right w:val="single" w:sz="4" w:space="0" w:color="C8D0DC"/>
+            </w:tcBorders>
+            <w:shd w:val="clear" w:color="auto" w:fill="F2F2F2"/>
+          </w:tcPr>
+          <w:p>
+            <w:pPr>
+              <w:pStyle w:val="Compact"/>
+            </w:pPr>
+            <w:r>
+              <w:rPr>
+                <w:sz w:val="20"/>
+              </w:rPr>
+              <w:t>SD-WAN IPsec + SASE (SWG, CASB, FWaaS, ZTNA)</w:t>
+            </w:r>
+          </w:p>
+        </w:tc>
+        <w:tc>
+          <w:tcPr>
+            <w:tcW w:w="1584" w:type="dxa"/>
             <w:tcBorders>
               <w:top w:val="single" w:sz="4" w:space="0" w:color="C8D0DC"/>
               <w:left w:val="single" w:sz="4" w:space="0" w:color="C8D0DC"/>
@@ -8684,7 +10311,7 @@
         </w:tc>
         <w:tc>
           <w:tcPr>
-            <w:tcW w:w="1980" w:type="dxa"/>
+            <w:tcW w:w="1584" w:type="dxa"/>
             <w:tcBorders>
               <w:top w:val="single" w:sz="4" w:space="0" w:color="C8D0DC"/>
               <w:left w:val="single" w:sz="4" w:space="0" w:color="C8D0DC"/>
@@ -8707,7 +10334,7 @@
         </w:tc>
         <w:tc>
           <w:tcPr>
-            <w:tcW w:w="1980" w:type="dxa"/>
+            <w:tcW w:w="1584" w:type="dxa"/>
             <w:tcBorders>
               <w:top w:val="single" w:sz="4" w:space="0" w:color="C8D0DC"/>
               <w:left w:val="single" w:sz="4" w:space="0" w:color="C8D0DC"/>
@@ -8732,7 +10359,7 @@
       <w:tr>
         <w:tc>
           <w:tcPr>
-            <w:tcW w:w="1980" w:type="dxa"/>
+            <w:tcW w:w="1584" w:type="dxa"/>
             <w:tcBorders>
               <w:top w:val="single" w:sz="4" w:space="0" w:color="C8D0DC"/>
               <w:left w:val="single" w:sz="4" w:space="0" w:color="C8D0DC"/>
@@ -8755,7 +10382,30 @@
         </w:tc>
         <w:tc>
           <w:tcPr>
-            <w:tcW w:w="1980" w:type="dxa"/>
+            <w:tcW w:w="1584" w:type="dxa"/>
+            <w:tcBorders>
+              <w:top w:val="single" w:sz="4" w:space="0" w:color="C8D0DC"/>
+              <w:left w:val="single" w:sz="4" w:space="0" w:color="C8D0DC"/>
+              <w:bottom w:val="single" w:sz="4" w:space="0" w:color="C8D0DC"/>
+              <w:right w:val="single" w:sz="4" w:space="0" w:color="C8D0DC"/>
+            </w:tcBorders>
+            <w:shd w:val="clear" w:color="auto" w:fill="FFFFFF"/>
+          </w:tcPr>
+          <w:p>
+            <w:pPr>
+              <w:pStyle w:val="Compact"/>
+            </w:pPr>
+            <w:r>
+              <w:rPr>
+                <w:sz w:val="20"/>
+              </w:rPr>
+              <w:t>Entra ID, Intune MDM, ZTNA, Active Governance</w:t>
+            </w:r>
+          </w:p>
+        </w:tc>
+        <w:tc>
+          <w:tcPr>
+            <w:tcW w:w="1584" w:type="dxa"/>
             <w:tcBorders>
               <w:top w:val="single" w:sz="4" w:space="0" w:color="C8D0DC"/>
               <w:left w:val="single" w:sz="4" w:space="0" w:color="C8D0DC"/>
@@ -8778,7 +10428,7 @@
         </w:tc>
         <w:tc>
           <w:tcPr>
-            <w:tcW w:w="1980" w:type="dxa"/>
+            <w:tcW w:w="1584" w:type="dxa"/>
             <w:tcBorders>
               <w:top w:val="single" w:sz="4" w:space="0" w:color="C8D0DC"/>
               <w:left w:val="single" w:sz="4" w:space="0" w:color="C8D0DC"/>
@@ -8801,7 +10451,7 @@
         </w:tc>
         <w:tc>
           <w:tcPr>
-            <w:tcW w:w="1980" w:type="dxa"/>
+            <w:tcW w:w="1584" w:type="dxa"/>
             <w:tcBorders>
               <w:top w:val="single" w:sz="4" w:space="0" w:color="C8D0DC"/>
               <w:left w:val="single" w:sz="4" w:space="0" w:color="C8D0DC"/>
@@ -8826,7 +10476,7 @@
       <w:tr>
         <w:tc>
           <w:tcPr>
-            <w:tcW w:w="1980" w:type="dxa"/>
+            <w:tcW w:w="1584" w:type="dxa"/>
             <w:tcBorders>
               <w:top w:val="single" w:sz="4" w:space="0" w:color="C8D0DC"/>
               <w:left w:val="single" w:sz="4" w:space="0" w:color="C8D0DC"/>
@@ -8851,7 +10501,7 @@
         </w:tc>
         <w:tc>
           <w:tcPr>
-            <w:tcW w:w="1980" w:type="dxa"/>
+            <w:tcW w:w="1584" w:type="dxa"/>
             <w:tcBorders>
               <w:top w:val="single" w:sz="4" w:space="0" w:color="C8D0DC"/>
               <w:left w:val="single" w:sz="4" w:space="0" w:color="C8D0DC"/>
@@ -8870,13 +10520,13 @@
                 <w:bCs/>
                 <w:sz w:val="20"/>
               </w:rPr>
-              <w:t>35 open / partially satisfied</w:t>
-            </w:r>
-          </w:p>
-        </w:tc>
-        <w:tc>
-          <w:tcPr>
-            <w:tcW w:w="1980" w:type="dxa"/>
+              <w:t>InfoBlox + SD-WAN/SASE + Entra ID/ZTNA</w:t>
+            </w:r>
+          </w:p>
+        </w:tc>
+        <w:tc>
+          <w:tcPr>
+            <w:tcW w:w="1584" w:type="dxa"/>
             <w:tcBorders>
               <w:top w:val="single" w:sz="4" w:space="0" w:color="C8D0DC"/>
               <w:left w:val="single" w:sz="4" w:space="0" w:color="C8D0DC"/>
@@ -8895,13 +10545,38 @@
                 <w:bCs/>
                 <w:sz w:val="20"/>
               </w:rPr>
+              <w:t>35 open / partially satisfied</w:t>
+            </w:r>
+          </w:p>
+        </w:tc>
+        <w:tc>
+          <w:tcPr>
+            <w:tcW w:w="1584" w:type="dxa"/>
+            <w:tcBorders>
+              <w:top w:val="single" w:sz="4" w:space="0" w:color="C8D0DC"/>
+              <w:left w:val="single" w:sz="4" w:space="0" w:color="C8D0DC"/>
+              <w:bottom w:val="single" w:sz="4" w:space="0" w:color="C8D0DC"/>
+              <w:right w:val="single" w:sz="4" w:space="0" w:color="C8D0DC"/>
+            </w:tcBorders>
+            <w:shd w:val="clear" w:color="auto" w:fill="F2F2F2"/>
+          </w:tcPr>
+          <w:p>
+            <w:pPr>
+              <w:pStyle w:val="Compact"/>
+            </w:pPr>
+            <w:r>
+              <w:rPr>
+                <w:b/>
+                <w:bCs/>
+                <w:sz w:val="20"/>
+              </w:rPr>
               <w:t>27 distinct controls closed</w:t>
             </w:r>
           </w:p>
         </w:tc>
         <w:tc>
           <w:tcPr>
-            <w:tcW w:w="1980" w:type="dxa"/>
+            <w:tcW w:w="1584" w:type="dxa"/>
             <w:tcBorders>
               <w:top w:val="single" w:sz="4" w:space="0" w:color="C8D0DC"/>
               <w:left w:val="single" w:sz="4" w:space="0" w:color="C8D0DC"/>
@@ -8938,20 +10613,23 @@
         <w:t>Why 27 distinct controls from 35 entries:</w:t>
       </w:r>
       <w:r>
-        <w:t xml:space="preserve"> Several controls appear in more than one track (SC-7, SC-20/21, AU-2/AU-12, CM-8, CA-7). Where tracks address the same control at different layers (e.g., DNS-layer SC-7 in Part 1 and network-layer SC-7 in Part 2), both implementations contribute to the same control and together provide more complete evidence than either alone.</w:t>
+        <w:t xml:space="preserve"> </w:t>
+      </w:r>
+      <w:r>
+        <w:t>Several controls appear in more than one track (SC-7, SC-20/21, AU-2/AU-12, CM-8, CA-7). Where tracks address the same control at different layers (e.g., DNS-layer SC-7 in Part 1 and network-layer SC-7 in Part 2), both implementations contribute to the same control and together provide more complete evidence than either alone.</w:t>
       </w:r>
     </w:p>
     <w:p>
       <w:pPr>
         <w:pStyle w:val="Heading2"/>
       </w:pPr>
-      <w:bookmarkStart w:id="26" w:name="what-closed-means-under-fedramp-20x"/>
-      <w:bookmarkStart w:id="27" w:name="_Toc233815969"/>
-      <w:bookmarkEnd w:id="24"/>
+      <w:bookmarkStart w:id="28" w:name="what-closed-means-under-fedramp-20x"/>
+      <w:bookmarkStart w:id="29" w:name="_Toc233816407"/>
+      <w:bookmarkEnd w:id="26"/>
       <w:r>
-        <w:t>4.3 What “Closed” Means Under FedRAMP 20x</w:t>
+        <w:t>4.4 What “Closed” Means Under FedRAMP 20x</w:t>
       </w:r>
-      <w:bookmarkEnd w:id="27"/>
+      <w:bookmarkEnd w:id="29"/>
     </w:p>
     <w:p>
       <w:pPr>
@@ -9147,7 +10825,7 @@
     </w:p>
     <w:p>
       <w:r>
-        <w:pict w14:anchorId="46AD327C">
+        <w:pict w14:anchorId="6F99D084">
           <v:rect id="_x0000_i1030" style="width:0;height:1.5pt" o:hralign="center" o:hrstd="t" o:hr="t"/>
         </w:pict>
       </w:r>
@@ -9156,18 +10834,77 @@
       <w:pPr>
         <w:pStyle w:val="Heading1"/>
       </w:pPr>
-      <w:bookmarkStart w:id="28" w:name="implementation-priority-and-sequencing"/>
-      <w:bookmarkStart w:id="29" w:name="_Toc233815970"/>
+      <w:bookmarkStart w:id="30" w:name="implementation-priority-and-sequencing"/>
+      <w:bookmarkStart w:id="31" w:name="_Toc233816408"/>
       <w:bookmarkEnd w:id="20"/>
-      <w:bookmarkEnd w:id="26"/>
+      <w:bookmarkEnd w:id="28"/>
       <w:r>
         <w:t>5. Implementation Priority and Sequencing</w:t>
       </w:r>
-      <w:bookmarkEnd w:id="29"/>
+      <w:bookmarkEnd w:id="31"/>
     </w:p>
     <w:p>
       <w:pPr>
-        <w:pStyle w:val="FirstParagraph"/>
+        <w:pStyle w:val="CaptionedFigure"/>
+      </w:pPr>
+      <w:r>
+        <w:rPr>
+          <w:noProof/>
+        </w:rPr>
+        <w:drawing>
+          <wp:inline distT="0" distB="0" distL="0" distR="0" wp14:anchorId="7AE1383C" wp14:editId="2D373F5F">
+            <wp:extent cx="5334000" cy="1589942"/>
+            <wp:effectExtent l="0" t="0" r="0" b="0"/>
+            <wp:docPr id="34" name="Picture" descr="Implementation Sequencing — Path to FedRAMP 20x Mandatory Compliance by January 1 2027"/>
+            <wp:cNvGraphicFramePr/>
+            <a:graphic xmlns:a="http://schemas.openxmlformats.org/drawingml/2006/main">
+              <a:graphicData uri="http://schemas.openxmlformats.org/drawingml/2006/picture">
+                <pic:pic xmlns:pic="http://schemas.openxmlformats.org/drawingml/2006/picture">
+                  <pic:nvPicPr>
+                    <pic:cNvPr id="35" name="Picture" descr="figs/es-fig-04-sequencing-roadmap.png"/>
+                    <pic:cNvPicPr>
+                      <a:picLocks noChangeAspect="1" noChangeArrowheads="1"/>
+                    </pic:cNvPicPr>
+                  </pic:nvPicPr>
+                  <pic:blipFill>
+                    <a:blip r:embed="rId8"/>
+                    <a:stretch>
+                      <a:fillRect/>
+                    </a:stretch>
+                  </pic:blipFill>
+                  <pic:spPr bwMode="auto">
+                    <a:xfrm>
+                      <a:off x="0" y="0"/>
+                      <a:ext cx="5334000" cy="1589942"/>
+                    </a:xfrm>
+                    <a:prstGeom prst="rect">
+                      <a:avLst/>
+                    </a:prstGeom>
+                    <a:noFill/>
+                    <a:ln w="9525">
+                      <a:noFill/>
+                      <a:headEnd/>
+                      <a:tailEnd/>
+                    </a:ln>
+                  </pic:spPr>
+                </pic:pic>
+              </a:graphicData>
+            </a:graphic>
+          </wp:inline>
+        </w:drawing>
+      </w:r>
+    </w:p>
+    <w:p>
+      <w:pPr>
+        <w:pStyle w:val="ImageCaption"/>
+      </w:pPr>
+      <w:r>
+        <w:t>Implementation Sequencing — Path to FedRAMP 20x Mandatory Compliance by January 1 2027</w:t>
+      </w:r>
+    </w:p>
+    <w:p>
+      <w:pPr>
+        <w:pStyle w:val="BodyText"/>
       </w:pPr>
       <w:r>
         <w:t>The three tracks are independent enough to be procured and initiated in parallel, but there is a natural sequencing based on dependencies and risk:</w:t>
@@ -9178,7 +10915,7 @@
         <w:pStyle w:val="TableCaption"/>
       </w:pPr>
       <w:r>
-        <w:t>Implementation Priority and Sequencing</w:t>
+        <w:t>Implementation Priority, Technology, and Sequencing</w:t>
       </w:r>
     </w:p>
     <w:tbl>
@@ -9187,12 +10924,13 @@
         <w:tblW w:w="5000" w:type="pct"/>
         <w:tblLayout w:type="fixed"/>
         <w:tblLook w:val="0020" w:firstRow="1" w:lastRow="0" w:firstColumn="0" w:lastColumn="0" w:noHBand="0" w:noVBand="0"/>
-        <w:tblCaption w:val="Implementation Priority and Sequencing"/>
+        <w:tblCaption w:val="Implementation Priority, Technology, and Sequencing"/>
       </w:tblPr>
       <w:tblGrid>
-        <w:gridCol w:w="3192"/>
-        <w:gridCol w:w="3192"/>
-        <w:gridCol w:w="3192"/>
+        <w:gridCol w:w="2394"/>
+        <w:gridCol w:w="2394"/>
+        <w:gridCol w:w="2394"/>
+        <w:gridCol w:w="2394"/>
       </w:tblGrid>
       <w:tr>
         <w:trPr>
@@ -9201,7 +10939,7 @@
         </w:trPr>
         <w:tc>
           <w:tcPr>
-            <w:tcW w:w="2640" w:type="dxa"/>
+            <w:tcW w:w="1980" w:type="dxa"/>
             <w:tcBorders>
               <w:top w:val="single" w:sz="4" w:space="0" w:color="C8D0DC"/>
               <w:left w:val="single" w:sz="4" w:space="0" w:color="C8D0DC"/>
@@ -9226,7 +10964,7 @@
         </w:tc>
         <w:tc>
           <w:tcPr>
-            <w:tcW w:w="2640" w:type="dxa"/>
+            <w:tcW w:w="1980" w:type="dxa"/>
             <w:tcBorders>
               <w:top w:val="single" w:sz="4" w:space="0" w:color="C8D0DC"/>
               <w:left w:val="single" w:sz="4" w:space="0" w:color="C8D0DC"/>
@@ -9251,7 +10989,7 @@
         </w:tc>
         <w:tc>
           <w:tcPr>
-            <w:tcW w:w="2640" w:type="dxa"/>
+            <w:tcW w:w="1980" w:type="dxa"/>
             <w:tcBorders>
               <w:top w:val="single" w:sz="4" w:space="0" w:color="C8D0DC"/>
               <w:left w:val="single" w:sz="4" w:space="0" w:color="C8D0DC"/>
@@ -9270,6 +11008,31 @@
                 <w:color w:val="FFFFFF"/>
                 <w:sz w:val="20"/>
               </w:rPr>
+              <w:t>Technology</w:t>
+            </w:r>
+          </w:p>
+        </w:tc>
+        <w:tc>
+          <w:tcPr>
+            <w:tcW w:w="1980" w:type="dxa"/>
+            <w:tcBorders>
+              <w:top w:val="single" w:sz="4" w:space="0" w:color="C8D0DC"/>
+              <w:left w:val="single" w:sz="4" w:space="0" w:color="C8D0DC"/>
+              <w:bottom w:val="single" w:sz="4" w:space="0" w:color="C8D0DC"/>
+              <w:right w:val="single" w:sz="4" w:space="0" w:color="C8D0DC"/>
+            </w:tcBorders>
+            <w:shd w:val="clear" w:color="auto" w:fill="1F3864"/>
+          </w:tcPr>
+          <w:p>
+            <w:pPr>
+              <w:pStyle w:val="Compact"/>
+            </w:pPr>
+            <w:r>
+              <w:rPr>
+                <w:b/>
+                <w:color w:val="FFFFFF"/>
+                <w:sz w:val="20"/>
+              </w:rPr>
               <w:t>Rationale</w:t>
             </w:r>
           </w:p>
@@ -9278,7 +11041,7 @@
       <w:tr>
         <w:tc>
           <w:tcPr>
-            <w:tcW w:w="2640" w:type="dxa"/>
+            <w:tcW w:w="1980" w:type="dxa"/>
             <w:tcBorders>
               <w:top w:val="single" w:sz="4" w:space="0" w:color="C8D0DC"/>
               <w:left w:val="single" w:sz="4" w:space="0" w:color="C8D0DC"/>
@@ -9303,7 +11066,7 @@
         </w:tc>
         <w:tc>
           <w:tcPr>
-            <w:tcW w:w="2640" w:type="dxa"/>
+            <w:tcW w:w="1980" w:type="dxa"/>
             <w:tcBorders>
               <w:top w:val="single" w:sz="4" w:space="0" w:color="C8D0DC"/>
               <w:left w:val="single" w:sz="4" w:space="0" w:color="C8D0DC"/>
@@ -9326,7 +11089,30 @@
         </w:tc>
         <w:tc>
           <w:tcPr>
-            <w:tcW w:w="2640" w:type="dxa"/>
+            <w:tcW w:w="1980" w:type="dxa"/>
+            <w:tcBorders>
+              <w:top w:val="single" w:sz="4" w:space="0" w:color="C8D0DC"/>
+              <w:left w:val="single" w:sz="4" w:space="0" w:color="C8D0DC"/>
+              <w:bottom w:val="single" w:sz="4" w:space="0" w:color="C8D0DC"/>
+              <w:right w:val="single" w:sz="4" w:space="0" w:color="C8D0DC"/>
+            </w:tcBorders>
+            <w:shd w:val="clear" w:color="auto" w:fill="FFFFFF"/>
+          </w:tcPr>
+          <w:p>
+            <w:pPr>
+              <w:pStyle w:val="Compact"/>
+            </w:pPr>
+            <w:r>
+              <w:rPr>
+                <w:sz w:val="20"/>
+              </w:rPr>
+              <w:t>InfoBlox DDI (DNSSEC, RPZ, IPAM, PKI, Syslog)</w:t>
+            </w:r>
+          </w:p>
+        </w:tc>
+        <w:tc>
+          <w:tcPr>
+            <w:tcW w:w="1980" w:type="dxa"/>
             <w:tcBorders>
               <w:top w:val="single" w:sz="4" w:space="0" w:color="C8D0DC"/>
               <w:left w:val="single" w:sz="4" w:space="0" w:color="C8D0DC"/>
@@ -9351,7 +11137,7 @@
       <w:tr>
         <w:tc>
           <w:tcPr>
-            <w:tcW w:w="2640" w:type="dxa"/>
+            <w:tcW w:w="1980" w:type="dxa"/>
             <w:tcBorders>
               <w:top w:val="single" w:sz="4" w:space="0" w:color="C8D0DC"/>
               <w:left w:val="single" w:sz="4" w:space="0" w:color="C8D0DC"/>
@@ -9376,7 +11162,7 @@
         </w:tc>
         <w:tc>
           <w:tcPr>
-            <w:tcW w:w="2640" w:type="dxa"/>
+            <w:tcW w:w="1980" w:type="dxa"/>
             <w:tcBorders>
               <w:top w:val="single" w:sz="4" w:space="0" w:color="C8D0DC"/>
               <w:left w:val="single" w:sz="4" w:space="0" w:color="C8D0DC"/>
@@ -9399,7 +11185,30 @@
         </w:tc>
         <w:tc>
           <w:tcPr>
-            <w:tcW w:w="2640" w:type="dxa"/>
+            <w:tcW w:w="1980" w:type="dxa"/>
+            <w:tcBorders>
+              <w:top w:val="single" w:sz="4" w:space="0" w:color="C8D0DC"/>
+              <w:left w:val="single" w:sz="4" w:space="0" w:color="C8D0DC"/>
+              <w:bottom w:val="single" w:sz="4" w:space="0" w:color="C8D0DC"/>
+              <w:right w:val="single" w:sz="4" w:space="0" w:color="C8D0DC"/>
+            </w:tcBorders>
+            <w:shd w:val="clear" w:color="auto" w:fill="F2F2F2"/>
+          </w:tcPr>
+          <w:p>
+            <w:pPr>
+              <w:pStyle w:val="Compact"/>
+            </w:pPr>
+            <w:r>
+              <w:rPr>
+                <w:sz w:val="20"/>
+              </w:rPr>
+              <w:t>SD-WAN (Cisco/VMware/Palo Alto) + SASE (Zscaler/Netskope/Prisma)</w:t>
+            </w:r>
+          </w:p>
+        </w:tc>
+        <w:tc>
+          <w:tcPr>
+            <w:tcW w:w="1980" w:type="dxa"/>
             <w:tcBorders>
               <w:top w:val="single" w:sz="4" w:space="0" w:color="C8D0DC"/>
               <w:left w:val="single" w:sz="4" w:space="0" w:color="C8D0DC"/>
@@ -9424,7 +11233,7 @@
       <w:tr>
         <w:tc>
           <w:tcPr>
-            <w:tcW w:w="2640" w:type="dxa"/>
+            <w:tcW w:w="1980" w:type="dxa"/>
             <w:tcBorders>
               <w:top w:val="single" w:sz="4" w:space="0" w:color="C8D0DC"/>
               <w:left w:val="single" w:sz="4" w:space="0" w:color="C8D0DC"/>
@@ -9449,7 +11258,7 @@
         </w:tc>
         <w:tc>
           <w:tcPr>
-            <w:tcW w:w="2640" w:type="dxa"/>
+            <w:tcW w:w="1980" w:type="dxa"/>
             <w:tcBorders>
               <w:top w:val="single" w:sz="4" w:space="0" w:color="C8D0DC"/>
               <w:left w:val="single" w:sz="4" w:space="0" w:color="C8D0DC"/>
@@ -9472,7 +11281,30 @@
         </w:tc>
         <w:tc>
           <w:tcPr>
-            <w:tcW w:w="2640" w:type="dxa"/>
+            <w:tcW w:w="1980" w:type="dxa"/>
+            <w:tcBorders>
+              <w:top w:val="single" w:sz="4" w:space="0" w:color="C8D0DC"/>
+              <w:left w:val="single" w:sz="4" w:space="0" w:color="C8D0DC"/>
+              <w:bottom w:val="single" w:sz="4" w:space="0" w:color="C8D0DC"/>
+              <w:right w:val="single" w:sz="4" w:space="0" w:color="C8D0DC"/>
+            </w:tcBorders>
+            <w:shd w:val="clear" w:color="auto" w:fill="FFFFFF"/>
+          </w:tcPr>
+          <w:p>
+            <w:pPr>
+              <w:pStyle w:val="Compact"/>
+            </w:pPr>
+            <w:r>
+              <w:rPr>
+                <w:sz w:val="20"/>
+              </w:rPr>
+              <w:t>Entra ID, Intune MDM, ZTNA overlay, Active Governance control plane</w:t>
+            </w:r>
+          </w:p>
+        </w:tc>
+        <w:tc>
+          <w:tcPr>
+            <w:tcW w:w="1980" w:type="dxa"/>
             <w:tcBorders>
               <w:top w:val="single" w:sz="4" w:space="0" w:color="C8D0DC"/>
               <w:left w:val="single" w:sz="4" w:space="0" w:color="C8D0DC"/>
@@ -9515,7 +11347,7 @@
     </w:p>
     <w:p>
       <w:r>
-        <w:pict w14:anchorId="7D76A88B">
+        <w:pict w14:anchorId="3B86F6CE">
           <v:rect id="_x0000_i1031" style="width:0;height:1.5pt" o:hralign="center" o:hrstd="t" o:hr="t"/>
         </w:pict>
       </w:r>
@@ -9524,13 +11356,13 @@
       <w:pPr>
         <w:pStyle w:val="Heading1"/>
       </w:pPr>
-      <w:bookmarkStart w:id="30" w:name="document-references"/>
-      <w:bookmarkStart w:id="31" w:name="_Toc233815971"/>
-      <w:bookmarkEnd w:id="28"/>
+      <w:bookmarkStart w:id="32" w:name="document-references"/>
+      <w:bookmarkStart w:id="33" w:name="_Toc233816409"/>
+      <w:bookmarkEnd w:id="30"/>
       <w:r>
         <w:t>6. Document References</w:t>
       </w:r>
-      <w:bookmarkEnd w:id="31"/>
+      <w:bookmarkEnd w:id="33"/>
     </w:p>
     <w:p>
       <w:pPr>
@@ -9624,7 +11456,7 @@
             <w:pPr>
               <w:pStyle w:val="Compact"/>
             </w:pPr>
-            <w:hyperlink r:id="rId5">
+            <w:hyperlink r:id="rId9">
               <w:r>
                 <w:rPr>
                   <w:rStyle w:val="Hyperlink"/>
@@ -9674,7 +11506,7 @@
             <w:pPr>
               <w:pStyle w:val="Compact"/>
             </w:pPr>
-            <w:hyperlink r:id="rId6">
+            <w:hyperlink r:id="rId10">
               <w:r>
                 <w:rPr>
                   <w:rStyle w:val="Hyperlink"/>
@@ -9724,7 +11556,7 @@
             <w:pPr>
               <w:pStyle w:val="Compact"/>
             </w:pPr>
-            <w:hyperlink r:id="rId7">
+            <w:hyperlink r:id="rId11">
               <w:r>
                 <w:rPr>
                   <w:rStyle w:val="Hyperlink"/>
@@ -10046,7 +11878,7 @@
           </w:p>
         </w:tc>
       </w:tr>
-      <w:bookmarkEnd w:id="30"/>
+      <w:bookmarkEnd w:id="32"/>
     </w:tbl>
     <w:p/>
     <w:sectPr>
@@ -10066,7 +11898,7 @@
   <w:abstractNum w:abstractNumId="0" w15:restartNumberingAfterBreak="0">
     <w:nsid w:val="0000A990"/>
     <w:multiLevelType w:val="multilevel"/>
-    <w:tmpl w:val="75C0C240"/>
+    <w:tmpl w:val="6F70A004"/>
     <w:lvl w:ilvl="0">
       <w:numFmt w:val="bullet"/>
       <w:lvlText w:val=" "/>
@@ -10143,7 +11975,7 @@
   <w:abstractNum w:abstractNumId="1" w15:restartNumberingAfterBreak="0">
     <w:nsid w:val="0000A991"/>
     <w:multiLevelType w:val="multilevel"/>
-    <w:tmpl w:val="F3D0FF7E"/>
+    <w:tmpl w:val="01CAF734"/>
     <w:lvl w:ilvl="0">
       <w:numFmt w:val="bullet"/>
       <w:lvlText w:val=""/>
@@ -10247,7 +12079,7 @@
   <w:abstractNum w:abstractNumId="2" w15:restartNumberingAfterBreak="0">
     <w:nsid w:val="00A99411"/>
     <w:multiLevelType w:val="multilevel"/>
-    <w:tmpl w:val="9C7844D0"/>
+    <w:tmpl w:val="370C1BDA"/>
     <w:lvl w:ilvl="0">
       <w:start w:val="1"/>
       <w:numFmt w:val="decimal"/>
@@ -10330,10 +12162,10 @@
       </w:pPr>
     </w:lvl>
   </w:abstractNum>
-  <w:num w:numId="1" w16cid:durableId="508259229">
+  <w:num w:numId="1" w16cid:durableId="873232537">
     <w:abstractNumId w:val="0"/>
   </w:num>
-  <w:num w:numId="2" w16cid:durableId="1823234449">
+  <w:num w:numId="2" w16cid:durableId="695933600">
     <w:abstractNumId w:val="2"/>
     <w:lvlOverride w:ilvl="0">
       <w:startOverride w:val="1"/>
@@ -10363,7 +12195,7 @@
       <w:startOverride w:val="1"/>
     </w:lvlOverride>
   </w:num>
-  <w:num w:numId="3" w16cid:durableId="258026376">
+  <w:num w:numId="3" w16cid:durableId="814489497">
     <w:abstractNumId w:val="2"/>
     <w:lvlOverride w:ilvl="0">
       <w:startOverride w:val="1"/>
@@ -10393,7 +12225,7 @@
       <w:startOverride w:val="1"/>
     </w:lvlOverride>
   </w:num>
-  <w:num w:numId="4" w16cid:durableId="58599263">
+  <w:num w:numId="4" w16cid:durableId="818378955">
     <w:abstractNumId w:val="1"/>
   </w:num>
 </w:numbering>
@@ -11643,7 +13475,7 @@
     <w:next w:val="Normal"/>
     <w:autoRedefine/>
     <w:uiPriority w:val="39"/>
-    <w:rsid w:val="0054691D"/>
+    <w:rsid w:val="00864E26"/>
     <w:pPr>
       <w:spacing w:after="100"/>
       <w:ind w:left="240"/>
@@ -11655,7 +13487,7 @@
     <w:next w:val="Normal"/>
     <w:autoRedefine/>
     <w:uiPriority w:val="39"/>
-    <w:rsid w:val="0054691D"/>
+    <w:rsid w:val="00864E26"/>
     <w:pPr>
       <w:spacing w:after="100"/>
     </w:pPr>
